--- a/README.docx
+++ b/README.docx
@@ -2,7 +2,7 @@
 <file path=word/document.xml><?xml version="1.0" encoding="utf-8"?>
 <w:document xmlns:w="http://schemas.openxmlformats.org/wordprocessingml/2006/main" xmlns:m="http://schemas.openxmlformats.org/officeDocument/2006/math" xmlns:r="http://schemas.openxmlformats.org/officeDocument/2006/relationships" xmlns:o="urn:schemas-microsoft-com:office:office" xmlns:v="urn:schemas-microsoft-com:vml" xmlns:w10="urn:schemas-microsoft-com:office:word" xmlns:a="http://schemas.openxmlformats.org/drawingml/2006/main" xmlns:pic="http://schemas.openxmlformats.org/drawingml/2006/picture" xmlns:wp="http://schemas.openxmlformats.org/drawingml/2006/wordprocessingDrawing">
   <w:body>
-    <w:bookmarkStart w:id="26" w:name="mutual-fund-shortlister"/>
+    <w:bookmarkStart w:id="28" w:name="mutual-fund-shortlister"/>
     <w:p>
       <w:pPr>
         <w:pStyle w:val="Heading1"/>
@@ -801,7 +801,7 @@
               <w:pStyle w:val="Compact"/>
             </w:pPr>
             <w:r>
-              <w:t xml:space="preserve">Downside capture ratio and quartile consistency (off by default)</w:t>
+              <w:t xml:space="preserve">Downside capture, quartile consistency, Jensen’s alpha and beta (all weight 0 by default)</w:t>
             </w:r>
           </w:p>
         </w:tc>
@@ -1345,6 +1345,107 @@
                 <w:rStyle w:val="VerbatimChar"/>
               </w:rPr>
               <w:t xml:space="preserve">shortlist.py</w:t>
+            </w:r>
+          </w:p>
+        </w:tc>
+      </w:tr>
+      <w:tr>
+        <w:tc>
+          <w:tcPr/>
+          <w:p>
+            <w:pPr>
+              <w:pStyle w:val="Compact"/>
+            </w:pPr>
+            <w:r>
+              <w:rPr>
+                <w:rStyle w:val="VerbatimChar"/>
+              </w:rPr>
+              <w:t xml:space="preserve">check_fund.py</w:t>
+            </w:r>
+          </w:p>
+        </w:tc>
+        <w:tc>
+          <w:tcPr/>
+          <w:p>
+            <w:pPr>
+              <w:pStyle w:val="Compact"/>
+            </w:pPr>
+            <w:r>
+              <w:rPr>
+                <w:b/>
+                <w:bCs/>
+              </w:rPr>
+              <w:t xml:space="preserve">One fund</w:t>
+            </w:r>
+            <w:r>
+              <w:t xml:space="preserve">: give a name or AMFI code → metrics vs peers and benchmark, score/rank, shortlist filters, screen result (see</w:t>
+            </w:r>
+            <w:r>
+              <w:t xml:space="preserve"> </w:t>
+            </w:r>
+            <w:r>
+              <w:t xml:space="preserve">“5. Checking one fund”</w:t>
+            </w:r>
+            <w:r>
+              <w:t xml:space="preserve">)</w:t>
+            </w:r>
+          </w:p>
+        </w:tc>
+      </w:tr>
+      <w:tr>
+        <w:tc>
+          <w:tcPr/>
+          <w:p>
+            <w:pPr>
+              <w:pStyle w:val="Compact"/>
+            </w:pPr>
+            <w:r>
+              <w:rPr>
+                <w:rStyle w:val="VerbatimChar"/>
+              </w:rPr>
+              <w:t xml:space="preserve">rank_funds.py</w:t>
+            </w:r>
+          </w:p>
+        </w:tc>
+        <w:tc>
+          <w:tcPr/>
+          <w:p>
+            <w:pPr>
+              <w:pStyle w:val="Compact"/>
+            </w:pPr>
+            <w:r>
+              <w:rPr>
+                <w:b/>
+                <w:bCs/>
+              </w:rPr>
+              <w:t xml:space="preserve">Rank from a CSV</w:t>
+            </w:r>
+            <w:r>
+              <w:t xml:space="preserve">:</w:t>
+            </w:r>
+            <w:r>
+              <w:t xml:space="preserve"> </w:t>
+            </w:r>
+            <w:r>
+              <w:rPr>
+                <w:rStyle w:val="VerbatimChar"/>
+              </w:rPr>
+              <w:t xml:space="preserve">--input funds.csv</w:t>
+            </w:r>
+            <w:r>
+              <w:t xml:space="preserve"> </w:t>
+            </w:r>
+            <w:r>
+              <w:t xml:space="preserve">of metric values you supply (spec format or the toolkit’s own CSV); no internet (see</w:t>
+            </w:r>
+            <w:r>
+              <w:t xml:space="preserve"> </w:t>
+            </w:r>
+            <w:r>
+              <w:t xml:space="preserve">“6. Ranking a CSV”</w:t>
+            </w:r>
+            <w:r>
+              <w:t xml:space="preserve">)</w:t>
             </w:r>
           </w:p>
         </w:tc>
@@ -5341,10 +5442,10 @@
           <w:b/>
           <w:bCs/>
         </w:rPr>
-        <w:t xml:space="preserve">Rolling 3-year returns</w:t>
-      </w:r>
-      <w:r>
-        <w:t xml:space="preserve">: trailing 3-year CAGR at every month-end; summarised</w:t>
+        <w:t xml:space="preserve">Rolling returns (3 or 5 years)</w:t>
+      </w:r>
+      <w:r>
+        <w:t xml:space="preserve">: trailing CAGR at every month-end; summarised</w:t>
       </w:r>
       <w:r>
         <w:t xml:space="preserve"> </w:t>
@@ -5365,7 +5466,91 @@
         <w:t xml:space="preserve"> </w:t>
       </w:r>
       <w:r>
-        <w:t xml:space="preserve">(share of windows &gt; 0).</w:t>
+        <w:t xml:space="preserve">(share of windows &gt; 0). The window is</w:t>
+      </w:r>
+      <w:r>
+        <w:t xml:space="preserve"> </w:t>
+      </w:r>
+      <w:r>
+        <w:rPr>
+          <w:rStyle w:val="VerbatimChar"/>
+        </w:rPr>
+        <w:t xml:space="preserve">ROLLING_WINDOW_YEARS</w:t>
+      </w:r>
+      <w:r>
+        <w:t xml:space="preserve"> </w:t>
+      </w:r>
+      <w:r>
+        <w:t xml:space="preserve">in</w:t>
+      </w:r>
+      <w:r>
+        <w:t xml:space="preserve"> </w:t>
+      </w:r>
+      <w:r>
+        <w:rPr>
+          <w:rStyle w:val="VerbatimChar"/>
+        </w:rPr>
+        <w:t xml:space="preserve">config.py</w:t>
+      </w:r>
+      <w:r>
+        <w:t xml:space="preserve"> </w:t>
+      </w:r>
+      <w:r>
+        <w:t xml:space="preserve">(default 3), or</w:t>
+      </w:r>
+      <w:r>
+        <w:t xml:space="preserve"> </w:t>
+      </w:r>
+      <w:r>
+        <w:rPr>
+          <w:rStyle w:val="VerbatimChar"/>
+        </w:rPr>
+        <w:t xml:space="preserve">--rolling-years 5</w:t>
+      </w:r>
+      <w:r>
+        <w:t xml:space="preserve"> </w:t>
+      </w:r>
+      <w:r>
+        <w:t xml:space="preserve">on</w:t>
+      </w:r>
+      <w:r>
+        <w:t xml:space="preserve"> </w:t>
+      </w:r>
+      <w:r>
+        <w:rPr>
+          <w:rStyle w:val="VerbatimChar"/>
+        </w:rPr>
+        <w:t xml:space="preserve">shortlist.py</w:t>
+      </w:r>
+      <w:r>
+        <w:t xml:space="preserve"> </w:t>
+      </w:r>
+      <w:r>
+        <w:t xml:space="preserve">and</w:t>
+      </w:r>
+      <w:r>
+        <w:t xml:space="preserve"> </w:t>
+      </w:r>
+      <w:r>
+        <w:rPr>
+          <w:rStyle w:val="VerbatimChar"/>
+        </w:rPr>
+        <w:t xml:space="preserve">check_fund.py</w:t>
+      </w:r>
+      <w:r>
+        <w:t xml:space="preserve">; it also sets the window of the beat-the-benchmark metric and the labels in the</w:t>
+      </w:r>
+      <w:r>
+        <w:t xml:space="preserve"> </w:t>
+      </w:r>
+      <w:r>
+        <w:t xml:space="preserve">reports. At least 12 windows are needed, so a 5-year window needs about 6 years of NAV history;</w:t>
+      </w:r>
+      <w:r>
+        <w:t xml:space="preserve"> </w:t>
+      </w:r>
+      <w:r>
+        <w:t xml:space="preserve">a younger fund simply has that metric missing (handled by the missing-data policy).</w:t>
       </w:r>
     </w:p>
     <w:p>
@@ -5415,13 +5600,178 @@
         <w:t xml:space="preserve">Max drawdown</w:t>
       </w:r>
       <w:r>
-        <w:t xml:space="preserve">: largest peak-to-trough NAV decline over the fund’s history</w:t>
-      </w:r>
-      <w:r>
-        <w:t xml:space="preserve"> </w:t>
-      </w:r>
-      <w:r>
-        <w:t xml:space="preserve">(stored negative; a smaller fall scores higher).</w:t>
+        <w:t xml:space="preserve">: largest peak-to-trough NAV decline over the</w:t>
+      </w:r>
+      <w:r>
+        <w:t xml:space="preserve"> </w:t>
+      </w:r>
+      <w:r>
+        <w:rPr>
+          <w:b/>
+          <w:bCs/>
+        </w:rPr>
+        <w:t xml:space="preserve">last 3 years</w:t>
+      </w:r>
+      <w:r>
+        <w:t xml:space="preserve"> </w:t>
+      </w:r>
+      <w:r>
+        <w:t xml:space="preserve">(</w:t>
+      </w:r>
+      <w:r>
+        <w:rPr>
+          <w:rStyle w:val="VerbatimChar"/>
+        </w:rPr>
+        <w:t xml:space="preserve">DRAWDOWN_WINDOW_YEARS</w:t>
+      </w:r>
+      <w:r>
+        <w:t xml:space="preserve"> </w:t>
+      </w:r>
+      <w:r>
+        <w:t xml:space="preserve">in</w:t>
+      </w:r>
+      <w:r>
+        <w:t xml:space="preserve"> </w:t>
+      </w:r>
+      <w:r>
+        <w:rPr>
+          <w:rStyle w:val="VerbatimChar"/>
+        </w:rPr>
+        <w:t xml:space="preserve">config.py</w:t>
+      </w:r>
+      <w:r>
+        <w:t xml:space="preserve">), the same window for every fund, as the spec asks (stored negative; a smaller fall</w:t>
+      </w:r>
+      <w:r>
+        <w:t xml:space="preserve"> </w:t>
+      </w:r>
+      <w:r>
+        <w:t xml:space="preserve">scores higher). A fund with less than 3 years of history has it missing. Set the option to</w:t>
+      </w:r>
+      <w:r>
+        <w:t xml:space="preserve"> </w:t>
+      </w:r>
+      <w:r>
+        <w:rPr>
+          <w:rStyle w:val="VerbatimChar"/>
+        </w:rPr>
+        <w:t xml:space="preserve">None</w:t>
+      </w:r>
+      <w:r>
+        <w:t xml:space="preserve"> </w:t>
+      </w:r>
+      <w:r>
+        <w:t xml:space="preserve">for the old whole-history figure; the whole-history number is always saved as</w:t>
+      </w:r>
+      <w:r>
+        <w:t xml:space="preserve"> </w:t>
+      </w:r>
+      <w:r>
+        <w:rPr>
+          <w:rStyle w:val="VerbatimChar"/>
+        </w:rPr>
+        <w:t xml:space="preserve">max_drawdown_all</w:t>
+      </w:r>
+      <w:r>
+        <w:t xml:space="preserve">.</w:t>
+      </w:r>
+    </w:p>
+    <w:p>
+      <w:pPr>
+        <w:pStyle w:val="Compact"/>
+        <w:numPr>
+          <w:ilvl w:val="0"/>
+          <w:numId w:val="1004"/>
+        </w:numPr>
+      </w:pPr>
+      <w:r>
+        <w:rPr>
+          <w:b/>
+          <w:bCs/>
+        </w:rPr>
+        <w:t xml:space="preserve">Jensen’s alpha and beta</w:t>
+      </w:r>
+      <w:r>
+        <w:t xml:space="preserve"> </w:t>
+      </w:r>
+      <w:r>
+        <w:t xml:space="preserve">(</w:t>
+      </w:r>
+      <w:r>
+        <w:rPr>
+          <w:rStyle w:val="VerbatimChar"/>
+        </w:rPr>
+        <w:t xml:space="preserve">extra_metrics.py</w:t>
+      </w:r>
+      <w:r>
+        <w:t xml:space="preserve">, weight 0 by default; give them a weight in</w:t>
+      </w:r>
+      <w:r>
+        <w:t xml:space="preserve"> </w:t>
+      </w:r>
+      <w:r>
+        <w:rPr>
+          <w:rStyle w:val="VerbatimChar"/>
+        </w:rPr>
+        <w:t xml:space="preserve">weights.ini</w:t>
+      </w:r>
+      <w:r>
+        <w:t xml:space="preserve"> </w:t>
+      </w:r>
+      <w:r>
+        <w:t xml:space="preserve">to use them): regression of the fund’s monthly returns over the risk-free rate on the</w:t>
+      </w:r>
+      <w:r>
+        <w:t xml:space="preserve"> </w:t>
+      </w:r>
+      <w:r>
+        <w:t xml:space="preserve">benchmark’s, over the last 36 months (at least 24 common months, else missing). Beta is the slope</w:t>
+      </w:r>
+      <w:r>
+        <w:t xml:space="preserve"> </w:t>
+      </w:r>
+      <w:r>
+        <w:t xml:space="preserve">(scored</w:t>
+      </w:r>
+      <w:r>
+        <w:t xml:space="preserve"> </w:t>
+      </w:r>
+      <w:r>
+        <w:rPr>
+          <w:b/>
+          <w:bCs/>
+        </w:rPr>
+        <w:t xml:space="preserve">lower is better</w:t>
+      </w:r>
+      <w:r>
+        <w:t xml:space="preserve">); alpha is the intercept times 12, a per-year figure. The benchmark is the</w:t>
+      </w:r>
+      <w:r>
+        <w:t xml:space="preserve"> </w:t>
+      </w:r>
+      <w:r>
+        <w:t xml:space="preserve">same one used elsewhere, usually an index-fund proxy that trails the true TRI, so alpha is flattered a</w:t>
+      </w:r>
+      <w:r>
+        <w:t xml:space="preserve"> </w:t>
+      </w:r>
+      <w:r>
+        <w:t xml:space="preserve">little; load a real TRI with</w:t>
+      </w:r>
+      <w:r>
+        <w:t xml:space="preserve"> </w:t>
+      </w:r>
+      <w:r>
+        <w:rPr>
+          <w:rStyle w:val="VerbatimChar"/>
+        </w:rPr>
+        <w:t xml:space="preserve">import_tri.py</w:t>
+      </w:r>
+      <w:r>
+        <w:t xml:space="preserve"> </w:t>
+      </w:r>
+      <w:r>
+        <w:t xml:space="preserve">for better accuracy.</w:t>
       </w:r>
     </w:p>
     <w:p>
@@ -9905,13 +10255,22 @@
       </w:r>
     </w:p>
     <w:bookmarkEnd w:id="21"/>
-    <w:bookmarkStart w:id="22" w:name="tests"/>
+    <w:bookmarkStart w:id="22" w:name="checking-one-fund-check_fund.py"/>
     <w:p>
       <w:pPr>
         <w:pStyle w:val="Heading2"/>
       </w:pPr>
       <w:r>
-        <w:t xml:space="preserve">Tests</w:t>
+        <w:t xml:space="preserve">5. Checking one fund:</w:t>
+      </w:r>
+      <w:r>
+        <w:t xml:space="preserve"> </w:t>
+      </w:r>
+      <w:r>
+        <w:rPr>
+          <w:rStyle w:val="VerbatimChar"/>
+        </w:rPr>
+        <w:t xml:space="preserve">check_fund.py</w:t>
       </w:r>
     </w:p>
     <w:p>
@@ -9928,13 +10287,34 @@
         <w:rPr>
           <w:rStyle w:val="NormalTok"/>
         </w:rPr>
-        <w:t xml:space="preserve"> test_scoring.py                </w:t>
+        <w:t xml:space="preserve"> check_fund.py </w:t>
+      </w:r>
+      <w:r>
+        <w:rPr>
+          <w:rStyle w:val="StringTok"/>
+        </w:rPr>
+        <w:t xml:space="preserve">"Axis Small Cap"</w:t>
+      </w:r>
+      <w:r>
+        <w:br/>
+      </w:r>
+      <w:r>
+        <w:rPr>
+          <w:rStyle w:val="ExtensionTok"/>
+        </w:rPr>
+        <w:t xml:space="preserve">python</w:t>
+      </w:r>
+      <w:r>
+        <w:rPr>
+          <w:rStyle w:val="NormalTok"/>
+        </w:rPr>
+        <w:t xml:space="preserve"> check_fund.py 125354                               </w:t>
       </w:r>
       <w:r>
         <w:rPr>
           <w:rStyle w:val="CommentTok"/>
         </w:rPr>
-        <w:t xml:space="preserve"># 94 checks: weights.ini, scoring engine, extra metrics, data checks, filters, build_marketcap, import_tri</w:t>
+        <w:t xml:space="preserve"># AMFI scheme code</w:t>
       </w:r>
       <w:r>
         <w:br/>
@@ -9949,100 +10329,82 @@
         <w:rPr>
           <w:rStyle w:val="NormalTok"/>
         </w:rPr>
-        <w:t xml:space="preserve"> test_pipeline.py               </w:t>
+        <w:t xml:space="preserve"> check_fund.py </w:t>
+      </w:r>
+      <w:r>
+        <w:rPr>
+          <w:rStyle w:val="StringTok"/>
+        </w:rPr>
+        <w:t xml:space="preserve">"Parag Parikh Flexi Cap"</w:t>
+      </w:r>
+      <w:r>
+        <w:rPr>
+          <w:rStyle w:val="NormalTok"/>
+        </w:rPr>
+        <w:t xml:space="preserve"> </w:t>
+      </w:r>
+      <w:r>
+        <w:rPr>
+          <w:rStyle w:val="AttributeTok"/>
+        </w:rPr>
+        <w:t xml:space="preserve">--rolling-years</w:t>
+      </w:r>
+      <w:r>
+        <w:rPr>
+          <w:rStyle w:val="NormalTok"/>
+        </w:rPr>
+        <w:t xml:space="preserve"> 5 </w:t>
+      </w:r>
+      <w:r>
+        <w:rPr>
+          <w:rStyle w:val="AttributeTok"/>
+        </w:rPr>
+        <w:t xml:space="preserve">--no-peers</w:t>
+      </w:r>
+      <w:r>
+        <w:br/>
+      </w:r>
+      <w:r>
+        <w:rPr>
+          <w:rStyle w:val="ExtensionTok"/>
+        </w:rPr>
+        <w:t xml:space="preserve">python</w:t>
+      </w:r>
+      <w:r>
+        <w:rPr>
+          <w:rStyle w:val="NormalTok"/>
+        </w:rPr>
+        <w:t xml:space="preserve"> check_fund.py </w:t>
+      </w:r>
+      <w:r>
+        <w:rPr>
+          <w:rStyle w:val="StringTok"/>
+        </w:rPr>
+        <w:t xml:space="preserve">"Axis Small Cap"</w:t>
+      </w:r>
+      <w:r>
+        <w:rPr>
+          <w:rStyle w:val="NormalTok"/>
+        </w:rPr>
+        <w:t xml:space="preserve"> </w:t>
+      </w:r>
+      <w:r>
+        <w:rPr>
+          <w:rStyle w:val="AttributeTok"/>
+        </w:rPr>
+        <w:t xml:space="preserve">--navall</w:t>
+      </w:r>
+      <w:r>
+        <w:rPr>
+          <w:rStyle w:val="NormalTok"/>
+        </w:rPr>
+        <w:t xml:space="preserve"> NAVAll.txt  </w:t>
       </w:r>
       <w:r>
         <w:rPr>
           <w:rStyle w:val="CommentTok"/>
         </w:rPr>
-        <w:t xml:space="preserve"># 51 checks: shortlist.py end to end (CLI, multi-category, filters, outputs, exit codes) and holdings_import</w:t>
-      </w:r>
-      <w:r>
-        <w:br/>
-      </w:r>
-      <w:r>
-        <w:rPr>
-          <w:rStyle w:val="ExtensionTok"/>
-        </w:rPr>
-        <w:t xml:space="preserve">python</w:t>
-      </w:r>
-      <w:r>
-        <w:rPr>
-          <w:rStyle w:val="NormalTok"/>
-        </w:rPr>
-        <w:t xml:space="preserve"> test_screener_peers.py         </w:t>
-      </w:r>
-      <w:r>
-        <w:rPr>
-          <w:rStyle w:val="CommentTok"/>
-        </w:rPr>
-        <w:t xml:space="preserve"># 17 checks: peer ranking when some funds are left unranked</w:t>
-      </w:r>
-      <w:r>
-        <w:br/>
-      </w:r>
-      <w:r>
-        <w:rPr>
-          <w:rStyle w:val="ExtensionTok"/>
-        </w:rPr>
-        <w:t xml:space="preserve">python</w:t>
-      </w:r>
-      <w:r>
-        <w:rPr>
-          <w:rStyle w:val="NormalTok"/>
-        </w:rPr>
-        <w:t xml:space="preserve"> test_metrics_window.py         </w:t>
-      </w:r>
-      <w:r>
-        <w:rPr>
-          <w:rStyle w:val="CommentTok"/>
-        </w:rPr>
-        <w:t xml:space="preserve"># 18 checks: the aligned 3-year ratio window and the relaxed default filters</w:t>
-      </w:r>
-      <w:r>
-        <w:br/>
-      </w:r>
-      <w:r>
-        <w:rPr>
-          <w:rStyle w:val="ExtensionTok"/>
-        </w:rPr>
-        <w:t xml:space="preserve">python</w:t>
-      </w:r>
-      <w:r>
-        <w:rPr>
-          <w:rStyle w:val="NormalTok"/>
-        </w:rPr>
-        <w:t xml:space="preserve"> test_benchmark.py</w:t>
-      </w:r>
-      <w:r>
-        <w:br/>
-      </w:r>
-      <w:r>
-        <w:rPr>
-          <w:rStyle w:val="ExtensionTok"/>
-        </w:rPr>
-        <w:t xml:space="preserve">python</w:t>
-      </w:r>
-      <w:r>
-        <w:rPr>
-          <w:rStyle w:val="NormalTok"/>
-        </w:rPr>
-        <w:t xml:space="preserve"> test_portfolio_quality.py</w:t>
-      </w:r>
-      <w:r>
-        <w:br/>
-      </w:r>
-      <w:r>
-        <w:rPr>
-          <w:rStyle w:val="ExtensionTok"/>
-        </w:rPr>
-        <w:t xml:space="preserve">python</w:t>
-      </w:r>
-      <w:r>
-        <w:rPr>
-          <w:rStyle w:val="NormalTok"/>
-        </w:rPr>
-        <w:t xml:space="preserve"> test_mf_holdings_screener.py</w:t>
+        <w:t xml:space="preserve"># AMFI file saved in a browser</w:t>
       </w:r>
     </w:p>
     <w:p>
@@ -10050,19 +10412,84 @@
         <w:pStyle w:val="FirstParagraph"/>
       </w:pPr>
       <w:r>
-        <w:t xml:space="preserve">All run offline on synthetic data (the portfolio test builds SEBI-style</w:t>
-      </w:r>
-      <w:r>
-        <w:t xml:space="preserve"> </w:t>
-      </w:r>
-      <w:r>
-        <w:t xml:space="preserve">workbooks, including fraction-style weights, a zip, stale and malformed files).</w:t>
-      </w:r>
-      <w:r>
-        <w:t xml:space="preserve"> </w:t>
-      </w:r>
-      <w:r>
-        <w:t xml:space="preserve">They check the logic; they have</w:t>
+        <w:t xml:space="preserve">It finds the Direct-Growth scheme in AMFI’s NAVAll file (if several fit, it lists them and you pass a</w:t>
+      </w:r>
+      <w:r>
+        <w:t xml:space="preserve"> </w:t>
+      </w:r>
+      <w:r>
+        <w:t xml:space="preserve">scheme code), fetches the NAV history of the fund and of its category peers, and prints and saves</w:t>
+      </w:r>
+      <w:r>
+        <w:t xml:space="preserve"> </w:t>
+      </w:r>
+      <w:r>
+        <w:rPr>
+          <w:rStyle w:val="VerbatimChar"/>
+        </w:rPr>
+        <w:t xml:space="preserve">output/fund_check_&lt;code&gt;.docx</w:t>
+      </w:r>
+      <w:r>
+        <w:t xml:space="preserve">: the screen result (same rules as section 4), rank and score among the</w:t>
+      </w:r>
+      <w:r>
+        <w:t xml:space="preserve"> </w:t>
+      </w:r>
+      <w:r>
+        <w:t xml:space="preserve">peers with the</w:t>
+      </w:r>
+      <w:r>
+        <w:t xml:space="preserve"> </w:t>
+      </w:r>
+      <w:r>
+        <w:rPr>
+          <w:rStyle w:val="VerbatimChar"/>
+        </w:rPr>
+        <w:t xml:space="preserve">weights.ini</w:t>
+      </w:r>
+      <w:r>
+        <w:t xml:space="preserve"> </w:t>
+      </w:r>
+      <w:r>
+        <w:t xml:space="preserve">weights, every metric against the peer median, whether the fund passes the</w:t>
+      </w:r>
+      <w:r>
+        <w:t xml:space="preserve"> </w:t>
+      </w:r>
+      <w:r>
+        <w:rPr>
+          <w:rStyle w:val="VerbatimChar"/>
+        </w:rPr>
+        <w:t xml:space="preserve">config.py</w:t>
+      </w:r>
+      <w:r>
+        <w:t xml:space="preserve"> </w:t>
+      </w:r>
+      <w:r>
+        <w:t xml:space="preserve">hard filters, and the top of its category. Index, fund-of-funds, sectoral and debt funds have</w:t>
+      </w:r>
+      <w:r>
+        <w:t xml:space="preserve"> </w:t>
+      </w:r>
+      <w:r>
+        <w:t xml:space="preserve">no fair peer group, so they are judged on benchmark and absolute returns only.</w:t>
+      </w:r>
+    </w:p>
+    <w:p>
+      <w:pPr>
+        <w:pStyle w:val="BodyText"/>
+      </w:pPr>
+      <w:r>
+        <w:t xml:space="preserve">It answers</w:t>
+      </w:r>
+      <w:r>
+        <w:t xml:space="preserve"> </w:t>
+      </w:r>
+      <w:r>
+        <w:t xml:space="preserve">“how has it done?”</w:t>
+      </w:r>
+      <w:r>
+        <w:t xml:space="preserve">,</w:t>
       </w:r>
       <w:r>
         <w:t xml:space="preserve"> </w:t>
@@ -10078,98 +10505,685 @@
         <w:t xml:space="preserve"> </w:t>
       </w:r>
       <w:r>
-        <w:t xml:space="preserve">been run against real AMC files or the live</w:t>
-      </w:r>
-      <w:r>
-        <w:t xml:space="preserve"> </w:t>
-      </w:r>
-      <w:r>
-        <w:t xml:space="preserve">mfapi.in / AMFI services.</w:t>
-      </w:r>
-      <w:r>
-        <w:t xml:space="preserve"> </w:t>
-      </w:r>
-      <w:r>
-        <w:rPr>
-          <w:rStyle w:val="VerbatimChar"/>
-        </w:rPr>
-        <w:t xml:space="preserve">test_pipeline.py</w:t>
-      </w:r>
-      <w:r>
-        <w:t xml:space="preserve"> </w:t>
-      </w:r>
-      <w:r>
-        <w:t xml:space="preserve">replaces the data layer (scheme list,</w:t>
-      </w:r>
-      <w:r>
-        <w:t xml:space="preserve"> </w:t>
-      </w:r>
-      <w:r>
-        <w:t xml:space="preserve">NAV download, benchmark, holdings) with a simulation, so it proves the plumbing</w:t>
-      </w:r>
-      <w:r>
-        <w:t xml:space="preserve"> </w:t>
-      </w:r>
-      <w:r>
-        <w:t xml:space="preserve">and the outputs, not the live integrations.</w:t>
-      </w:r>
-      <w:r>
-        <w:t xml:space="preserve"> </w:t>
-      </w:r>
-      <w:r>
-        <w:rPr>
-          <w:rStyle w:val="VerbatimChar"/>
-        </w:rPr>
-        <w:t xml:space="preserve">test_mf_holdings_screener.py</w:t>
-      </w:r>
-      <w:r>
-        <w:t xml:space="preserve"> </w:t>
-      </w:r>
-      <w:r>
-        <w:t xml:space="preserve">uses</w:t>
-      </w:r>
-      <w:r>
-        <w:t xml:space="preserve"> </w:t>
-      </w:r>
-      <w:r>
-        <w:t xml:space="preserve">synthetic NAV series and a synthetic AMFI file; it checks the ISIN/name mapping, the</w:t>
-      </w:r>
-      <w:r>
-        <w:t xml:space="preserve"> </w:t>
-      </w:r>
-      <w:r>
-        <w:t xml:space="preserve">verdict rules, the peer ranking and the output file, and says nothing about real</w:t>
-      </w:r>
-      <w:r>
-        <w:t xml:space="preserve"> </w:t>
-      </w:r>
-      <w:r>
-        <w:t xml:space="preserve">funds.</w:t>
-      </w:r>
-      <w:r>
-        <w:t xml:space="preserve"> </w:t>
-      </w:r>
-      <w:r>
-        <w:rPr>
-          <w:rStyle w:val="VerbatimChar"/>
-        </w:rPr>
-        <w:t xml:space="preserve">cdsl_holdings_to_xls.py</w:t>
-      </w:r>
-      <w:r>
-        <w:t xml:space="preserve"> </w:t>
-      </w:r>
-      <w:r>
-        <w:t xml:space="preserve">has no automated tests; it was checked by running it</w:t>
-      </w:r>
-      <w:r>
-        <w:t xml:space="preserve"> </w:t>
-      </w:r>
-      <w:r>
-        <w:t xml:space="preserve">on one real statement and reconciling against the printed totals.</w:t>
+        <w:t xml:space="preserve">“should I invest?”</w:t>
+      </w:r>
+      <w:r>
+        <w:t xml:space="preserve">: the result looks at past NAV data only and</w:t>
+      </w:r>
+      <w:r>
+        <w:t xml:space="preserve"> </w:t>
+      </w:r>
+      <w:r>
+        <w:t xml:space="preserve">ignores your goal, horizon, tax, exit load, fund manager and the fund’s portfolio; the expense ratio is</w:t>
+      </w:r>
+      <w:r>
+        <w:t xml:space="preserve"> </w:t>
+      </w:r>
+      <w:r>
+        <w:t xml:space="preserve">deliberately not used. Exit status 0 = report written, 1 = NAV data could not be fetched, 2 = bad</w:t>
+      </w:r>
+      <w:r>
+        <w:t xml:space="preserve"> </w:t>
+      </w:r>
+      <w:r>
+        <w:t xml:space="preserve">command line / weights file / fund not found or ambiguous.</w:t>
       </w:r>
     </w:p>
     <w:bookmarkEnd w:id="22"/>
-    <w:bookmarkStart w:id="23" w:name="X0a50dc15ea651493d7c5dc390a352185f13b08d"/>
+    <w:bookmarkStart w:id="23" w:name="ranking-a-csv-rank_funds.py"/>
+    <w:p>
+      <w:pPr>
+        <w:pStyle w:val="Heading2"/>
+      </w:pPr>
+      <w:r>
+        <w:t xml:space="preserve">6. Ranking a CSV:</w:t>
+      </w:r>
+      <w:r>
+        <w:t xml:space="preserve"> </w:t>
+      </w:r>
+      <w:r>
+        <w:rPr>
+          <w:rStyle w:val="VerbatimChar"/>
+        </w:rPr>
+        <w:t xml:space="preserve">rank_funds.py</w:t>
+      </w:r>
+    </w:p>
+    <w:p>
+      <w:pPr>
+        <w:pStyle w:val="SourceCode"/>
+      </w:pPr>
+      <w:r>
+        <w:rPr>
+          <w:rStyle w:val="ExtensionTok"/>
+        </w:rPr>
+        <w:t xml:space="preserve">python</w:t>
+      </w:r>
+      <w:r>
+        <w:rPr>
+          <w:rStyle w:val="NormalTok"/>
+        </w:rPr>
+        <w:t xml:space="preserve"> rank_funds.py </w:t>
+      </w:r>
+      <w:r>
+        <w:rPr>
+          <w:rStyle w:val="AttributeTok"/>
+        </w:rPr>
+        <w:t xml:space="preserve">--input</w:t>
+      </w:r>
+      <w:r>
+        <w:rPr>
+          <w:rStyle w:val="NormalTok"/>
+        </w:rPr>
+        <w:t xml:space="preserve"> funds.csv</w:t>
+      </w:r>
+      <w:r>
+        <w:br/>
+      </w:r>
+      <w:r>
+        <w:rPr>
+          <w:rStyle w:val="ExtensionTok"/>
+        </w:rPr>
+        <w:t xml:space="preserve">python</w:t>
+      </w:r>
+      <w:r>
+        <w:rPr>
+          <w:rStyle w:val="NormalTok"/>
+        </w:rPr>
+        <w:t xml:space="preserve"> rank_funds.py </w:t>
+      </w:r>
+      <w:r>
+        <w:rPr>
+          <w:rStyle w:val="AttributeTok"/>
+        </w:rPr>
+        <w:t xml:space="preserve">--input</w:t>
+      </w:r>
+      <w:r>
+        <w:rPr>
+          <w:rStyle w:val="NormalTok"/>
+        </w:rPr>
+        <w:t xml:space="preserve"> shortlisted_funds.csv </w:t>
+      </w:r>
+      <w:r>
+        <w:rPr>
+          <w:rStyle w:val="AttributeTok"/>
+        </w:rPr>
+        <w:t xml:space="preserve">--category</w:t>
+      </w:r>
+      <w:r>
+        <w:rPr>
+          <w:rStyle w:val="NormalTok"/>
+        </w:rPr>
+        <w:t xml:space="preserve"> </w:t>
+      </w:r>
+      <w:r>
+        <w:rPr>
+          <w:rStyle w:val="StringTok"/>
+        </w:rPr>
+        <w:t xml:space="preserve">"small cap"</w:t>
+      </w:r>
+      <w:r>
+        <w:rPr>
+          <w:rStyle w:val="NormalTok"/>
+        </w:rPr>
+        <w:t xml:space="preserve"> </w:t>
+      </w:r>
+      <w:r>
+        <w:rPr>
+          <w:rStyle w:val="AttributeTok"/>
+        </w:rPr>
+        <w:t xml:space="preserve">--weights</w:t>
+      </w:r>
+      <w:r>
+        <w:rPr>
+          <w:rStyle w:val="NormalTok"/>
+        </w:rPr>
+        <w:t xml:space="preserve"> weights.ini</w:t>
+      </w:r>
+    </w:p>
+    <w:p>
+      <w:pPr>
+        <w:pStyle w:val="FirstParagraph"/>
+      </w:pPr>
+      <w:r>
+        <w:t xml:space="preserve">Ranks funds from metric values you supply, offline, with</w:t>
+      </w:r>
+      <w:r>
+        <w:t xml:space="preserve"> </w:t>
+      </w:r>
+      <w:r>
+        <w:rPr>
+          <w:rStyle w:val="VerbatimChar"/>
+        </w:rPr>
+        <w:t xml:space="preserve">scoring.py</w:t>
+      </w:r>
+      <w:r>
+        <w:t xml:space="preserve"> </w:t>
+      </w:r>
+      <w:r>
+        <w:t xml:space="preserve">and</w:t>
+      </w:r>
+      <w:r>
+        <w:t xml:space="preserve"> </w:t>
+      </w:r>
+      <w:r>
+        <w:rPr>
+          <w:rStyle w:val="VerbatimChar"/>
+        </w:rPr>
+        <w:t xml:space="preserve">weights.ini</w:t>
+      </w:r>
+      <w:r>
+        <w:t xml:space="preserve">. Two column styles</w:t>
+      </w:r>
+      <w:r>
+        <w:t xml:space="preserve"> </w:t>
+      </w:r>
+      <w:r>
+        <w:t xml:space="preserve">are read (the header of</w:t>
+      </w:r>
+      <w:r>
+        <w:t xml:space="preserve"> </w:t>
+      </w:r>
+      <w:r>
+        <w:rPr>
+          <w:rStyle w:val="VerbatimChar"/>
+        </w:rPr>
+        <w:t xml:space="preserve">rank_funds.py</w:t>
+      </w:r>
+      <w:r>
+        <w:t xml:space="preserve"> </w:t>
+      </w:r>
+      <w:r>
+        <w:t xml:space="preserve">lists them): the specification’s (</w:t>
+      </w:r>
+      <w:r>
+        <w:rPr>
+          <w:rStyle w:val="VerbatimChar"/>
+        </w:rPr>
+        <w:t xml:space="preserve">fund_name</w:t>
+      </w:r>
+      <w:r>
+        <w:t xml:space="preserve">,</w:t>
+      </w:r>
+      <w:r>
+        <w:t xml:space="preserve"> </w:t>
+      </w:r>
+      <w:r>
+        <w:rPr>
+          <w:rStyle w:val="VerbatimChar"/>
+        </w:rPr>
+        <w:t xml:space="preserve">return_3y</w:t>
+      </w:r>
+      <w:r>
+        <w:t xml:space="preserve">,</w:t>
+      </w:r>
+      <w:r>
+        <w:t xml:space="preserve"> </w:t>
+      </w:r>
+      <w:r>
+        <w:rPr>
+          <w:rStyle w:val="VerbatimChar"/>
+        </w:rPr>
+        <w:t xml:space="preserve">maximum_drawdown</w:t>
+      </w:r>
+      <w:r>
+        <w:t xml:space="preserve">, … in percent) and the toolkit’s own CSV (fractions). A blank cell is missing; a</w:t>
+      </w:r>
+      <w:r>
+        <w:t xml:space="preserve"> </w:t>
+      </w:r>
+      <w:r>
+        <w:t xml:space="preserve">non-number or impossible value (a positive drawdown, a score above 100) is flagged</w:t>
+      </w:r>
+      <w:r>
+        <w:t xml:space="preserve"> </w:t>
+      </w:r>
+      <w:r>
+        <w:rPr>
+          <w:rStyle w:val="VerbatimChar"/>
+        </w:rPr>
+        <w:t xml:space="preserve">INVALID(column)</w:t>
+      </w:r>
+      <w:r>
+        <w:t xml:space="preserve"> </w:t>
+      </w:r>
+      <w:r>
+        <w:t xml:space="preserve">and</w:t>
+      </w:r>
+      <w:r>
+        <w:t xml:space="preserve"> </w:t>
+      </w:r>
+      <w:r>
+        <w:t xml:space="preserve">treated as missing; identical duplicate rows are dropped; non-Direct-Growth rows are rejected unless</w:t>
+      </w:r>
+      <w:r>
+        <w:t xml:space="preserve"> </w:t>
+      </w:r>
+      <w:r>
+        <w:rPr>
+          <w:rStyle w:val="VerbatimChar"/>
+        </w:rPr>
+        <w:t xml:space="preserve">--include-all-plans</w:t>
+      </w:r>
+      <w:r>
+        <w:t xml:space="preserve">; stale dates are flagged/excluded like in</w:t>
+      </w:r>
+      <w:r>
+        <w:t xml:space="preserve"> </w:t>
+      </w:r>
+      <w:r>
+        <w:rPr>
+          <w:rStyle w:val="VerbatimChar"/>
+        </w:rPr>
+        <w:t xml:space="preserve">shortlist.py</w:t>
+      </w:r>
+      <w:r>
+        <w:t xml:space="preserve">; funds are ranked within</w:t>
+      </w:r>
+      <w:r>
+        <w:t xml:space="preserve"> </w:t>
+      </w:r>
+      <w:r>
+        <w:t xml:space="preserve">their</w:t>
+      </w:r>
+      <w:r>
+        <w:t xml:space="preserve"> </w:t>
+      </w:r>
+      <w:r>
+        <w:rPr>
+          <w:rStyle w:val="VerbatimChar"/>
+        </w:rPr>
+        <w:t xml:space="preserve">fund_category</w:t>
+      </w:r>
+      <w:r>
+        <w:t xml:space="preserve">. Output:</w:t>
+      </w:r>
+      <w:r>
+        <w:t xml:space="preserve"> </w:t>
+      </w:r>
+      <w:r>
+        <w:rPr>
+          <w:rStyle w:val="VerbatimChar"/>
+        </w:rPr>
+        <w:t xml:space="preserve">ranked_funds.csv</w:t>
+      </w:r>
+      <w:r>
+        <w:t xml:space="preserve">,</w:t>
+      </w:r>
+      <w:r>
+        <w:t xml:space="preserve"> </w:t>
+      </w:r>
+      <w:r>
+        <w:rPr>
+          <w:rStyle w:val="VerbatimChar"/>
+        </w:rPr>
+        <w:t xml:space="preserve">ranked_funds.md</w:t>
+      </w:r>
+      <w:r>
+        <w:t xml:space="preserve">,</w:t>
+      </w:r>
+      <w:r>
+        <w:t xml:space="preserve"> </w:t>
+      </w:r>
+      <w:r>
+        <w:rPr>
+          <w:rStyle w:val="VerbatimChar"/>
+        </w:rPr>
+        <w:t xml:space="preserve">run_log.txt</w:t>
+      </w:r>
+      <w:r>
+        <w:t xml:space="preserve"> </w:t>
+      </w:r>
+      <w:r>
+        <w:t xml:space="preserve">in</w:t>
+      </w:r>
+      <w:r>
+        <w:t xml:space="preserve"> </w:t>
+      </w:r>
+      <w:r>
+        <w:rPr>
+          <w:rStyle w:val="VerbatimChar"/>
+        </w:rPr>
+        <w:t xml:space="preserve">--output-dir</w:t>
+      </w:r>
+      <w:r>
+        <w:t xml:space="preserve">.</w:t>
+      </w:r>
+      <w:r>
+        <w:t xml:space="preserve"> </w:t>
+      </w:r>
+      <w:r>
+        <w:t xml:space="preserve">Exit status 0 = done, 1 = nothing could be ranked (no files but the log), 2 = bad input.</w:t>
+      </w:r>
+    </w:p>
+    <w:bookmarkEnd w:id="23"/>
+    <w:bookmarkStart w:id="24" w:name="tests"/>
+    <w:p>
+      <w:pPr>
+        <w:pStyle w:val="Heading2"/>
+      </w:pPr>
+      <w:r>
+        <w:t xml:space="preserve">Tests</w:t>
+      </w:r>
+    </w:p>
+    <w:p>
+      <w:pPr>
+        <w:pStyle w:val="SourceCode"/>
+      </w:pPr>
+      <w:r>
+        <w:rPr>
+          <w:rStyle w:val="ExtensionTok"/>
+        </w:rPr>
+        <w:t xml:space="preserve">python</w:t>
+      </w:r>
+      <w:r>
+        <w:rPr>
+          <w:rStyle w:val="NormalTok"/>
+        </w:rPr>
+        <w:t xml:space="preserve"> test_scoring.py                </w:t>
+      </w:r>
+      <w:r>
+        <w:rPr>
+          <w:rStyle w:val="CommentTok"/>
+        </w:rPr>
+        <w:t xml:space="preserve"># 94 checks: weights.ini, scoring engine, extra metrics, data checks, filters, build_marketcap, import_tri</w:t>
+      </w:r>
+      <w:r>
+        <w:br/>
+      </w:r>
+      <w:r>
+        <w:rPr>
+          <w:rStyle w:val="ExtensionTok"/>
+        </w:rPr>
+        <w:t xml:space="preserve">python</w:t>
+      </w:r>
+      <w:r>
+        <w:rPr>
+          <w:rStyle w:val="NormalTok"/>
+        </w:rPr>
+        <w:t xml:space="preserve"> test_pipeline.py               </w:t>
+      </w:r>
+      <w:r>
+        <w:rPr>
+          <w:rStyle w:val="CommentTok"/>
+        </w:rPr>
+        <w:t xml:space="preserve"># 51 checks: shortlist.py end to end (CLI, multi-category, filters, outputs, exit codes) and holdings_import</w:t>
+      </w:r>
+      <w:r>
+        <w:br/>
+      </w:r>
+      <w:r>
+        <w:rPr>
+          <w:rStyle w:val="ExtensionTok"/>
+        </w:rPr>
+        <w:t xml:space="preserve">python</w:t>
+      </w:r>
+      <w:r>
+        <w:rPr>
+          <w:rStyle w:val="NormalTok"/>
+        </w:rPr>
+        <w:t xml:space="preserve"> test_screener_peers.py         </w:t>
+      </w:r>
+      <w:r>
+        <w:rPr>
+          <w:rStyle w:val="CommentTok"/>
+        </w:rPr>
+        <w:t xml:space="preserve"># 17 checks: peer ranking when some funds are left unranked</w:t>
+      </w:r>
+      <w:r>
+        <w:br/>
+      </w:r>
+      <w:r>
+        <w:rPr>
+          <w:rStyle w:val="ExtensionTok"/>
+        </w:rPr>
+        <w:t xml:space="preserve">python</w:t>
+      </w:r>
+      <w:r>
+        <w:rPr>
+          <w:rStyle w:val="NormalTok"/>
+        </w:rPr>
+        <w:t xml:space="preserve"> test_metrics_window.py         </w:t>
+      </w:r>
+      <w:r>
+        <w:rPr>
+          <w:rStyle w:val="CommentTok"/>
+        </w:rPr>
+        <w:t xml:space="preserve"># 18 checks: the aligned 3-year ratio window and the relaxed default filters</w:t>
+      </w:r>
+      <w:r>
+        <w:br/>
+      </w:r>
+      <w:r>
+        <w:rPr>
+          <w:rStyle w:val="ExtensionTok"/>
+        </w:rPr>
+        <w:t xml:space="preserve">python</w:t>
+      </w:r>
+      <w:r>
+        <w:rPr>
+          <w:rStyle w:val="NormalTok"/>
+        </w:rPr>
+        <w:t xml:space="preserve"> test_new_metrics.py            </w:t>
+      </w:r>
+      <w:r>
+        <w:rPr>
+          <w:rStyle w:val="CommentTok"/>
+        </w:rPr>
+        <w:t xml:space="preserve"># 3-year drawdown window, alpha/beta against a known regression, 3y/5y rolling option</w:t>
+      </w:r>
+      <w:r>
+        <w:br/>
+      </w:r>
+      <w:r>
+        <w:rPr>
+          <w:rStyle w:val="ExtensionTok"/>
+        </w:rPr>
+        <w:t xml:space="preserve">python</w:t>
+      </w:r>
+      <w:r>
+        <w:rPr>
+          <w:rStyle w:val="NormalTok"/>
+        </w:rPr>
+        <w:t xml:space="preserve"> test_check_fund.py             </w:t>
+      </w:r>
+      <w:r>
+        <w:rPr>
+          <w:rStyle w:val="CommentTok"/>
+        </w:rPr>
+        <w:t xml:space="preserve"># check_fund.py: name matching, peers, report, exit codes</w:t>
+      </w:r>
+      <w:r>
+        <w:br/>
+      </w:r>
+      <w:r>
+        <w:rPr>
+          <w:rStyle w:val="ExtensionTok"/>
+        </w:rPr>
+        <w:t xml:space="preserve">python</w:t>
+      </w:r>
+      <w:r>
+        <w:rPr>
+          <w:rStyle w:val="NormalTok"/>
+        </w:rPr>
+        <w:t xml:space="preserve"> test_rank_funds.py             </w:t>
+      </w:r>
+      <w:r>
+        <w:rPr>
+          <w:rStyle w:val="CommentTok"/>
+        </w:rPr>
+        <w:t xml:space="preserve"># rank_funds.py: the spec's input checks, units, plan filter, exit codes</w:t>
+      </w:r>
+      <w:r>
+        <w:br/>
+      </w:r>
+      <w:r>
+        <w:rPr>
+          <w:rStyle w:val="ExtensionTok"/>
+        </w:rPr>
+        <w:t xml:space="preserve">python</w:t>
+      </w:r>
+      <w:r>
+        <w:rPr>
+          <w:rStyle w:val="NormalTok"/>
+        </w:rPr>
+        <w:t xml:space="preserve"> test_benchmark.py</w:t>
+      </w:r>
+      <w:r>
+        <w:br/>
+      </w:r>
+      <w:r>
+        <w:rPr>
+          <w:rStyle w:val="ExtensionTok"/>
+        </w:rPr>
+        <w:t xml:space="preserve">python</w:t>
+      </w:r>
+      <w:r>
+        <w:rPr>
+          <w:rStyle w:val="NormalTok"/>
+        </w:rPr>
+        <w:t xml:space="preserve"> test_portfolio_quality.py</w:t>
+      </w:r>
+      <w:r>
+        <w:br/>
+      </w:r>
+      <w:r>
+        <w:rPr>
+          <w:rStyle w:val="ExtensionTok"/>
+        </w:rPr>
+        <w:t xml:space="preserve">python</w:t>
+      </w:r>
+      <w:r>
+        <w:rPr>
+          <w:rStyle w:val="NormalTok"/>
+        </w:rPr>
+        <w:t xml:space="preserve"> test_mf_holdings_screener.py</w:t>
+      </w:r>
+    </w:p>
+    <w:p>
+      <w:pPr>
+        <w:pStyle w:val="FirstParagraph"/>
+      </w:pPr>
+      <w:r>
+        <w:t xml:space="preserve">All run offline on synthetic data (the portfolio test builds SEBI-style</w:t>
+      </w:r>
+      <w:r>
+        <w:t xml:space="preserve"> </w:t>
+      </w:r>
+      <w:r>
+        <w:t xml:space="preserve">workbooks, including fraction-style weights, a zip, stale and malformed files).</w:t>
+      </w:r>
+      <w:r>
+        <w:t xml:space="preserve"> </w:t>
+      </w:r>
+      <w:r>
+        <w:t xml:space="preserve">They check the logic; they have</w:t>
+      </w:r>
+      <w:r>
+        <w:t xml:space="preserve"> </w:t>
+      </w:r>
+      <w:r>
+        <w:rPr>
+          <w:b/>
+          <w:bCs/>
+        </w:rPr>
+        <w:t xml:space="preserve">not</w:t>
+      </w:r>
+      <w:r>
+        <w:t xml:space="preserve"> </w:t>
+      </w:r>
+      <w:r>
+        <w:t xml:space="preserve">been run against real AMC files or the live</w:t>
+      </w:r>
+      <w:r>
+        <w:t xml:space="preserve"> </w:t>
+      </w:r>
+      <w:r>
+        <w:t xml:space="preserve">mfapi.in / AMFI services.</w:t>
+      </w:r>
+      <w:r>
+        <w:t xml:space="preserve"> </w:t>
+      </w:r>
+      <w:r>
+        <w:rPr>
+          <w:rStyle w:val="VerbatimChar"/>
+        </w:rPr>
+        <w:t xml:space="preserve">test_pipeline.py</w:t>
+      </w:r>
+      <w:r>
+        <w:t xml:space="preserve"> </w:t>
+      </w:r>
+      <w:r>
+        <w:t xml:space="preserve">replaces the data layer (scheme list,</w:t>
+      </w:r>
+      <w:r>
+        <w:t xml:space="preserve"> </w:t>
+      </w:r>
+      <w:r>
+        <w:t xml:space="preserve">NAV download, benchmark, holdings) with a simulation, so it proves the plumbing</w:t>
+      </w:r>
+      <w:r>
+        <w:t xml:space="preserve"> </w:t>
+      </w:r>
+      <w:r>
+        <w:t xml:space="preserve">and the outputs, not the live integrations.</w:t>
+      </w:r>
+      <w:r>
+        <w:t xml:space="preserve"> </w:t>
+      </w:r>
+      <w:r>
+        <w:rPr>
+          <w:rStyle w:val="VerbatimChar"/>
+        </w:rPr>
+        <w:t xml:space="preserve">test_mf_holdings_screener.py</w:t>
+      </w:r>
+      <w:r>
+        <w:t xml:space="preserve"> </w:t>
+      </w:r>
+      <w:r>
+        <w:t xml:space="preserve">uses</w:t>
+      </w:r>
+      <w:r>
+        <w:t xml:space="preserve"> </w:t>
+      </w:r>
+      <w:r>
+        <w:t xml:space="preserve">synthetic NAV series and a synthetic AMFI file; it checks the ISIN/name mapping, the</w:t>
+      </w:r>
+      <w:r>
+        <w:t xml:space="preserve"> </w:t>
+      </w:r>
+      <w:r>
+        <w:t xml:space="preserve">verdict rules, the peer ranking and the output file, and says nothing about real</w:t>
+      </w:r>
+      <w:r>
+        <w:t xml:space="preserve"> </w:t>
+      </w:r>
+      <w:r>
+        <w:t xml:space="preserve">funds.</w:t>
+      </w:r>
+      <w:r>
+        <w:t xml:space="preserve"> </w:t>
+      </w:r>
+      <w:r>
+        <w:rPr>
+          <w:rStyle w:val="VerbatimChar"/>
+        </w:rPr>
+        <w:t xml:space="preserve">cdsl_holdings_to_xls.py</w:t>
+      </w:r>
+      <w:r>
+        <w:t xml:space="preserve"> </w:t>
+      </w:r>
+      <w:r>
+        <w:t xml:space="preserve">has no automated tests; it was checked by running it</w:t>
+      </w:r>
+      <w:r>
+        <w:t xml:space="preserve"> </w:t>
+      </w:r>
+      <w:r>
+        <w:t xml:space="preserve">on one real statement and reconciling against the printed totals.</w:t>
+      </w:r>
+    </w:p>
+    <w:bookmarkEnd w:id="24"/>
+    <w:bookmarkStart w:id="25" w:name="X0a50dc15ea651493d7c5dc390a352185f13b08d"/>
     <w:p>
       <w:pPr>
         <w:pStyle w:val="Heading2"/>
@@ -10536,8 +11550,8 @@
         <w:t xml:space="preserve">shows how a file is parsed).</w:t>
       </w:r>
     </w:p>
-    <w:bookmarkEnd w:id="23"/>
-    <w:bookmarkStart w:id="24" w:name="X2c0f072ac2b4776a7f1d1ccd21193bcfd985e8d"/>
+    <w:bookmarkEnd w:id="25"/>
+    <w:bookmarkStart w:id="26" w:name="X2c0f072ac2b4776a7f1d1ccd21193bcfd985e8d"/>
     <w:p>
       <w:pPr>
         <w:pStyle w:val="Heading2"/>
@@ -10803,6 +11817,18 @@
               </w:rPr>
               <w:t xml:space="preserve">max_drawdown</w:t>
             </w:r>
+            <w:r>
+              <w:t xml:space="preserve">, over a common trailing 3-year window (</w:t>
+            </w:r>
+            <w:r>
+              <w:rPr>
+                <w:rStyle w:val="VerbatimChar"/>
+              </w:rPr>
+              <w:t xml:space="preserve">DRAWDOWN_WINDOW_YEARS</w:t>
+            </w:r>
+            <w:r>
+              <w:t xml:space="preserve">)</w:t>
+            </w:r>
           </w:p>
         </w:tc>
       </w:tr>
@@ -11326,46 +12352,44 @@
           <w:b/>
           <w:bCs/>
         </w:rPr>
+        <w:t xml:space="preserve">CSV-input command line:</w:t>
+      </w:r>
+      <w:r>
+        <w:t xml:space="preserve"> </w:t>
+      </w:r>
+      <w:r>
+        <w:t xml:space="preserve">✅</w:t>
+      </w:r>
+      <w:r>
+        <w:t xml:space="preserve"> </w:t>
+      </w:r>
+      <w:r>
+        <w:rPr>
+          <w:rStyle w:val="VerbatimChar"/>
+        </w:rPr>
+        <w:t xml:space="preserve">rank_funds.py --input funds.csv</w:t>
+      </w:r>
+      <w:r>
+        <w:t xml:space="preserve"> </w:t>
+      </w:r>
+      <w:r>
+        <w:t xml:space="preserve">(section 6).</w:t>
+      </w:r>
+      <w:r>
+        <w:t xml:space="preserve"> </w:t>
+      </w:r>
+      <w:r>
+        <w:rPr>
+          <w:b/>
+          <w:bCs/>
+        </w:rPr>
         <w:t xml:space="preserve">Not done from the spec:</w:t>
       </w:r>
       <w:r>
         <w:t xml:space="preserve"> </w:t>
       </w:r>
       <w:r>
-        <w:t xml:space="preserve">the spec’s CSV-input command line (</w:t>
-      </w:r>
-      <w:r>
-        <w:rPr>
-          <w:rStyle w:val="VerbatimChar"/>
-        </w:rPr>
-        <w:t xml:space="preserve">rank_funds.py --input funds.csv</w:t>
-      </w:r>
-      <w:r>
-        <w:t xml:space="preserve"> </w:t>
-      </w:r>
-      <w:r>
-        <w:t xml:space="preserve">with pre-computed metric values) — the toolkit computes metrics from NAV history itself;</w:t>
-      </w:r>
-      <w:r>
-        <w:t xml:space="preserve"> </w:t>
-      </w:r>
-      <w:r>
-        <w:rPr>
-          <w:rStyle w:val="VerbatimChar"/>
-        </w:rPr>
-        <w:t xml:space="preserve">scoring.py</w:t>
-      </w:r>
-      <w:r>
-        <w:t xml:space="preserve"> </w:t>
-      </w:r>
-      <w:r>
-        <w:t xml:space="preserve">has no network or config dependency, so it can be driven from such a file if you</w:t>
-      </w:r>
-      <w:r>
-        <w:t xml:space="preserve"> </w:t>
-      </w:r>
-      <w:r>
-        <w:t xml:space="preserve">want one. A single blended</w:t>
+        <w:t xml:space="preserve">a single blended</w:t>
       </w:r>
       <w:r>
         <w:t xml:space="preserve"> </w:t>
@@ -11380,13 +12404,7 @@
         <w:t xml:space="preserve"> </w:t>
       </w:r>
       <w:r>
-        <w:t xml:space="preserve">parameter (Sharpe/Sortino average) — they are</w:t>
-      </w:r>
-      <w:r>
-        <w:t xml:space="preserve"> </w:t>
-      </w:r>
-      <w:r>
-        <w:t xml:space="preserve">two weights here.</w:t>
+        <w:t xml:space="preserve">parameter (Sharpe/Sortino average) — they are two weights here.</w:t>
       </w:r>
     </w:p>
     <w:p>
@@ -11419,7 +12437,28 @@
         <w:t xml:space="preserve"> </w:t>
       </w:r>
       <w:r>
-        <w:t xml:space="preserve">downside capture and quartile consistency are implemented (off by default); AUM, manager-tenure,</w:t>
+        <w:t xml:space="preserve">downside capture, quartile consistency, Jensen’s alpha and beta are implemented (off by default; the blueprint’s own weights are not used — weights live in</w:t>
+      </w:r>
+      <w:r>
+        <w:t xml:space="preserve"> </w:t>
+      </w:r>
+      <w:r>
+        <w:rPr>
+          <w:rStyle w:val="VerbatimChar"/>
+        </w:rPr>
+        <w:t xml:space="preserve">weights.ini</w:t>
+      </w:r>
+      <w:r>
+        <w:t xml:space="preserve">); 3-year rolling returns with a 5-year option (</w:t>
+      </w:r>
+      <w:r>
+        <w:rPr>
+          <w:rStyle w:val="VerbatimChar"/>
+        </w:rPr>
+        <w:t xml:space="preserve">--rolling-years 5</w:t>
+      </w:r>
+      <w:r>
+        <w:t xml:space="preserve">); AUM, manager-tenure,</w:t>
       </w:r>
       <w:r>
         <w:t xml:space="preserve"> </w:t>
@@ -11455,11 +12494,11 @@
         <w:t xml:space="preserve"> </w:t>
       </w:r>
       <w:r>
-        <w:t xml:space="preserve">(no LLM call); expense ratio is excluded on request.</w:t>
+        <w:t xml:space="preserve">(AI-written summaries are deferred, by decision); expense ratio is excluded on request.</w:t>
       </w:r>
     </w:p>
-    <w:bookmarkEnd w:id="24"/>
-    <w:bookmarkStart w:id="25" w:name="notes-caveats"/>
+    <w:bookmarkEnd w:id="26"/>
+    <w:bookmarkStart w:id="27" w:name="notes-caveats"/>
     <w:p>
       <w:pPr>
         <w:pStyle w:val="Heading2"/>
@@ -11582,8 +12621,8 @@
         <w:t xml:space="preserve">.</w:t>
       </w:r>
     </w:p>
-    <w:bookmarkEnd w:id="25"/>
-    <w:bookmarkEnd w:id="26"/>
+    <w:bookmarkEnd w:id="27"/>
+    <w:bookmarkEnd w:id="28"/>
     <w:sectPr>
       <w:footnotePr>
         <w:numRestart w:val="eachSect"/>

--- a/README.docx
+++ b/README.docx
@@ -2,7 +2,7 @@
 <file path=word/document.xml><?xml version="1.0" encoding="utf-8"?>
 <w:document xmlns:w="http://schemas.openxmlformats.org/wordprocessingml/2006/main" xmlns:m="http://schemas.openxmlformats.org/officeDocument/2006/math" xmlns:r="http://schemas.openxmlformats.org/officeDocument/2006/relationships" xmlns:o="urn:schemas-microsoft-com:office:office" xmlns:v="urn:schemas-microsoft-com:vml" xmlns:w10="urn:schemas-microsoft-com:office:word" xmlns:a="http://schemas.openxmlformats.org/drawingml/2006/main" xmlns:pic="http://schemas.openxmlformats.org/drawingml/2006/picture" xmlns:wp="http://schemas.openxmlformats.org/drawingml/2006/wordprocessingDrawing">
   <w:body>
-    <w:bookmarkStart w:id="28" w:name="mutual-fund-shortlister"/>
+    <w:bookmarkStart w:id="29" w:name="mutual-fund-shortlister"/>
     <w:p>
       <w:pPr>
         <w:pStyle w:val="Heading1"/>
@@ -358,6 +358,45 @@
         <w:t xml:space="preserve"> </w:t>
       </w:r>
       <w:r>
+        <w:t xml:space="preserve">below),</w:t>
+      </w:r>
+      <w:r>
+        <w:t xml:space="preserve"> </w:t>
+      </w:r>
+      <w:r>
+        <w:rPr>
+          <w:rStyle w:val="VerbatimChar"/>
+        </w:rPr>
+        <w:t xml:space="preserve">mf_holdings_screener.py</w:t>
+      </w:r>
+      <w:r>
+        <w:t xml:space="preserve"> </w:t>
+      </w:r>
+      <w:r>
+        <w:t xml:space="preserve">that screens each fund in</w:t>
+      </w:r>
+      <w:r>
+        <w:t xml:space="preserve"> </w:t>
+      </w:r>
+      <w:r>
+        <w:t xml:space="preserve">that file and says whether to keep holding it (see</w:t>
+      </w:r>
+      <w:r>
+        <w:t xml:space="preserve"> </w:t>
+      </w:r>
+      <w:r>
+        <w:t xml:space="preserve">“Screening the funds you</w:t>
+      </w:r>
+      <w:r>
+        <w:t xml:space="preserve"> </w:t>
+      </w:r>
+      <w:r>
+        <w:t xml:space="preserve">already hold”</w:t>
+      </w:r>
+      <w:r>
+        <w:t xml:space="preserve"> </w:t>
+      </w:r>
+      <w:r>
         <w:t xml:space="preserve">below), and</w:t>
       </w:r>
       <w:r>
@@ -367,37 +406,49 @@
         <w:rPr>
           <w:rStyle w:val="VerbatimChar"/>
         </w:rPr>
-        <w:t xml:space="preserve">mf_holdings_screener.py</w:t>
-      </w:r>
-      <w:r>
-        <w:t xml:space="preserve"> </w:t>
-      </w:r>
-      <w:r>
-        <w:t xml:space="preserve">that screens each fund in</w:t>
-      </w:r>
-      <w:r>
-        <w:t xml:space="preserve"> </w:t>
-      </w:r>
-      <w:r>
-        <w:t xml:space="preserve">that file and says whether to keep holding it (see</w:t>
-      </w:r>
-      <w:r>
-        <w:t xml:space="preserve"> </w:t>
-      </w:r>
-      <w:r>
-        <w:t xml:space="preserve">“Screening the funds you</w:t>
-      </w:r>
-      <w:r>
-        <w:t xml:space="preserve"> </w:t>
-      </w:r>
-      <w:r>
-        <w:t xml:space="preserve">already hold”</w:t>
-      </w:r>
-      <w:r>
-        <w:t xml:space="preserve"> </w:t>
-      </w:r>
-      <w:r>
-        <w:t xml:space="preserve">below). The second one reuses the shortlisting modules.</w:t>
+        <w:t xml:space="preserve">compare_funds.py</w:t>
+      </w:r>
+      <w:r>
+        <w:t xml:space="preserve"> </w:t>
+      </w:r>
+      <w:r>
+        <w:t xml:space="preserve">that compares 2 to 12 funds of your</w:t>
+      </w:r>
+      <w:r>
+        <w:t xml:space="preserve"> </w:t>
+      </w:r>
+      <w:r>
+        <w:t xml:space="preserve">choice side by side, read from</w:t>
+      </w:r>
+      <w:r>
+        <w:t xml:space="preserve"> </w:t>
+      </w:r>
+      <w:r>
+        <w:rPr>
+          <w:rStyle w:val="VerbatimChar"/>
+        </w:rPr>
+        <w:t xml:space="preserve">input.xls</w:t>
+      </w:r>
+      <w:r>
+        <w:t xml:space="preserve">, into one Excel file (see</w:t>
+      </w:r>
+      <w:r>
+        <w:t xml:space="preserve"> </w:t>
+      </w:r>
+      <w:r>
+        <w:t xml:space="preserve">“7. Comparing</w:t>
+      </w:r>
+      <w:r>
+        <w:t xml:space="preserve"> </w:t>
+      </w:r>
+      <w:r>
+        <w:t xml:space="preserve">several funds”</w:t>
+      </w:r>
+      <w:r>
+        <w:t xml:space="preserve"> </w:t>
+      </w:r>
+      <w:r>
+        <w:t xml:space="preserve">below). The last two reuse the shortlisting modules.</w:t>
       </w:r>
     </w:p>
     <w:p>
@@ -1461,6 +1512,64 @@
               <w:rPr>
                 <w:rStyle w:val="VerbatimChar"/>
               </w:rPr>
+              <w:t xml:space="preserve">compare_funds.py</w:t>
+            </w:r>
+          </w:p>
+        </w:tc>
+        <w:tc>
+          <w:tcPr/>
+          <w:p>
+            <w:pPr>
+              <w:pStyle w:val="Compact"/>
+            </w:pPr>
+            <w:r>
+              <w:rPr>
+                <w:b/>
+                <w:bCs/>
+              </w:rPr>
+              <w:t xml:space="preserve">Several funds side by side</w:t>
+            </w:r>
+            <w:r>
+              <w:t xml:space="preserve">: names or scheme codes from</w:t>
+            </w:r>
+            <w:r>
+              <w:t xml:space="preserve"> </w:t>
+            </w:r>
+            <w:r>
+              <w:rPr>
+                <w:rStyle w:val="VerbatimChar"/>
+              </w:rPr>
+              <w:t xml:space="preserve">input.xls</w:t>
+            </w:r>
+            <w:r>
+              <w:t xml:space="preserve"> </w:t>
+            </w:r>
+            <w:r>
+              <w:t xml:space="preserve">(or the command line) → one Excel comparison file (see</w:t>
+            </w:r>
+            <w:r>
+              <w:t xml:space="preserve"> </w:t>
+            </w:r>
+            <w:r>
+              <w:t xml:space="preserve">“7. Comparing several funds”</w:t>
+            </w:r>
+            <w:r>
+              <w:t xml:space="preserve">)</w:t>
+            </w:r>
+          </w:p>
+        </w:tc>
+      </w:tr>
+      <w:tr>
+        <w:tc>
+          <w:tcPr/>
+          <w:p>
+            <w:pPr>
+              <w:pStyle w:val="Compact"/>
+            </w:pPr>
+            <w:r>
+              <w:rPr>
+                <w:rStyle w:val="VerbatimChar"/>
+              </w:rPr>
               <w:t xml:space="preserve">test_*.py</w:t>
             </w:r>
           </w:p>
@@ -1629,13 +1738,40 @@
         <w:t xml:space="preserve"> </w:t>
       </w:r>
       <w:r>
-        <w:t xml:space="preserve">portfolio files (Nippon India and Baroda</w:t>
-      </w:r>
-      <w:r>
-        <w:t xml:space="preserve"> </w:t>
-      </w:r>
-      <w:r>
-        <w:t xml:space="preserve">BNP Paribas publish those).</w:t>
+        <w:t xml:space="preserve">files: the portfolio files (Nippon India and Baroda</w:t>
+      </w:r>
+      <w:r>
+        <w:t xml:space="preserve"> </w:t>
+      </w:r>
+      <w:r>
+        <w:t xml:space="preserve">BNP Paribas publish those) and an</w:t>
+      </w:r>
+      <w:r>
+        <w:t xml:space="preserve"> </w:t>
+      </w:r>
+      <w:r>
+        <w:rPr>
+          <w:rStyle w:val="VerbatimChar"/>
+        </w:rPr>
+        <w:t xml:space="preserve">input.xls</w:t>
+      </w:r>
+      <w:r>
+        <w:t xml:space="preserve"> </w:t>
+      </w:r>
+      <w:r>
+        <w:t xml:space="preserve">fund list for</w:t>
+      </w:r>
+      <w:r>
+        <w:t xml:space="preserve"> </w:t>
+      </w:r>
+      <w:r>
+        <w:rPr>
+          <w:rStyle w:val="VerbatimChar"/>
+        </w:rPr>
+        <w:t xml:space="preserve">compare_funds.py</w:t>
+      </w:r>
+      <w:r>
+        <w:t xml:space="preserve">.</w:t>
       </w:r>
       <w:r>
         <w:t xml:space="preserve"> </w:t>
@@ -5523,6 +5659,18 @@
         <w:t xml:space="preserve">shortlist.py</w:t>
       </w:r>
       <w:r>
+        <w:t xml:space="preserve">,</w:t>
+      </w:r>
+      <w:r>
+        <w:t xml:space="preserve"> </w:t>
+      </w:r>
+      <w:r>
+        <w:rPr>
+          <w:rStyle w:val="VerbatimChar"/>
+        </w:rPr>
+        <w:t xml:space="preserve">check_fund.py</w:t>
+      </w:r>
+      <w:r>
         <w:t xml:space="preserve"> </w:t>
       </w:r>
       <w:r>
@@ -5535,7 +5683,7 @@
         <w:rPr>
           <w:rStyle w:val="VerbatimChar"/>
         </w:rPr>
-        <w:t xml:space="preserve">check_fund.py</w:t>
+        <w:t xml:space="preserve">compare_funds.py</w:t>
       </w:r>
       <w:r>
         <w:t xml:space="preserve">; it also sets the window of the beat-the-benchmark metric and the labels in the</w:t>
@@ -10856,717 +11004,392 @@
       </w:r>
     </w:p>
     <w:bookmarkEnd w:id="23"/>
-    <w:bookmarkStart w:id="24" w:name="tests"/>
+    <w:bookmarkStart w:id="24" w:name="comparing-several-funds-compare_funds.py"/>
     <w:p>
       <w:pPr>
         <w:pStyle w:val="Heading2"/>
       </w:pPr>
       <w:r>
-        <w:t xml:space="preserve">Tests</w:t>
+        <w:t xml:space="preserve">7. Comparing several funds:</w:t>
+      </w:r>
+      <w:r>
+        <w:t xml:space="preserve"> </w:t>
+      </w:r>
+      <w:r>
+        <w:rPr>
+          <w:rStyle w:val="VerbatimChar"/>
+        </w:rPr>
+        <w:t xml:space="preserve">compare_funds.py</w:t>
       </w:r>
     </w:p>
     <w:p>
       <w:pPr>
-        <w:pStyle w:val="SourceCode"/>
-      </w:pPr>
-      <w:r>
-        <w:rPr>
-          <w:rStyle w:val="ExtensionTok"/>
-        </w:rPr>
-        <w:t xml:space="preserve">python</w:t>
-      </w:r>
-      <w:r>
-        <w:rPr>
-          <w:rStyle w:val="NormalTok"/>
-        </w:rPr>
-        <w:t xml:space="preserve"> test_scoring.py                </w:t>
-      </w:r>
-      <w:r>
-        <w:rPr>
-          <w:rStyle w:val="CommentTok"/>
-        </w:rPr>
-        <w:t xml:space="preserve"># 94 checks: weights.ini, scoring engine, extra metrics, data checks, filters, build_marketcap, import_tri</w:t>
-      </w:r>
-      <w:r>
-        <w:br/>
-      </w:r>
-      <w:r>
-        <w:rPr>
-          <w:rStyle w:val="ExtensionTok"/>
-        </w:rPr>
-        <w:t xml:space="preserve">python</w:t>
-      </w:r>
-      <w:r>
-        <w:rPr>
-          <w:rStyle w:val="NormalTok"/>
-        </w:rPr>
-        <w:t xml:space="preserve"> test_pipeline.py               </w:t>
-      </w:r>
-      <w:r>
-        <w:rPr>
-          <w:rStyle w:val="CommentTok"/>
-        </w:rPr>
-        <w:t xml:space="preserve"># 51 checks: shortlist.py end to end (CLI, multi-category, filters, outputs, exit codes) and holdings_import</w:t>
-      </w:r>
-      <w:r>
-        <w:br/>
-      </w:r>
-      <w:r>
-        <w:rPr>
-          <w:rStyle w:val="ExtensionTok"/>
-        </w:rPr>
-        <w:t xml:space="preserve">python</w:t>
-      </w:r>
-      <w:r>
-        <w:rPr>
-          <w:rStyle w:val="NormalTok"/>
-        </w:rPr>
-        <w:t xml:space="preserve"> test_screener_peers.py         </w:t>
-      </w:r>
-      <w:r>
-        <w:rPr>
-          <w:rStyle w:val="CommentTok"/>
-        </w:rPr>
-        <w:t xml:space="preserve"># 17 checks: peer ranking when some funds are left unranked</w:t>
-      </w:r>
-      <w:r>
-        <w:br/>
-      </w:r>
-      <w:r>
-        <w:rPr>
-          <w:rStyle w:val="ExtensionTok"/>
-        </w:rPr>
-        <w:t xml:space="preserve">python</w:t>
-      </w:r>
-      <w:r>
-        <w:rPr>
-          <w:rStyle w:val="NormalTok"/>
-        </w:rPr>
-        <w:t xml:space="preserve"> test_metrics_window.py         </w:t>
-      </w:r>
-      <w:r>
-        <w:rPr>
-          <w:rStyle w:val="CommentTok"/>
-        </w:rPr>
-        <w:t xml:space="preserve"># 18 checks: the aligned 3-year ratio window and the relaxed default filters</w:t>
-      </w:r>
-      <w:r>
-        <w:br/>
-      </w:r>
-      <w:r>
-        <w:rPr>
-          <w:rStyle w:val="ExtensionTok"/>
-        </w:rPr>
-        <w:t xml:space="preserve">python</w:t>
-      </w:r>
-      <w:r>
-        <w:rPr>
-          <w:rStyle w:val="NormalTok"/>
-        </w:rPr>
-        <w:t xml:space="preserve"> test_new_metrics.py            </w:t>
-      </w:r>
-      <w:r>
-        <w:rPr>
-          <w:rStyle w:val="CommentTok"/>
-        </w:rPr>
-        <w:t xml:space="preserve"># 3-year drawdown window, alpha/beta against a known regression, 3y/5y rolling option</w:t>
-      </w:r>
-      <w:r>
-        <w:br/>
-      </w:r>
-      <w:r>
-        <w:rPr>
-          <w:rStyle w:val="ExtensionTok"/>
-        </w:rPr>
-        <w:t xml:space="preserve">python</w:t>
-      </w:r>
-      <w:r>
-        <w:rPr>
-          <w:rStyle w:val="NormalTok"/>
-        </w:rPr>
-        <w:t xml:space="preserve"> test_check_fund.py             </w:t>
-      </w:r>
-      <w:r>
-        <w:rPr>
-          <w:rStyle w:val="CommentTok"/>
-        </w:rPr>
-        <w:t xml:space="preserve"># check_fund.py: name matching, peers, report, exit codes</w:t>
-      </w:r>
-      <w:r>
-        <w:br/>
-      </w:r>
-      <w:r>
-        <w:rPr>
-          <w:rStyle w:val="ExtensionTok"/>
-        </w:rPr>
-        <w:t xml:space="preserve">python</w:t>
-      </w:r>
-      <w:r>
-        <w:rPr>
-          <w:rStyle w:val="NormalTok"/>
-        </w:rPr>
-        <w:t xml:space="preserve"> test_rank_funds.py             </w:t>
-      </w:r>
-      <w:r>
-        <w:rPr>
-          <w:rStyle w:val="CommentTok"/>
-        </w:rPr>
-        <w:t xml:space="preserve"># rank_funds.py: the spec's input checks, units, plan filter, exit codes</w:t>
-      </w:r>
-      <w:r>
-        <w:br/>
-      </w:r>
-      <w:r>
-        <w:rPr>
-          <w:rStyle w:val="ExtensionTok"/>
-        </w:rPr>
-        <w:t xml:space="preserve">python</w:t>
-      </w:r>
-      <w:r>
-        <w:rPr>
-          <w:rStyle w:val="NormalTok"/>
-        </w:rPr>
-        <w:t xml:space="preserve"> test_benchmark.py</w:t>
-      </w:r>
-      <w:r>
-        <w:br/>
-      </w:r>
-      <w:r>
-        <w:rPr>
-          <w:rStyle w:val="ExtensionTok"/>
-        </w:rPr>
-        <w:t xml:space="preserve">python</w:t>
-      </w:r>
-      <w:r>
-        <w:rPr>
-          <w:rStyle w:val="NormalTok"/>
-        </w:rPr>
-        <w:t xml:space="preserve"> test_portfolio_quality.py</w:t>
-      </w:r>
-      <w:r>
-        <w:br/>
-      </w:r>
-      <w:r>
-        <w:rPr>
-          <w:rStyle w:val="ExtensionTok"/>
-        </w:rPr>
-        <w:t xml:space="preserve">python</w:t>
-      </w:r>
-      <w:r>
-        <w:rPr>
-          <w:rStyle w:val="NormalTok"/>
-        </w:rPr>
-        <w:t xml:space="preserve"> test_mf_holdings_screener.py</w:t>
+        <w:pStyle w:val="FirstParagraph"/>
+      </w:pPr>
+      <w:r>
+        <w:t xml:space="preserve">Use it when you have 2 to 12 funds in mind (say 5 or 6) and want them side by side in one Excel file.</w:t>
+      </w:r>
+      <w:r>
+        <w:t xml:space="preserve"> </w:t>
+      </w:r>
+      <w:r>
+        <w:t xml:space="preserve">List the funds in</w:t>
+      </w:r>
+      <w:r>
+        <w:t xml:space="preserve"> </w:t>
+      </w:r>
+      <w:r>
+        <w:rPr>
+          <w:rStyle w:val="VerbatimChar"/>
+          <w:b/>
+          <w:bCs/>
+        </w:rPr>
+        <w:t xml:space="preserve">input.xls</w:t>
+      </w:r>
+      <w:r>
+        <w:t xml:space="preserve"> </w:t>
+      </w:r>
+      <w:r>
+        <w:t xml:space="preserve">and run:</w:t>
       </w:r>
     </w:p>
     <w:p>
       <w:pPr>
+        <w:pStyle w:val="SourceCode"/>
+      </w:pPr>
+      <w:r>
+        <w:rPr>
+          <w:rStyle w:val="ExtensionTok"/>
+        </w:rPr>
+        <w:t xml:space="preserve">python</w:t>
+      </w:r>
+      <w:r>
+        <w:rPr>
+          <w:rStyle w:val="NormalTok"/>
+        </w:rPr>
+        <w:t xml:space="preserve"> compare_funds.py                                  </w:t>
+      </w:r>
+      <w:r>
+        <w:rPr>
+          <w:rStyle w:val="CommentTok"/>
+        </w:rPr>
+        <w:t xml:space="preserve"># funds from input.xls, in the current folder</w:t>
+      </w:r>
+      <w:r>
+        <w:br/>
+      </w:r>
+      <w:r>
+        <w:rPr>
+          <w:rStyle w:val="ExtensionTok"/>
+        </w:rPr>
+        <w:t xml:space="preserve">python</w:t>
+      </w:r>
+      <w:r>
+        <w:rPr>
+          <w:rStyle w:val="NormalTok"/>
+        </w:rPr>
+        <w:t xml:space="preserve"> compare_funds.py </w:t>
+      </w:r>
+      <w:r>
+        <w:rPr>
+          <w:rStyle w:val="AttributeTok"/>
+        </w:rPr>
+        <w:t xml:space="preserve">-i</w:t>
+      </w:r>
+      <w:r>
+        <w:rPr>
+          <w:rStyle w:val="NormalTok"/>
+        </w:rPr>
+        <w:t xml:space="preserve"> my_funds.xlsx </w:t>
+      </w:r>
+      <w:r>
+        <w:rPr>
+          <w:rStyle w:val="AttributeTok"/>
+        </w:rPr>
+        <w:t xml:space="preserve">-o</w:t>
+      </w:r>
+      <w:r>
+        <w:rPr>
+          <w:rStyle w:val="NormalTok"/>
+        </w:rPr>
+        <w:t xml:space="preserve"> compare.xlsx </w:t>
+      </w:r>
+      <w:r>
+        <w:rPr>
+          <w:rStyle w:val="CommentTok"/>
+        </w:rPr>
+        <w:t xml:space="preserve"># another input file, chosen output file</w:t>
+      </w:r>
+      <w:r>
+        <w:br/>
+      </w:r>
+      <w:r>
+        <w:rPr>
+          <w:rStyle w:val="ExtensionTok"/>
+        </w:rPr>
+        <w:t xml:space="preserve">python</w:t>
+      </w:r>
+      <w:r>
+        <w:rPr>
+          <w:rStyle w:val="NormalTok"/>
+        </w:rPr>
+        <w:t xml:space="preserve"> compare_funds.py </w:t>
+      </w:r>
+      <w:r>
+        <w:rPr>
+          <w:rStyle w:val="StringTok"/>
+        </w:rPr>
+        <w:t xml:space="preserve">"Axis Small Cap"</w:t>
+      </w:r>
+      <w:r>
+        <w:rPr>
+          <w:rStyle w:val="NormalTok"/>
+        </w:rPr>
+        <w:t xml:space="preserve"> 125354 </w:t>
+      </w:r>
+      <w:r>
+        <w:rPr>
+          <w:rStyle w:val="StringTok"/>
+        </w:rPr>
+        <w:t xml:space="preserve">"Quant Small Cap"</w:t>
+      </w:r>
+      <w:r>
+        <w:rPr>
+          <w:rStyle w:val="NormalTok"/>
+        </w:rPr>
+        <w:t xml:space="preserve">   </w:t>
+      </w:r>
+      <w:r>
+        <w:rPr>
+          <w:rStyle w:val="CommentTok"/>
+        </w:rPr>
+        <w:t xml:space="preserve"># funds on the command line instead</w:t>
+      </w:r>
+      <w:r>
+        <w:br/>
+      </w:r>
+      <w:r>
+        <w:rPr>
+          <w:rStyle w:val="ExtensionTok"/>
+        </w:rPr>
+        <w:t xml:space="preserve">python</w:t>
+      </w:r>
+      <w:r>
+        <w:rPr>
+          <w:rStyle w:val="NormalTok"/>
+        </w:rPr>
+        <w:t xml:space="preserve"> compare_funds.py </w:t>
+      </w:r>
+      <w:r>
+        <w:rPr>
+          <w:rStyle w:val="AttributeTok"/>
+        </w:rPr>
+        <w:t xml:space="preserve">--no-peers</w:t>
+      </w:r>
+      <w:r>
+        <w:rPr>
+          <w:rStyle w:val="NormalTok"/>
+        </w:rPr>
+        <w:t xml:space="preserve">                       </w:t>
+      </w:r>
+      <w:r>
+        <w:rPr>
+          <w:rStyle w:val="CommentTok"/>
+        </w:rPr>
+        <w:t xml:space="preserve"># faster: no category peers, ranked among your funds only</w:t>
+      </w:r>
+      <w:r>
+        <w:br/>
+      </w:r>
+      <w:r>
+        <w:rPr>
+          <w:rStyle w:val="ExtensionTok"/>
+        </w:rPr>
+        <w:t xml:space="preserve">python</w:t>
+      </w:r>
+      <w:r>
+        <w:rPr>
+          <w:rStyle w:val="NormalTok"/>
+        </w:rPr>
+        <w:t xml:space="preserve"> compare_funds.py </w:t>
+      </w:r>
+      <w:r>
+        <w:rPr>
+          <w:rStyle w:val="AttributeTok"/>
+        </w:rPr>
+        <w:t xml:space="preserve">--navall</w:t>
+      </w:r>
+      <w:r>
+        <w:rPr>
+          <w:rStyle w:val="NormalTok"/>
+        </w:rPr>
+        <w:t xml:space="preserve"> NAVAll.txt </w:t>
+      </w:r>
+      <w:r>
+        <w:rPr>
+          <w:rStyle w:val="AttributeTok"/>
+        </w:rPr>
+        <w:t xml:space="preserve">--rolling-years</w:t>
+      </w:r>
+      <w:r>
+        <w:rPr>
+          <w:rStyle w:val="NormalTok"/>
+        </w:rPr>
+        <w:t xml:space="preserve"> 5 </w:t>
+      </w:r>
+      <w:r>
+        <w:rPr>
+          <w:rStyle w:val="AttributeTok"/>
+        </w:rPr>
+        <w:t xml:space="preserve">--refresh</w:t>
+      </w:r>
+    </w:p>
+    <w:p>
+      <w:pPr>
         <w:pStyle w:val="FirstParagraph"/>
       </w:pPr>
-      <w:r>
-        <w:t xml:space="preserve">All run offline on synthetic data (the portfolio test builds SEBI-style</w:t>
-      </w:r>
-      <w:r>
-        <w:t xml:space="preserve"> </w:t>
-      </w:r>
-      <w:r>
-        <w:t xml:space="preserve">workbooks, including fraction-style weights, a zip, stale and malformed files).</w:t>
-      </w:r>
-      <w:r>
-        <w:t xml:space="preserve"> </w:t>
-      </w:r>
-      <w:r>
-        <w:t xml:space="preserve">They check the logic; they have</w:t>
-      </w:r>
-      <w:r>
-        <w:t xml:space="preserve"> </w:t>
-      </w:r>
       <w:r>
         <w:rPr>
           <w:b/>
           <w:bCs/>
         </w:rPr>
-        <w:t xml:space="preserve">not</w:t>
-      </w:r>
-      <w:r>
-        <w:t xml:space="preserve"> </w:t>
-      </w:r>
-      <w:r>
-        <w:t xml:space="preserve">been run against real AMC files or the live</w:t>
-      </w:r>
-      <w:r>
-        <w:t xml:space="preserve"> </w:t>
-      </w:r>
-      <w:r>
-        <w:t xml:space="preserve">mfapi.in / AMFI services.</w:t>
-      </w:r>
-      <w:r>
-        <w:t xml:space="preserve"> </w:t>
-      </w:r>
-      <w:r>
-        <w:rPr>
-          <w:rStyle w:val="VerbatimChar"/>
-        </w:rPr>
-        <w:t xml:space="preserve">test_pipeline.py</w:t>
-      </w:r>
-      <w:r>
-        <w:t xml:space="preserve"> </w:t>
-      </w:r>
-      <w:r>
-        <w:t xml:space="preserve">replaces the data layer (scheme list,</w:t>
-      </w:r>
-      <w:r>
-        <w:t xml:space="preserve"> </w:t>
-      </w:r>
-      <w:r>
-        <w:t xml:space="preserve">NAV download, benchmark, holdings) with a simulation, so it proves the plumbing</w:t>
-      </w:r>
-      <w:r>
-        <w:t xml:space="preserve"> </w:t>
-      </w:r>
-      <w:r>
-        <w:t xml:space="preserve">and the outputs, not the live integrations.</w:t>
-      </w:r>
-      <w:r>
-        <w:t xml:space="preserve"> </w:t>
-      </w:r>
-      <w:r>
-        <w:rPr>
-          <w:rStyle w:val="VerbatimChar"/>
-        </w:rPr>
-        <w:t xml:space="preserve">test_mf_holdings_screener.py</w:t>
-      </w:r>
-      <w:r>
-        <w:t xml:space="preserve"> </w:t>
-      </w:r>
-      <w:r>
-        <w:t xml:space="preserve">uses</w:t>
-      </w:r>
-      <w:r>
-        <w:t xml:space="preserve"> </w:t>
-      </w:r>
-      <w:r>
-        <w:t xml:space="preserve">synthetic NAV series and a synthetic AMFI file; it checks the ISIN/name mapping, the</w:t>
-      </w:r>
-      <w:r>
-        <w:t xml:space="preserve"> </w:t>
-      </w:r>
-      <w:r>
-        <w:t xml:space="preserve">verdict rules, the peer ranking and the output file, and says nothing about real</w:t>
-      </w:r>
-      <w:r>
-        <w:t xml:space="preserve"> </w:t>
-      </w:r>
-      <w:r>
-        <w:t xml:space="preserve">funds.</w:t>
-      </w:r>
-      <w:r>
-        <w:t xml:space="preserve"> </w:t>
-      </w:r>
-      <w:r>
-        <w:rPr>
-          <w:rStyle w:val="VerbatimChar"/>
-        </w:rPr>
-        <w:t xml:space="preserve">cdsl_holdings_to_xls.py</w:t>
-      </w:r>
-      <w:r>
-        <w:t xml:space="preserve"> </w:t>
-      </w:r>
-      <w:r>
-        <w:t xml:space="preserve">has no automated tests; it was checked by running it</w:t>
-      </w:r>
-      <w:r>
-        <w:t xml:space="preserve"> </w:t>
-      </w:r>
-      <w:r>
-        <w:t xml:space="preserve">on one real statement and reconciling against the printed totals.</w:t>
-      </w:r>
-    </w:p>
-    <w:bookmarkEnd w:id="24"/>
-    <w:bookmarkStart w:id="25" w:name="X0a50dc15ea651493d7c5dc390a352185f13b08d"/>
-    <w:p>
-      <w:pPr>
-        <w:pStyle w:val="Heading2"/>
-      </w:pPr>
-      <w:r>
-        <w:t xml:space="preserve">Things not yet proven against live services</w:t>
-      </w:r>
-    </w:p>
-    <w:p>
-      <w:pPr>
-        <w:pStyle w:val="FirstParagraph"/>
-      </w:pPr>
-      <w:r>
-        <w:t xml:space="preserve">These have only ever run on synthetic data. Run</w:t>
-      </w:r>
-      <w:r>
-        <w:t xml:space="preserve"> </w:t>
-      </w:r>
-      <w:r>
-        <w:rPr>
-          <w:rStyle w:val="VerbatimChar"/>
-        </w:rPr>
-        <w:t xml:space="preserve">python live_check.py</w:t>
-      </w:r>
-      <w:r>
-        <w:t xml:space="preserve"> </w:t>
-      </w:r>
-      <w:r>
-        <w:t xml:space="preserve">once on a</w:t>
-      </w:r>
-      <w:r>
-        <w:t xml:space="preserve"> </w:t>
-      </w:r>
-      <w:r>
-        <w:t xml:space="preserve">computer with internet access (add</w:t>
-      </w:r>
-      <w:r>
-        <w:t xml:space="preserve"> </w:t>
-      </w:r>
-      <w:r>
-        <w:rPr>
-          <w:rStyle w:val="VerbatimChar"/>
-        </w:rPr>
-        <w:t xml:space="preserve">--holdings</w:t>
-      </w:r>
-      <w:r>
-        <w:t xml:space="preserve"> </w:t>
-      </w:r>
-      <w:r>
-        <w:t xml:space="preserve">to try the AMC downloaders); it prints</w:t>
-      </w:r>
-      <w:r>
-        <w:t xml:space="preserve"> </w:t>
-      </w:r>
-      <w:r>
-        <w:t xml:space="preserve">PASS / WARN / FAIL per step and exits non-zero on a failure:</w:t>
-      </w:r>
-    </w:p>
-    <w:p>
-      <w:pPr>
-        <w:pStyle w:val="Compact"/>
-        <w:numPr>
-          <w:ilvl w:val="0"/>
-          <w:numId w:val="1010"/>
-        </w:numPr>
-      </w:pPr>
-      <w:r>
-        <w:t xml:space="preserve">mfapi.in scheme master, category lookup and NAV download</w:t>
-      </w:r>
-    </w:p>
-    <w:p>
-      <w:pPr>
-        <w:pStyle w:val="Compact"/>
-        <w:numPr>
-          <w:ilvl w:val="0"/>
-          <w:numId w:val="1010"/>
-        </w:numPr>
-      </w:pPr>
-      <w:r>
-        <w:t xml:space="preserve">the benchmark proxy search for every category in</w:t>
-      </w:r>
-      <w:r>
-        <w:t xml:space="preserve"> </w:t>
-      </w:r>
-      <w:r>
-        <w:rPr>
-          <w:rStyle w:val="VerbatimChar"/>
-        </w:rPr>
-        <w:t xml:space="preserve">config.BENCHMARKS</w:t>
-      </w:r>
-    </w:p>
-    <w:p>
-      <w:pPr>
-        <w:pStyle w:val="Compact"/>
-        <w:numPr>
-          <w:ilvl w:val="0"/>
-          <w:numId w:val="1010"/>
-        </w:numPr>
-      </w:pPr>
-      <w:r>
-        <w:t xml:space="preserve">AMFI’s</w:t>
-      </w:r>
-      <w:r>
-        <w:t xml:space="preserve"> </w:t>
-      </w:r>
-      <w:r>
-        <w:rPr>
-          <w:rStyle w:val="VerbatimChar"/>
-        </w:rPr>
-        <w:t xml:space="preserve">NAVAll.txt</w:t>
-      </w:r>
-      <w:r>
-        <w:t xml:space="preserve"> </w:t>
-      </w:r>
-      <w:r>
-        <w:t xml:space="preserve">(used by</w:t>
-      </w:r>
-      <w:r>
-        <w:t xml:space="preserve"> </w:t>
-      </w:r>
-      <w:r>
-        <w:rPr>
-          <w:rStyle w:val="VerbatimChar"/>
-        </w:rPr>
-        <w:t xml:space="preserve">mf_holdings_screener.py</w:t>
-      </w:r>
-      <w:r>
-        <w:t xml:space="preserve">)</w:t>
-      </w:r>
-    </w:p>
-    <w:p>
-      <w:pPr>
-        <w:pStyle w:val="Compact"/>
-        <w:numPr>
-          <w:ilvl w:val="0"/>
-          <w:numId w:val="1010"/>
-        </w:numPr>
-      </w:pPr>
-      <w:r>
-        <w:t xml:space="preserve">the three</w:t>
-      </w:r>
-      <w:r>
-        <w:t xml:space="preserve"> </w:t>
-      </w:r>
-      <w:r>
-        <w:rPr>
-          <w:rStyle w:val="VerbatimChar"/>
-        </w:rPr>
-        <w:t xml:space="preserve">auto</w:t>
-      </w:r>
-      <w:r>
-        <w:t xml:space="preserve"> </w:t>
-      </w:r>
-      <w:r>
-        <w:t xml:space="preserve">AMC portfolio downloaders</w:t>
-      </w:r>
-    </w:p>
-    <w:p>
-      <w:pPr>
-        <w:pStyle w:val="Compact"/>
-        <w:numPr>
-          <w:ilvl w:val="0"/>
-          <w:numId w:val="1010"/>
-        </w:numPr>
-      </w:pPr>
-      <w:r>
-        <w:rPr>
-          <w:rStyle w:val="VerbatimChar"/>
-        </w:rPr>
-        <w:t xml:space="preserve">holdings_import.py</w:t>
-      </w:r>
-      <w:r>
-        <w:t xml:space="preserve"> </w:t>
-      </w:r>
-      <w:r>
-        <w:t xml:space="preserve">and</w:t>
-      </w:r>
-      <w:r>
-        <w:t xml:space="preserve"> </w:t>
-      </w:r>
-      <w:r>
-        <w:rPr>
-          <w:rStyle w:val="VerbatimChar"/>
-        </w:rPr>
-        <w:t xml:space="preserve">build_marketcap.py</w:t>
-      </w:r>
-      <w:r>
-        <w:t xml:space="preserve"> </w:t>
-      </w:r>
-      <w:r>
-        <w:t xml:space="preserve">on real files</w:t>
-      </w:r>
-    </w:p>
-    <w:p>
-      <w:pPr>
-        <w:pStyle w:val="Compact"/>
-        <w:numPr>
-          <w:ilvl w:val="0"/>
-          <w:numId w:val="1010"/>
-        </w:numPr>
-      </w:pPr>
-      <w:r>
-        <w:rPr>
-          <w:rStyle w:val="VerbatimChar"/>
-        </w:rPr>
-        <w:t xml:space="preserve">shortlist.py</w:t>
-      </w:r>
-      <w:r>
-        <w:t xml:space="preserve">,</w:t>
-      </w:r>
-      <w:r>
-        <w:t xml:space="preserve"> </w:t>
-      </w:r>
-      <w:r>
-        <w:rPr>
-          <w:rStyle w:val="VerbatimChar"/>
-        </w:rPr>
-        <w:t xml:space="preserve">mf_holdings_screener.py</w:t>
-      </w:r>
-      <w:r>
-        <w:t xml:space="preserve"> </w:t>
-      </w:r>
-      <w:r>
-        <w:t xml:space="preserve">and</w:t>
-      </w:r>
-      <w:r>
-        <w:t xml:space="preserve"> </w:t>
-      </w:r>
-      <w:r>
-        <w:rPr>
-          <w:rStyle w:val="VerbatimChar"/>
-        </w:rPr>
-        <w:t xml:space="preserve">cdsl_holdings_to_xls.py</w:t>
-      </w:r>
-      <w:r>
-        <w:t xml:space="preserve"> </w:t>
-      </w:r>
-      <w:r>
-        <w:t xml:space="preserve">on a real first run — check the</w:t>
-      </w:r>
-      <w:r>
-        <w:t xml:space="preserve"> </w:t>
-      </w:r>
-      <w:r>
-        <w:t xml:space="preserve">first real output (benchmark names, Match Method, Peer Group Size,</w:t>
-      </w:r>
-      <w:r>
-        <w:t xml:space="preserve"> </w:t>
-      </w:r>
-      <w:r>
-        <w:rPr>
-          <w:rStyle w:val="VerbatimChar"/>
-        </w:rPr>
-        <w:t xml:space="preserve">data_flags</w:t>
-      </w:r>
-      <w:r>
-        <w:t xml:space="preserve">) before trusting it</w:t>
-      </w:r>
-    </w:p>
-    <w:p>
-      <w:pPr>
-        <w:pStyle w:val="FirstParagraph"/>
-      </w:pPr>
+        <w:t xml:space="preserve">The input file.</w:t>
+      </w:r>
+      <w:r>
+        <w:t xml:space="preserve"> </w:t>
+      </w:r>
+      <w:r>
+        <w:t xml:space="preserve">One fund per row. Each cell is a fund</w:t>
+      </w:r>
+      <w:r>
+        <w:t xml:space="preserve"> </w:t>
+      </w:r>
       <w:r>
         <w:rPr>
           <w:b/>
           <w:bCs/>
         </w:rPr>
-        <w:t xml:space="preserve">First live check (Oct 2026):</w:t>
-      </w:r>
-      <w:r>
-        <w:t xml:space="preserve"> </w:t>
-      </w:r>
-      <w:r>
-        <w:t xml:space="preserve">mfapi.in, category lookup, NAV download and all benchmark proxies</w:t>
-      </w:r>
-      <w:r>
-        <w:t xml:space="preserve"> </w:t>
-      </w:r>
-      <w:r>
-        <w:t xml:space="preserve">worked. Two warnings: the</w:t>
-      </w:r>
-      <w:r>
-        <w:t xml:space="preserve"> </w:t>
-      </w:r>
-      <w:r>
-        <w:rPr>
-          <w:i/>
-          <w:iCs/>
-        </w:rPr>
-        <w:t xml:space="preserve">large &amp; mid cap</w:t>
-      </w:r>
-      <w:r>
-        <w:t xml:space="preserve"> </w:t>
-      </w:r>
-      <w:r>
-        <w:t xml:space="preserve">proxy has only ~4.9 years of history and the</w:t>
-      </w:r>
-      <w:r>
-        <w:t xml:space="preserve"> </w:t>
-      </w:r>
-      <w:r>
-        <w:rPr>
-          <w:i/>
-          <w:iCs/>
-        </w:rPr>
-        <w:t xml:space="preserve">multi cap</w:t>
-      </w:r>
-      <w:r>
-        <w:t xml:space="preserve"> </w:t>
-      </w:r>
-      <w:r>
-        <w:t xml:space="preserve">proxy ~2.2 years, so multi-cap funds get no benchmark metrics (a 3-year window does not fit) until you</w:t>
-      </w:r>
-      <w:r>
-        <w:t xml:space="preserve"> </w:t>
-      </w:r>
-      <w:r>
-        <w:t xml:space="preserve">supply a TRI csv with</w:t>
-      </w:r>
-      <w:r>
-        <w:t xml:space="preserve"> </w:t>
-      </w:r>
-      <w:r>
-        <w:rPr>
-          <w:rStyle w:val="VerbatimChar"/>
-        </w:rPr>
-        <w:t xml:space="preserve">import_tri.py</w:t>
-      </w:r>
-      <w:r>
-        <w:t xml:space="preserve">. AMFI’s NAVAll.txt had changed: Plan and Option are now separate</w:t>
-      </w:r>
-      <w:r>
-        <w:t xml:space="preserve"> </w:t>
-      </w:r>
-      <w:r>
-        <w:t xml:space="preserve">columns, which</w:t>
-      </w:r>
-      <w:r>
-        <w:t xml:space="preserve"> </w:t>
-      </w:r>
-      <w:r>
-        <w:rPr>
-          <w:rStyle w:val="VerbatimChar"/>
-        </w:rPr>
-        <w:t xml:space="preserve">parse_navall</w:t>
-      </w:r>
-      <w:r>
-        <w:t xml:space="preserve"> </w:t>
-      </w:r>
-      <w:r>
-        <w:t xml:space="preserve">now reads from the header row (</w:t>
-      </w:r>
-      <w:r>
-        <w:rPr>
-          <w:rStyle w:val="VerbatimChar"/>
-        </w:rPr>
-        <w:t xml:space="preserve">navall_diag.py</w:t>
-      </w:r>
-      <w:r>
-        <w:t xml:space="preserve"> </w:t>
-      </w:r>
-      <w:r>
-        <w:t xml:space="preserve">shows how a file is parsed).</w:t>
-      </w:r>
-    </w:p>
-    <w:bookmarkEnd w:id="25"/>
-    <w:bookmarkStart w:id="26" w:name="X2c0f072ac2b4776a7f1d1ccd21193bcfd985e8d"/>
-    <w:p>
-      <w:pPr>
-        <w:pStyle w:val="Heading2"/>
-      </w:pPr>
-      <w:r>
-        <w:t xml:space="preserve">Mapping to</w:t>
-      </w:r>
-      <w:r>
-        <w:t xml:space="preserve"> </w:t>
-      </w:r>
-      <w:r>
-        <w:rPr>
-          <w:rStyle w:val="VerbatimChar"/>
-        </w:rPr>
-        <w:t xml:space="preserve">mutual_fund_scoring_specification.md</w:t>
+        <w:t xml:space="preserve">name or an AMFI scheme code</w:t>
+      </w:r>
+      <w:r>
+        <w:t xml:space="preserve">, and the two can</w:t>
+      </w:r>
+      <w:r>
+        <w:t xml:space="preserve"> </w:t>
+      </w:r>
+      <w:r>
+        <w:t xml:space="preserve">be mixed. The fund column is the one headed Fund / Scheme / Name / Code / ISIN, otherwise the first column;</w:t>
+      </w:r>
+      <w:r>
+        <w:t xml:space="preserve"> </w:t>
+      </w:r>
+      <w:r>
+        <w:t xml:space="preserve">a header row is optional. Blank rows and repeated funds are ignored, and a code that Excel stored as</w:t>
+      </w:r>
+      <w:r>
+        <w:t xml:space="preserve"> </w:t>
+      </w:r>
+      <w:r>
+        <w:rPr>
+          <w:rStyle w:val="VerbatimChar"/>
+        </w:rPr>
+        <w:t xml:space="preserve">125354.0</w:t>
+      </w:r>
+      <w:r>
+        <w:t xml:space="preserve"> </w:t>
+      </w:r>
+      <w:r>
+        <w:t xml:space="preserve">still matches.</w:t>
+      </w:r>
+      <w:r>
+        <w:t xml:space="preserve"> </w:t>
+      </w:r>
+      <w:r>
+        <w:rPr>
+          <w:rStyle w:val="VerbatimChar"/>
+        </w:rPr>
+        <w:t xml:space="preserve">.xls</w:t>
+      </w:r>
+      <w:r>
+        <w:t xml:space="preserve"> </w:t>
+      </w:r>
+      <w:r>
+        <w:t xml:space="preserve">(needs</w:t>
+      </w:r>
+      <w:r>
+        <w:t xml:space="preserve"> </w:t>
+      </w:r>
+      <w:r>
+        <w:rPr>
+          <w:rStyle w:val="VerbatimChar"/>
+        </w:rPr>
+        <w:t xml:space="preserve">xlrd</w:t>
+      </w:r>
+      <w:r>
+        <w:t xml:space="preserve">),</w:t>
+      </w:r>
+      <w:r>
+        <w:t xml:space="preserve"> </w:t>
+      </w:r>
+      <w:r>
+        <w:rPr>
+          <w:rStyle w:val="VerbatimChar"/>
+        </w:rPr>
+        <w:t xml:space="preserve">.xlsx</w:t>
+      </w:r>
+      <w:r>
+        <w:t xml:space="preserve">,</w:t>
+      </w:r>
+      <w:r>
+        <w:t xml:space="preserve"> </w:t>
+      </w:r>
+      <w:r>
+        <w:rPr>
+          <w:rStyle w:val="VerbatimChar"/>
+        </w:rPr>
+        <w:t xml:space="preserve">.csv</w:t>
+      </w:r>
+      <w:r>
+        <w:t xml:space="preserve"> </w:t>
+      </w:r>
+      <w:r>
+        <w:t xml:space="preserve">and an HTML or text file saved with an</w:t>
+      </w:r>
+      <w:r>
+        <w:t xml:space="preserve"> </w:t>
+      </w:r>
+      <w:r>
+        <w:rPr>
+          <w:rStyle w:val="VerbatimChar"/>
+        </w:rPr>
+        <w:t xml:space="preserve">.xls</w:t>
+      </w:r>
+      <w:r>
+        <w:t xml:space="preserve"> </w:t>
+      </w:r>
+      <w:r>
+        <w:t xml:space="preserve">name all work. Funds typed on the command line replace the file; giving both</w:t>
+      </w:r>
+      <w:r>
+        <w:t xml:space="preserve"> </w:t>
+      </w:r>
+      <w:r>
+        <w:rPr>
+          <w:rStyle w:val="VerbatimChar"/>
+        </w:rPr>
+        <w:t xml:space="preserve">-i</w:t>
+      </w:r>
+      <w:r>
+        <w:t xml:space="preserve"> </w:t>
+      </w:r>
+      <w:r>
+        <w:t xml:space="preserve">and command-line</w:t>
+      </w:r>
+      <w:r>
+        <w:t xml:space="preserve"> </w:t>
+      </w:r>
+      <w:r>
+        <w:t xml:space="preserve">funds is an error.</w:t>
       </w:r>
     </w:p>
     <w:tbl>
@@ -11591,18 +11414,18 @@
               <w:pStyle w:val="Compact"/>
             </w:pPr>
             <w:r>
-              <w:t xml:space="preserve">Spec item</w:t>
-            </w:r>
-          </w:p>
-        </w:tc>
-        <w:tc>
-          <w:tcPr/>
-          <w:p>
-            <w:pPr>
-              <w:pStyle w:val="Compact"/>
-            </w:pPr>
-            <w:r>
-              <w:t xml:space="preserve">Status</w:t>
+              <w:t xml:space="preserve">Option</w:t>
+            </w:r>
+          </w:p>
+        </w:tc>
+        <w:tc>
+          <w:tcPr/>
+          <w:p>
+            <w:pPr>
+              <w:pStyle w:val="Compact"/>
+            </w:pPr>
+            <w:r>
+              <w:t xml:space="preserve">Meaning</w:t>
             </w:r>
           </w:p>
         </w:tc>
@@ -11615,27 +11438,21 @@
               <w:pStyle w:val="Compact"/>
             </w:pPr>
             <w:r>
-              <w:t xml:space="preserve">1. 3-year return</w:t>
-            </w:r>
-          </w:p>
-        </w:tc>
-        <w:tc>
-          <w:tcPr/>
-          <w:p>
-            <w:pPr>
-              <w:pStyle w:val="Compact"/>
-            </w:pPr>
-            <w:r>
-              <w:t xml:space="preserve">✅</w:t>
-            </w:r>
-            <w:r>
-              <w:t xml:space="preserve"> </w:t>
-            </w:r>
-            <w:r>
-              <w:rPr>
-                <w:rStyle w:val="VerbatimChar"/>
-              </w:rPr>
-              <w:t xml:space="preserve">cagr_3y</w:t>
+              <w:rPr>
+                <w:rStyle w:val="VerbatimChar"/>
+              </w:rPr>
+              <w:t xml:space="preserve">funds ...</w:t>
+            </w:r>
+          </w:p>
+        </w:tc>
+        <w:tc>
+          <w:tcPr/>
+          <w:p>
+            <w:pPr>
+              <w:pStyle w:val="Compact"/>
+            </w:pPr>
+            <w:r>
+              <w:t xml:space="preserve">Optional. Funds on the command line (each as one argument: a quoted name or a scheme code). When none are given the funds are read from the input file</w:t>
             </w:r>
           </w:p>
         </w:tc>
@@ -11648,18 +11465,13 @@
               <w:pStyle w:val="Compact"/>
             </w:pPr>
             <w:r>
-              <w:t xml:space="preserve">2. 5-year return</w:t>
-            </w:r>
-          </w:p>
-        </w:tc>
-        <w:tc>
-          <w:tcPr/>
-          <w:p>
-            <w:pPr>
-              <w:pStyle w:val="Compact"/>
-            </w:pPr>
-            <w:r>
-              <w:t xml:space="preserve">✅</w:t>
+              <w:rPr>
+                <w:rStyle w:val="VerbatimChar"/>
+              </w:rPr>
+              <w:t xml:space="preserve">-i</w:t>
+            </w:r>
+            <w:r>
+              <w:t xml:space="preserve">,</w:t>
             </w:r>
             <w:r>
               <w:t xml:space="preserve"> </w:t>
@@ -11668,7 +11480,30 @@
               <w:rPr>
                 <w:rStyle w:val="VerbatimChar"/>
               </w:rPr>
-              <w:t xml:space="preserve">cagr_5y</w:t>
+              <w:t xml:space="preserve">--input FILE</w:t>
+            </w:r>
+          </w:p>
+        </w:tc>
+        <w:tc>
+          <w:tcPr/>
+          <w:p>
+            <w:pPr>
+              <w:pStyle w:val="Compact"/>
+            </w:pPr>
+            <w:r>
+              <w:t xml:space="preserve">Input file listing the funds (default</w:t>
+            </w:r>
+            <w:r>
+              <w:t xml:space="preserve"> </w:t>
+            </w:r>
+            <w:r>
+              <w:rPr>
+                <w:rStyle w:val="VerbatimChar"/>
+              </w:rPr>
+              <w:t xml:space="preserve">input.xls</w:t>
+            </w:r>
+            <w:r>
+              <w:t xml:space="preserve">)</w:t>
             </w:r>
           </w:p>
         </w:tc>
@@ -11681,18 +11516,13 @@
               <w:pStyle w:val="Compact"/>
             </w:pPr>
             <w:r>
-              <w:t xml:space="preserve">3. Rolling consistency vs benchmark</w:t>
-            </w:r>
-          </w:p>
-        </w:tc>
-        <w:tc>
-          <w:tcPr/>
-          <w:p>
-            <w:pPr>
-              <w:pStyle w:val="Compact"/>
-            </w:pPr>
-            <w:r>
-              <w:t xml:space="preserve">✅</w:t>
+              <w:rPr>
+                <w:rStyle w:val="VerbatimChar"/>
+              </w:rPr>
+              <w:t xml:space="preserve">-o</w:t>
+            </w:r>
+            <w:r>
+              <w:t xml:space="preserve">,</w:t>
             </w:r>
             <w:r>
               <w:t xml:space="preserve"> </w:t>
@@ -11701,22 +11531,42 @@
               <w:rPr>
                 <w:rStyle w:val="VerbatimChar"/>
               </w:rPr>
-              <w:t xml:space="preserve">rolling_beat_benchmark_pct</w:t>
+              <w:t xml:space="preserve">--output FILE</w:t>
+            </w:r>
+          </w:p>
+        </w:tc>
+        <w:tc>
+          <w:tcPr/>
+          <w:p>
+            <w:pPr>
+              <w:pStyle w:val="Compact"/>
+            </w:pPr>
+            <w:r>
+              <w:t xml:space="preserve">Output</w:t>
             </w:r>
             <w:r>
               <w:t xml:space="preserve"> </w:t>
             </w:r>
             <w:r>
-              <w:t xml:space="preserve">(benchmark = index-fund proxy unless you supply a TRI csv with</w:t>
+              <w:rPr>
+                <w:rStyle w:val="VerbatimChar"/>
+              </w:rPr>
+              <w:t xml:space="preserve">.xlsx</w:t>
             </w:r>
             <w:r>
               <w:t xml:space="preserve"> </w:t>
             </w:r>
             <w:r>
-              <w:rPr>
-                <w:rStyle w:val="VerbatimChar"/>
-              </w:rPr>
-              <w:t xml:space="preserve">import_tri.py</w:t>
+              <w:t xml:space="preserve">(default</w:t>
+            </w:r>
+            <w:r>
+              <w:t xml:space="preserve"> </w:t>
+            </w:r>
+            <w:r>
+              <w:rPr>
+                <w:rStyle w:val="VerbatimChar"/>
+              </w:rPr>
+              <w:t xml:space="preserve">output/compare_funds_&lt;date&gt;.xlsx</w:t>
             </w:r>
             <w:r>
               <w:t xml:space="preserve">)</w:t>
@@ -11732,18 +11582,21 @@
               <w:pStyle w:val="Compact"/>
             </w:pPr>
             <w:r>
-              <w:t xml:space="preserve">4. Benchmark excess return</w:t>
-            </w:r>
-          </w:p>
-        </w:tc>
-        <w:tc>
-          <w:tcPr/>
-          <w:p>
-            <w:pPr>
-              <w:pStyle w:val="Compact"/>
-            </w:pPr>
-            <w:r>
-              <w:t xml:space="preserve">✅</w:t>
+              <w:rPr>
+                <w:rStyle w:val="VerbatimChar"/>
+              </w:rPr>
+              <w:t xml:space="preserve">--navall FILE</w:t>
+            </w:r>
+          </w:p>
+        </w:tc>
+        <w:tc>
+          <w:tcPr/>
+          <w:p>
+            <w:pPr>
+              <w:pStyle w:val="Compact"/>
+            </w:pPr>
+            <w:r>
+              <w:t xml:space="preserve">AMFI</w:t>
             </w:r>
             <w:r>
               <w:t xml:space="preserve"> </w:t>
@@ -11752,13 +11605,13 @@
               <w:rPr>
                 <w:rStyle w:val="VerbatimChar"/>
               </w:rPr>
-              <w:t xml:space="preserve">benchmark_excess_return</w:t>
+              <w:t xml:space="preserve">NAVAll.txt</w:t>
             </w:r>
             <w:r>
               <w:t xml:space="preserve"> </w:t>
             </w:r>
             <w:r>
-              <w:t xml:space="preserve">(same caveat)</w:t>
+              <w:t xml:space="preserve">you saved yourself, when the download is blocked</w:t>
             </w:r>
           </w:p>
         </w:tc>
@@ -11771,18 +11624,21 @@
               <w:pStyle w:val="Compact"/>
             </w:pPr>
             <w:r>
-              <w:t xml:space="preserve">5. Risk-adjusted return</w:t>
-            </w:r>
-          </w:p>
-        </w:tc>
-        <w:tc>
-          <w:tcPr/>
-          <w:p>
-            <w:pPr>
-              <w:pStyle w:val="Compact"/>
-            </w:pPr>
-            <w:r>
-              <w:t xml:space="preserve">✅ Sharpe-style ratio + Sortino, as two separate weights (computed from 3y CAGR and monthly volatility, not from a full monthly excess-return series)</w:t>
+              <w:rPr>
+                <w:rStyle w:val="VerbatimChar"/>
+              </w:rPr>
+              <w:t xml:space="preserve">--no-peers</w:t>
+            </w:r>
+          </w:p>
+        </w:tc>
+        <w:tc>
+          <w:tcPr/>
+          <w:p>
+            <w:pPr>
+              <w:pStyle w:val="Compact"/>
+            </w:pPr>
+            <w:r>
+              <w:t xml:space="preserve">Skip the category peers (faster; ranking among your funds only, and it says so)</w:t>
             </w:r>
           </w:p>
         </w:tc>
@@ -11795,39 +11651,21 @@
               <w:pStyle w:val="Compact"/>
             </w:pPr>
             <w:r>
-              <w:t xml:space="preserve">6. Maximum drawdown</w:t>
-            </w:r>
-          </w:p>
-        </w:tc>
-        <w:tc>
-          <w:tcPr/>
-          <w:p>
-            <w:pPr>
-              <w:pStyle w:val="Compact"/>
-            </w:pPr>
-            <w:r>
-              <w:t xml:space="preserve">✅</w:t>
-            </w:r>
-            <w:r>
-              <w:t xml:space="preserve"> </w:t>
-            </w:r>
-            <w:r>
-              <w:rPr>
-                <w:rStyle w:val="VerbatimChar"/>
-              </w:rPr>
-              <w:t xml:space="preserve">max_drawdown</w:t>
-            </w:r>
-            <w:r>
-              <w:t xml:space="preserve">, over a common trailing 3-year window (</w:t>
-            </w:r>
-            <w:r>
-              <w:rPr>
-                <w:rStyle w:val="VerbatimChar"/>
-              </w:rPr>
-              <w:t xml:space="preserve">DRAWDOWN_WINDOW_YEARS</w:t>
-            </w:r>
-            <w:r>
-              <w:t xml:space="preserve">)</w:t>
+              <w:rPr>
+                <w:rStyle w:val="VerbatimChar"/>
+              </w:rPr>
+              <w:t xml:space="preserve">--refresh</w:t>
+            </w:r>
+          </w:p>
+        </w:tc>
+        <w:tc>
+          <w:tcPr/>
+          <w:p>
+            <w:pPr>
+              <w:pStyle w:val="Compact"/>
+            </w:pPr>
+            <w:r>
+              <w:t xml:space="preserve">Re-download NAV data instead of using the cache</w:t>
             </w:r>
           </w:p>
         </w:tc>
@@ -11840,18 +11678,48 @@
               <w:pStyle w:val="Compact"/>
             </w:pPr>
             <w:r>
-              <w:t xml:space="preserve">7. Expense ratio</w:t>
-            </w:r>
-          </w:p>
-        </w:tc>
-        <w:tc>
-          <w:tcPr/>
-          <w:p>
-            <w:pPr>
-              <w:pStyle w:val="Compact"/>
-            </w:pPr>
-            <w:r>
-              <w:t xml:space="preserve">⛔ not implemented (excluded on request)</w:t>
+              <w:rPr>
+                <w:rStyle w:val="VerbatimChar"/>
+              </w:rPr>
+              <w:t xml:space="preserve">--weights FILE</w:t>
+            </w:r>
+          </w:p>
+        </w:tc>
+        <w:tc>
+          <w:tcPr/>
+          <w:p>
+            <w:pPr>
+              <w:pStyle w:val="Compact"/>
+            </w:pPr>
+            <w:r>
+              <w:t xml:space="preserve">Weights file (default</w:t>
+            </w:r>
+            <w:r>
+              <w:t xml:space="preserve"> </w:t>
+            </w:r>
+            <w:r>
+              <w:rPr>
+                <w:rStyle w:val="VerbatimChar"/>
+              </w:rPr>
+              <w:t xml:space="preserve">weights.ini</w:t>
+            </w:r>
+            <w:r>
+              <w:t xml:space="preserve"> </w:t>
+            </w:r>
+            <w:r>
+              <w:t xml:space="preserve">next to</w:t>
+            </w:r>
+            <w:r>
+              <w:t xml:space="preserve"> </w:t>
+            </w:r>
+            <w:r>
+              <w:rPr>
+                <w:rStyle w:val="VerbatimChar"/>
+              </w:rPr>
+              <w:t xml:space="preserve">config.py</w:t>
+            </w:r>
+            <w:r>
+              <w:t xml:space="preserve">)</w:t>
             </w:r>
           </w:p>
         </w:tc>
@@ -11864,18 +11732,21 @@
               <w:pStyle w:val="Compact"/>
             </w:pPr>
             <w:r>
-              <w:t xml:space="preserve">8. Portfolio quality</w:t>
-            </w:r>
-          </w:p>
-        </w:tc>
-        <w:tc>
-          <w:tcPr/>
-          <w:p>
-            <w:pPr>
-              <w:pStyle w:val="Compact"/>
-            </w:pPr>
-            <w:r>
-              <w:t xml:space="preserve">✅ needs holdings files (see above); missing for funds without one</w:t>
+              <w:rPr>
+                <w:rStyle w:val="VerbatimChar"/>
+              </w:rPr>
+              <w:t xml:space="preserve">--rolling-years N</w:t>
+            </w:r>
+          </w:p>
+        </w:tc>
+        <w:tc>
+          <w:tcPr/>
+          <w:p>
+            <w:pPr>
+              <w:pStyle w:val="Compact"/>
+            </w:pPr>
+            <w:r>
+              <w:t xml:space="preserve">Rolling-return window, e.g. 3 or 5</w:t>
             </w:r>
           </w:p>
         </w:tc>
@@ -11888,456 +11759,21 @@
               <w:pStyle w:val="Compact"/>
             </w:pPr>
             <w:r>
-              <w:t xml:space="preserve">External weights file, validated, version recorded</w:t>
-            </w:r>
-          </w:p>
-        </w:tc>
-        <w:tc>
-          <w:tcPr/>
-          <w:p>
-            <w:pPr>
-              <w:pStyle w:val="Compact"/>
-            </w:pPr>
-            <w:r>
-              <w:t xml:space="preserve">✅</w:t>
-            </w:r>
-            <w:r>
-              <w:t xml:space="preserve"> </w:t>
-            </w:r>
-            <w:r>
-              <w:rPr>
-                <w:rStyle w:val="VerbatimChar"/>
-              </w:rPr>
-              <w:t xml:space="preserve">weights.ini</w:t>
-            </w:r>
-            <w:r>
-              <w:t xml:space="preserve"> </w:t>
-            </w:r>
-            <w:r>
-              <w:t xml:space="preserve">(INI instead of JSON),</w:t>
-            </w:r>
-            <w:r>
-              <w:t xml:space="preserve"> </w:t>
-            </w:r>
-            <w:r>
-              <w:rPr>
-                <w:rStyle w:val="VerbatimChar"/>
-              </w:rPr>
-              <w:t xml:space="preserve">--weights</w:t>
-            </w:r>
-            <w:r>
-              <w:t xml:space="preserve"> </w:t>
-            </w:r>
-            <w:r>
-              <w:t xml:space="preserve">option</w:t>
-            </w:r>
-          </w:p>
-        </w:tc>
-      </w:tr>
-      <w:tr>
-        <w:tc>
-          <w:tcPr/>
-          <w:p>
-            <w:pPr>
-              <w:pStyle w:val="Compact"/>
-            </w:pPr>
-            <w:r>
-              <w:t xml:space="preserve">Percentile scoring</w:t>
-            </w:r>
-          </w:p>
-        </w:tc>
-        <w:tc>
-          <w:tcPr/>
-          <w:p>
-            <w:pPr>
-              <w:pStyle w:val="Compact"/>
-            </w:pPr>
-            <w:r>
-              <w:t xml:space="preserve">✅</w:t>
-            </w:r>
-            <w:r>
-              <w:t xml:space="preserve"> </w:t>
-            </w:r>
-            <w:r>
-              <w:rPr>
-                <w:rStyle w:val="VerbatimChar"/>
-              </w:rPr>
-              <w:t xml:space="preserve">scoring_method = percentile</w:t>
-            </w:r>
-            <w:r>
-              <w:t xml:space="preserve"> </w:t>
-            </w:r>
-            <w:r>
-              <w:t xml:space="preserve">(default stays</w:t>
-            </w:r>
-            <w:r>
-              <w:t xml:space="preserve"> </w:t>
-            </w:r>
-            <w:r>
-              <w:rPr>
-                <w:rStyle w:val="VerbatimChar"/>
-              </w:rPr>
-              <w:t xml:space="preserve">zscore</w:t>
-            </w:r>
-            <w:r>
-              <w:t xml:space="preserve">);</w:t>
-            </w:r>
-            <w:r>
-              <w:t xml:space="preserve"> </w:t>
-            </w:r>
-            <w:r>
-              <w:rPr>
-                <w:rStyle w:val="VerbatimChar"/>
-              </w:rPr>
-              <w:t xml:space="preserve">final_score_0_100</w:t>
-            </w:r>
-            <w:r>
-              <w:t xml:space="preserve"> </w:t>
-            </w:r>
-            <w:r>
-              <w:t xml:space="preserve">is always percentile-based</w:t>
-            </w:r>
-          </w:p>
-        </w:tc>
-      </w:tr>
-      <w:tr>
-        <w:tc>
-          <w:tcPr/>
-          <w:p>
-            <w:pPr>
-              <w:pStyle w:val="Compact"/>
-            </w:pPr>
-            <w:r>
-              <w:t xml:space="preserve">Renormalise over available metrics + minimum coverage +</w:t>
-            </w:r>
-            <w:r>
-              <w:t xml:space="preserve"> </w:t>
-            </w:r>
-            <w:r>
-              <w:rPr>
-                <w:rStyle w:val="VerbatimChar"/>
-              </w:rPr>
-              <w:t xml:space="preserve">INSUFFICIENT_DATA</w:t>
-            </w:r>
-          </w:p>
-        </w:tc>
-        <w:tc>
-          <w:tcPr/>
-          <w:p>
-            <w:pPr>
-              <w:pStyle w:val="Compact"/>
-            </w:pPr>
-            <w:r>
-              <w:t xml:space="preserve">✅</w:t>
-            </w:r>
-            <w:r>
-              <w:t xml:space="preserve"> </w:t>
-            </w:r>
-            <w:r>
-              <w:rPr>
-                <w:rStyle w:val="VerbatimChar"/>
-              </w:rPr>
-              <w:t xml:space="preserve">missing_data_policy</w:t>
-            </w:r>
-            <w:r>
-              <w:t xml:space="preserve">,</w:t>
-            </w:r>
-            <w:r>
-              <w:t xml:space="preserve"> </w:t>
-            </w:r>
-            <w:r>
-              <w:rPr>
-                <w:rStyle w:val="VerbatimChar"/>
-              </w:rPr>
-              <w:t xml:space="preserve">minimum_coverage_percent</w:t>
-            </w:r>
-          </w:p>
-        </w:tc>
-      </w:tr>
-      <w:tr>
-        <w:tc>
-          <w:tcPr/>
-          <w:p>
-            <w:pPr>
-              <w:pStyle w:val="Compact"/>
-            </w:pPr>
-            <w:r>
-              <w:t xml:space="preserve">Low-confidence flag for small groups</w:t>
-            </w:r>
-          </w:p>
-        </w:tc>
-        <w:tc>
-          <w:tcPr/>
-          <w:p>
-            <w:pPr>
-              <w:pStyle w:val="Compact"/>
-            </w:pPr>
-            <w:r>
-              <w:t xml:space="preserve">✅</w:t>
-            </w:r>
-            <w:r>
-              <w:t xml:space="preserve"> </w:t>
-            </w:r>
-            <w:r>
-              <w:rPr>
-                <w:rStyle w:val="VerbatimChar"/>
-              </w:rPr>
-              <w:t xml:space="preserve">min_group_size</w:t>
-            </w:r>
-          </w:p>
-        </w:tc>
-      </w:tr>
-      <w:tr>
-        <w:tc>
-          <w:tcPr/>
-          <w:p>
-            <w:pPr>
-              <w:pStyle w:val="Compact"/>
-            </w:pPr>
-            <w:r>
-              <w:t xml:space="preserve">Stale / duplicate / inconsistent / non-comparable data flags, as-of dates</w:t>
-            </w:r>
-          </w:p>
-        </w:tc>
-        <w:tc>
-          <w:tcPr/>
-          <w:p>
-            <w:pPr>
-              <w:pStyle w:val="Compact"/>
-            </w:pPr>
-            <w:r>
-              <w:t xml:space="preserve">✅</w:t>
-            </w:r>
-            <w:r>
-              <w:t xml:space="preserve"> </w:t>
-            </w:r>
-            <w:r>
-              <w:rPr>
-                <w:rStyle w:val="VerbatimChar"/>
-              </w:rPr>
-              <w:t xml:space="preserve">data_checks.py</w:t>
-            </w:r>
-            <w:r>
-              <w:t xml:space="preserve">,</w:t>
-            </w:r>
-            <w:r>
-              <w:t xml:space="preserve"> </w:t>
-            </w:r>
-            <w:r>
-              <w:rPr>
-                <w:rStyle w:val="VerbatimChar"/>
-              </w:rPr>
-              <w:t xml:space="preserve">--as-of-date</w:t>
-            </w:r>
-          </w:p>
-        </w:tc>
-      </w:tr>
-      <w:tr>
-        <w:tc>
-          <w:tcPr/>
-          <w:p>
-            <w:pPr>
-              <w:pStyle w:val="Compact"/>
-            </w:pPr>
-            <w:r>
-              <w:t xml:space="preserve">Categories ranked separately; labelled exploratory cross-category list</w:t>
-            </w:r>
-          </w:p>
-        </w:tc>
-        <w:tc>
-          <w:tcPr/>
-          <w:p>
-            <w:pPr>
-              <w:pStyle w:val="Compact"/>
-            </w:pPr>
-            <w:r>
-              <w:t xml:space="preserve">✅</w:t>
-            </w:r>
-            <w:r>
-              <w:t xml:space="preserve"> </w:t>
-            </w:r>
-            <w:r>
-              <w:rPr>
-                <w:rStyle w:val="VerbatimChar"/>
-              </w:rPr>
-              <w:t xml:space="preserve">--category</w:t>
-            </w:r>
-            <w:r>
-              <w:t xml:space="preserve">,</w:t>
-            </w:r>
-            <w:r>
-              <w:t xml:space="preserve"> </w:t>
-            </w:r>
-            <w:r>
-              <w:rPr>
-                <w:rStyle w:val="VerbatimChar"/>
-              </w:rPr>
-              <w:t xml:space="preserve">--all-categories</w:t>
-            </w:r>
-          </w:p>
-        </w:tc>
-      </w:tr>
-      <w:tr>
-        <w:tc>
-          <w:tcPr/>
-          <w:p>
-            <w:pPr>
-              <w:pStyle w:val="Compact"/>
-            </w:pPr>
-            <w:r>
-              <w:rPr>
-                <w:rStyle w:val="VerbatimChar"/>
-              </w:rPr>
-              <w:t xml:space="preserve">ranked_funds.csv</w:t>
-            </w:r>
-            <w:r>
-              <w:t xml:space="preserve">-style output</w:t>
-            </w:r>
-          </w:p>
-        </w:tc>
-        <w:tc>
-          <w:tcPr/>
-          <w:p>
-            <w:pPr>
-              <w:pStyle w:val="Compact"/>
-            </w:pPr>
-            <w:r>
-              <w:t xml:space="preserve">✅</w:t>
-            </w:r>
-            <w:r>
-              <w:t xml:space="preserve"> </w:t>
-            </w:r>
-            <w:r>
-              <w:rPr>
-                <w:rStyle w:val="VerbatimChar"/>
-              </w:rPr>
-              <w:t xml:space="preserve">shortlisted_funds.csv</w:t>
-            </w:r>
-            <w:r>
-              <w:t xml:space="preserve"> </w:t>
-            </w:r>
-            <w:r>
-              <w:t xml:space="preserve">(the toolkit’s existing name) with per-metric raw value, score, points</w:t>
-            </w:r>
-          </w:p>
-        </w:tc>
-      </w:tr>
-      <w:tr>
-        <w:tc>
-          <w:tcPr/>
-          <w:p>
-            <w:pPr>
-              <w:pStyle w:val="Compact"/>
-            </w:pPr>
-            <w:r>
-              <w:rPr>
-                <w:rStyle w:val="VerbatimChar"/>
-              </w:rPr>
-              <w:t xml:space="preserve">ranked_funds.md</w:t>
-            </w:r>
-            <w:r>
-              <w:t xml:space="preserve">, run log</w:t>
-            </w:r>
-          </w:p>
-        </w:tc>
-        <w:tc>
-          <w:tcPr/>
-          <w:p>
-            <w:pPr>
-              <w:pStyle w:val="Compact"/>
-            </w:pPr>
-            <w:r>
-              <w:t xml:space="preserve">✅</w:t>
-            </w:r>
-            <w:r>
-              <w:t xml:space="preserve"> </w:t>
-            </w:r>
-            <w:r>
-              <w:rPr>
-                <w:rStyle w:val="VerbatimChar"/>
-              </w:rPr>
-              <w:t xml:space="preserve">ranked_funds.md</w:t>
-            </w:r>
-            <w:r>
-              <w:t xml:space="preserve">,</w:t>
-            </w:r>
-            <w:r>
-              <w:t xml:space="preserve"> </w:t>
-            </w:r>
-            <w:r>
-              <w:rPr>
-                <w:rStyle w:val="VerbatimChar"/>
-              </w:rPr>
-              <w:t xml:space="preserve">run_log.txt</w:t>
-            </w:r>
-          </w:p>
-        </w:tc>
-      </w:tr>
-      <w:tr>
-        <w:tc>
-          <w:tcPr/>
-          <w:p>
-            <w:pPr>
-              <w:pStyle w:val="Compact"/>
-            </w:pPr>
-            <w:r>
-              <w:t xml:space="preserve">Non-zero exit on fatal errors</w:t>
-            </w:r>
-          </w:p>
-        </w:tc>
-        <w:tc>
-          <w:tcPr/>
-          <w:p>
-            <w:pPr>
-              <w:pStyle w:val="Compact"/>
-            </w:pPr>
-            <w:r>
-              <w:t xml:space="preserve">✅ 1 = nothing ranked, 2 = bad input/config</w:t>
-            </w:r>
-          </w:p>
-        </w:tc>
-      </w:tr>
-      <w:tr>
-        <w:tc>
-          <w:tcPr/>
-          <w:p>
-            <w:pPr>
-              <w:pStyle w:val="Compact"/>
-            </w:pPr>
-            <w:r>
-              <w:t xml:space="preserve">Automated tests for the scoring engine</w:t>
-            </w:r>
-          </w:p>
-        </w:tc>
-        <w:tc>
-          <w:tcPr/>
-          <w:p>
-            <w:pPr>
-              <w:pStyle w:val="Compact"/>
-            </w:pPr>
-            <w:r>
-              <w:t xml:space="preserve">✅</w:t>
-            </w:r>
-            <w:r>
-              <w:t xml:space="preserve"> </w:t>
-            </w:r>
-            <w:r>
-              <w:rPr>
-                <w:rStyle w:val="VerbatimChar"/>
-              </w:rPr>
-              <w:t xml:space="preserve">test_scoring.py</w:t>
-            </w:r>
-            <w:r>
-              <w:t xml:space="preserve">,</w:t>
-            </w:r>
-            <w:r>
-              <w:t xml:space="preserve"> </w:t>
-            </w:r>
-            <w:r>
-              <w:rPr>
-                <w:rStyle w:val="VerbatimChar"/>
-              </w:rPr>
-              <w:t xml:space="preserve">test_pipeline.py</w:t>
+              <w:rPr>
+                <w:rStyle w:val="VerbatimChar"/>
+              </w:rPr>
+              <w:t xml:space="preserve">--workers N</w:t>
+            </w:r>
+          </w:p>
+        </w:tc>
+        <w:tc>
+          <w:tcPr/>
+          <w:p>
+            <w:pPr>
+              <w:pStyle w:val="Compact"/>
+            </w:pPr>
+            <w:r>
+              <w:t xml:space="preserve">Parallel NAV downloads (default 4)</w:t>
             </w:r>
           </w:p>
         </w:tc>
@@ -12352,28 +11788,59 @@
           <w:b/>
           <w:bCs/>
         </w:rPr>
-        <w:t xml:space="preserve">CSV-input command line:</w:t>
-      </w:r>
-      <w:r>
-        <w:t xml:space="preserve"> </w:t>
-      </w:r>
-      <w:r>
-        <w:t xml:space="preserve">✅</w:t>
-      </w:r>
-      <w:r>
-        <w:t xml:space="preserve"> </w:t>
-      </w:r>
-      <w:r>
-        <w:rPr>
-          <w:rStyle w:val="VerbatimChar"/>
-        </w:rPr>
-        <w:t xml:space="preserve">rank_funds.py --input funds.csv</w:t>
-      </w:r>
-      <w:r>
-        <w:t xml:space="preserve"> </w:t>
-      </w:r>
-      <w:r>
-        <w:t xml:space="preserve">(section 6).</w:t>
+        <w:t xml:space="preserve">Output</w:t>
+      </w:r>
+      <w:r>
+        <w:t xml:space="preserve"> </w:t>
+      </w:r>
+      <w:r>
+        <w:t xml:space="preserve">(one</w:t>
+      </w:r>
+      <w:r>
+        <w:t xml:space="preserve"> </w:t>
+      </w:r>
+      <w:r>
+        <w:rPr>
+          <w:rStyle w:val="VerbatimChar"/>
+        </w:rPr>
+        <w:t xml:space="preserve">.xlsx</w:t>
+      </w:r>
+      <w:r>
+        <w:t xml:space="preserve">): sheet</w:t>
+      </w:r>
+      <w:r>
+        <w:t xml:space="preserve"> </w:t>
+      </w:r>
+      <w:r>
+        <w:rPr>
+          <w:i/>
+          <w:iCs/>
+        </w:rPr>
+        <w:t xml:space="preserve">Comparison</w:t>
+      </w:r>
+      <w:r>
+        <w:t xml:space="preserve">: one column per fund and one row per metric, with each</w:t>
+      </w:r>
+      <w:r>
+        <w:t xml:space="preserve"> </w:t>
+      </w:r>
+      <w:r>
+        <w:t xml:space="preserve">metric’s</w:t>
+      </w:r>
+      <w:r>
+        <w:t xml:space="preserve"> </w:t>
+      </w:r>
+      <w:r>
+        <w:rPr>
+          <w:rStyle w:val="VerbatimChar"/>
+        </w:rPr>
+        <w:t xml:space="preserve">weights.ini</w:t>
+      </w:r>
+      <w:r>
+        <w:t xml:space="preserve"> </w:t>
+      </w:r>
+      <w:r>
+        <w:t xml:space="preserve">weight, the screen result, rank / percentile / score within the fund’s</w:t>
       </w:r>
       <w:r>
         <w:t xml:space="preserve"> </w:t>
@@ -12383,28 +11850,74 @@
           <w:b/>
           <w:bCs/>
         </w:rPr>
-        <w:t xml:space="preserve">Not done from the spec:</w:t>
-      </w:r>
-      <w:r>
-        <w:t xml:space="preserve"> </w:t>
-      </w:r>
-      <w:r>
-        <w:t xml:space="preserve">a single blended</w:t>
-      </w:r>
-      <w:r>
-        <w:t xml:space="preserve"> </w:t>
-      </w:r>
-      <w:r>
-        <w:rPr>
-          <w:rStyle w:val="VerbatimChar"/>
-        </w:rPr>
-        <w:t xml:space="preserve">risk_adjusted_return</w:t>
-      </w:r>
-      <w:r>
-        <w:t xml:space="preserve"> </w:t>
-      </w:r>
-      <w:r>
-        <w:t xml:space="preserve">parameter (Sharpe/Sortino average) — they are two weights here.</w:t>
+        <w:t xml:space="preserve">whole</w:t>
+      </w:r>
+      <w:r>
+        <w:rPr>
+          <w:b/>
+          <w:bCs/>
+        </w:rPr>
+        <w:t xml:space="preserve"> </w:t>
+      </w:r>
+      <w:r>
+        <w:rPr>
+          <w:b/>
+          <w:bCs/>
+        </w:rPr>
+        <w:t xml:space="preserve">category</w:t>
+      </w:r>
+      <w:r>
+        <w:t xml:space="preserve">, category medians, red / amber / green notes, and whether the fund passes the shortlist hard</w:t>
+      </w:r>
+      <w:r>
+        <w:t xml:space="preserve"> </w:t>
+      </w:r>
+      <w:r>
+        <w:t xml:space="preserve">filters; the best value in each row is shaded green and the worst red, only among funds of the same</w:t>
+      </w:r>
+      <w:r>
+        <w:t xml:space="preserve"> </w:t>
+      </w:r>
+      <w:r>
+        <w:t xml:space="preserve">category. Sheet</w:t>
+      </w:r>
+      <w:r>
+        <w:t xml:space="preserve"> </w:t>
+      </w:r>
+      <w:r>
+        <w:rPr>
+          <w:i/>
+          <w:iCs/>
+        </w:rPr>
+        <w:t xml:space="preserve">Funds</w:t>
+      </w:r>
+      <w:r>
+        <w:t xml:space="preserve">: the same numbers as plain values, one row per fund, easy to sort and filter.</w:t>
+      </w:r>
+      <w:r>
+        <w:t xml:space="preserve"> </w:t>
+      </w:r>
+      <w:r>
+        <w:t xml:space="preserve">Sheet</w:t>
+      </w:r>
+      <w:r>
+        <w:t xml:space="preserve"> </w:t>
+      </w:r>
+      <w:r>
+        <w:rPr>
+          <w:i/>
+          <w:iCs/>
+        </w:rPr>
+        <w:t xml:space="preserve">Notes</w:t>
+      </w:r>
+      <w:r>
+        <w:t xml:space="preserve">: method, weights file and version, benchmarks, peer groups, how each name matched, problems,</w:t>
+      </w:r>
+      <w:r>
+        <w:t xml:space="preserve"> </w:t>
+      </w:r>
+      <w:r>
+        <w:t xml:space="preserve">and the risk disclaimer.</w:t>
       </w:r>
     </w:p>
     <w:p>
@@ -12416,89 +11929,1947 @@
           <w:b/>
           <w:bCs/>
         </w:rPr>
-        <w:t xml:space="preserve">From the older blueprint document</w:t>
-      </w:r>
-      <w:r>
-        <w:t xml:space="preserve"> </w:t>
-      </w:r>
-      <w:r>
-        <w:t xml:space="preserve">(</w:t>
-      </w:r>
-      <w:r>
-        <w:rPr>
-          <w:rStyle w:val="VerbatimChar"/>
-        </w:rPr>
-        <w:t xml:space="preserve">mutual_fund_agent_architecture_prompting_blueprint.md</w:t>
-      </w:r>
-      <w:r>
-        <w:t xml:space="preserve">):</w:t>
-      </w:r>
-      <w:r>
-        <w:t xml:space="preserve"> </w:t>
-      </w:r>
-      <w:r>
-        <w:t xml:space="preserve">downside capture, quartile consistency, Jensen’s alpha and beta are implemented (off by default; the blueprint’s own weights are not used — weights live in</w:t>
-      </w:r>
-      <w:r>
-        <w:t xml:space="preserve"> </w:t>
-      </w:r>
-      <w:r>
-        <w:rPr>
-          <w:rStyle w:val="VerbatimChar"/>
-        </w:rPr>
-        <w:t xml:space="preserve">weights.ini</w:t>
-      </w:r>
-      <w:r>
-        <w:t xml:space="preserve">); 3-year rolling returns with a 5-year option (</w:t>
-      </w:r>
-      <w:r>
-        <w:rPr>
-          <w:rStyle w:val="VerbatimChar"/>
-        </w:rPr>
-        <w:t xml:space="preserve">--rolling-years 5</w:t>
-      </w:r>
-      <w:r>
-        <w:t xml:space="preserve">); AUM, manager-tenure,</w:t>
-      </w:r>
-      <w:r>
-        <w:t xml:space="preserve"> </w:t>
-      </w:r>
-      <w:r>
-        <w:t xml:space="preserve">turnover, cash and top-10 filters are implemented but need your own</w:t>
-      </w:r>
-      <w:r>
-        <w:t xml:space="preserve"> </w:t>
-      </w:r>
-      <w:r>
-        <w:rPr>
-          <w:rStyle w:val="VerbatimChar"/>
-        </w:rPr>
-        <w:t xml:space="preserve">data/fund_attributes.csv</w:t>
-      </w:r>
-      <w:r>
-        <w:t xml:space="preserve"> </w:t>
-      </w:r>
-      <w:r>
-        <w:t xml:space="preserve">and are off by default; per-fund written summaries are rule-based text in</w:t>
-      </w:r>
-      <w:r>
-        <w:t xml:space="preserve"> </w:t>
-      </w:r>
-      <w:r>
-        <w:rPr>
-          <w:rStyle w:val="VerbatimChar"/>
-        </w:rPr>
-        <w:t xml:space="preserve">ranked_funds.md</w:t>
-      </w:r>
-      <w:r>
-        <w:t xml:space="preserve"> </w:t>
-      </w:r>
-      <w:r>
-        <w:t xml:space="preserve">(AI-written summaries are deferred, by decision); expense ratio is excluded on request.</w:t>
+        <w:t xml:space="preserve">How it differs from</w:t>
+      </w:r>
+      <w:r>
+        <w:rPr>
+          <w:b/>
+          <w:bCs/>
+        </w:rPr>
+        <w:t xml:space="preserve"> </w:t>
+      </w:r>
+      <w:r>
+        <w:rPr>
+          <w:rStyle w:val="VerbatimChar"/>
+          <w:b/>
+          <w:bCs/>
+        </w:rPr>
+        <w:t xml:space="preserve">shortlist.py</w:t>
+      </w:r>
+      <w:r>
+        <w:rPr>
+          <w:b/>
+          <w:bCs/>
+        </w:rPr>
+        <w:t xml:space="preserve">.</w:t>
+      </w:r>
+      <w:r>
+        <w:t xml:space="preserve"> </w:t>
+      </w:r>
+      <w:r>
+        <w:t xml:space="preserve">No hard filter ever removes one of your funds; the filters are only</w:t>
+      </w:r>
+      <w:r>
+        <w:t xml:space="preserve"> </w:t>
+      </w:r>
+      <w:r>
+        <w:t xml:space="preserve">reported. Ranks and scores come from all Direct-Growth peers of the category with 3+ years of history, not</w:t>
+      </w:r>
+      <w:r>
+        <w:t xml:space="preserve"> </w:t>
+      </w:r>
+      <w:r>
+        <w:t xml:space="preserve">only from your 5 or 6 funds, so a tiny sample does not give meaningless z-scores. Funds of different</w:t>
+      </w:r>
+      <w:r>
+        <w:t xml:space="preserve"> </w:t>
+      </w:r>
+      <w:r>
+        <w:t xml:space="preserve">categories can be in one file; each is scored against its own category and the notes say so. Index,</w:t>
+      </w:r>
+      <w:r>
+        <w:t xml:space="preserve"> </w:t>
+      </w:r>
+      <w:r>
+        <w:t xml:space="preserve">fund-of-funds, sectoral/thematic and debt funds have no fair peer group, so they get no rank or score,</w:t>
+      </w:r>
+      <w:r>
+        <w:t xml:space="preserve"> </w:t>
+      </w:r>
+      <w:r>
+        <w:t xml:space="preserve">only their metrics, benchmark comparison and screen result.</w:t>
+      </w:r>
+    </w:p>
+    <w:p>
+      <w:pPr>
+        <w:pStyle w:val="BodyText"/>
+      </w:pPr>
+      <w:r>
+        <w:t xml:space="preserve">A name that matches no scheme, or more than one, stops the run and lists the candidates; put the scheme</w:t>
+      </w:r>
+      <w:r>
+        <w:t xml:space="preserve"> </w:t>
+      </w:r>
+      <w:r>
+        <w:t xml:space="preserve">code in the file for those funds. Exit status 0 = file written, 1 = none of the funds had usable NAV data,</w:t>
+      </w:r>
+      <w:r>
+        <w:t xml:space="preserve"> </w:t>
+      </w:r>
+      <w:r>
+        <w:t xml:space="preserve">2 = bad command line, weights file or input file, fund not found / ambiguous, AMFI file unavailable, or</w:t>
+      </w:r>
+      <w:r>
+        <w:t xml:space="preserve"> </w:t>
+      </w:r>
+      <w:r>
+        <w:rPr>
+          <w:rStyle w:val="VerbatimChar"/>
+        </w:rPr>
+        <w:t xml:space="preserve">openpyxl</w:t>
+      </w:r>
+      <w:r>
+        <w:t xml:space="preserve"> </w:t>
+      </w:r>
+      <w:r>
+        <w:t xml:space="preserve">missing.</w:t>
+      </w:r>
+    </w:p>
+    <w:p>
+      <w:pPr>
+        <w:pStyle w:val="BodyText"/>
+      </w:pPr>
+      <w:r>
+        <w:t xml:space="preserve">Like the rest of the toolkit it is a screen of</w:t>
+      </w:r>
+      <w:r>
+        <w:t xml:space="preserve"> </w:t>
+      </w:r>
+      <w:r>
+        <w:rPr>
+          <w:b/>
+          <w:bCs/>
+        </w:rPr>
+        <w:t xml:space="preserve">past</w:t>
+      </w:r>
+      <w:r>
+        <w:t xml:space="preserve"> </w:t>
+      </w:r>
+      <w:r>
+        <w:t xml:space="preserve">NAV data, not advice: expense ratio is deliberately</w:t>
+      </w:r>
+      <w:r>
+        <w:t xml:space="preserve"> </w:t>
+      </w:r>
+      <w:r>
+        <w:t xml:space="preserve">not used, and exit load, fund-manager changes, tax and your own goals are not considered. The blended</w:t>
+      </w:r>
+      <w:r>
+        <w:t xml:space="preserve"> </w:t>
+      </w:r>
+      <w:r>
+        <w:t xml:space="preserve">Sharpe/Sortino parameter is not offered here either (dropped by decision, see below).</w:t>
+      </w:r>
+    </w:p>
+    <w:bookmarkEnd w:id="24"/>
+    <w:bookmarkStart w:id="25" w:name="tests"/>
+    <w:p>
+      <w:pPr>
+        <w:pStyle w:val="Heading2"/>
+      </w:pPr>
+      <w:r>
+        <w:t xml:space="preserve">Tests</w:t>
+      </w:r>
+    </w:p>
+    <w:p>
+      <w:pPr>
+        <w:pStyle w:val="SourceCode"/>
+      </w:pPr>
+      <w:r>
+        <w:rPr>
+          <w:rStyle w:val="ExtensionTok"/>
+        </w:rPr>
+        <w:t xml:space="preserve">python</w:t>
+      </w:r>
+      <w:r>
+        <w:rPr>
+          <w:rStyle w:val="NormalTok"/>
+        </w:rPr>
+        <w:t xml:space="preserve"> test_scoring.py                </w:t>
+      </w:r>
+      <w:r>
+        <w:rPr>
+          <w:rStyle w:val="CommentTok"/>
+        </w:rPr>
+        <w:t xml:space="preserve"># 94 checks: weights.ini, scoring engine, extra metrics, data checks, filters, build_marketcap, import_tri</w:t>
+      </w:r>
+      <w:r>
+        <w:br/>
+      </w:r>
+      <w:r>
+        <w:rPr>
+          <w:rStyle w:val="ExtensionTok"/>
+        </w:rPr>
+        <w:t xml:space="preserve">python</w:t>
+      </w:r>
+      <w:r>
+        <w:rPr>
+          <w:rStyle w:val="NormalTok"/>
+        </w:rPr>
+        <w:t xml:space="preserve"> test_pipeline.py               </w:t>
+      </w:r>
+      <w:r>
+        <w:rPr>
+          <w:rStyle w:val="CommentTok"/>
+        </w:rPr>
+        <w:t xml:space="preserve"># 51 checks: shortlist.py end to end (CLI, multi-category, filters, outputs, exit codes) and holdings_import</w:t>
+      </w:r>
+      <w:r>
+        <w:br/>
+      </w:r>
+      <w:r>
+        <w:rPr>
+          <w:rStyle w:val="ExtensionTok"/>
+        </w:rPr>
+        <w:t xml:space="preserve">python</w:t>
+      </w:r>
+      <w:r>
+        <w:rPr>
+          <w:rStyle w:val="NormalTok"/>
+        </w:rPr>
+        <w:t xml:space="preserve"> test_screener_peers.py         </w:t>
+      </w:r>
+      <w:r>
+        <w:rPr>
+          <w:rStyle w:val="CommentTok"/>
+        </w:rPr>
+        <w:t xml:space="preserve"># 17 checks: peer ranking when some funds are left unranked</w:t>
+      </w:r>
+      <w:r>
+        <w:br/>
+      </w:r>
+      <w:r>
+        <w:rPr>
+          <w:rStyle w:val="ExtensionTok"/>
+        </w:rPr>
+        <w:t xml:space="preserve">python</w:t>
+      </w:r>
+      <w:r>
+        <w:rPr>
+          <w:rStyle w:val="NormalTok"/>
+        </w:rPr>
+        <w:t xml:space="preserve"> test_metrics_window.py         </w:t>
+      </w:r>
+      <w:r>
+        <w:rPr>
+          <w:rStyle w:val="CommentTok"/>
+        </w:rPr>
+        <w:t xml:space="preserve"># 18 checks: the aligned 3-year ratio window and the relaxed default filters</w:t>
+      </w:r>
+      <w:r>
+        <w:br/>
+      </w:r>
+      <w:r>
+        <w:rPr>
+          <w:rStyle w:val="ExtensionTok"/>
+        </w:rPr>
+        <w:t xml:space="preserve">python</w:t>
+      </w:r>
+      <w:r>
+        <w:rPr>
+          <w:rStyle w:val="NormalTok"/>
+        </w:rPr>
+        <w:t xml:space="preserve"> test_new_metrics.py            </w:t>
+      </w:r>
+      <w:r>
+        <w:rPr>
+          <w:rStyle w:val="CommentTok"/>
+        </w:rPr>
+        <w:t xml:space="preserve"># 3-year drawdown window, alpha/beta against a known regression, 3y/5y rolling option</w:t>
+      </w:r>
+      <w:r>
+        <w:br/>
+      </w:r>
+      <w:r>
+        <w:rPr>
+          <w:rStyle w:val="ExtensionTok"/>
+        </w:rPr>
+        <w:t xml:space="preserve">python</w:t>
+      </w:r>
+      <w:r>
+        <w:rPr>
+          <w:rStyle w:val="NormalTok"/>
+        </w:rPr>
+        <w:t xml:space="preserve"> test_check_fund.py             </w:t>
+      </w:r>
+      <w:r>
+        <w:rPr>
+          <w:rStyle w:val="CommentTok"/>
+        </w:rPr>
+        <w:t xml:space="preserve"># check_fund.py: name matching, peers, report, exit codes</w:t>
+      </w:r>
+      <w:r>
+        <w:br/>
+      </w:r>
+      <w:r>
+        <w:rPr>
+          <w:rStyle w:val="ExtensionTok"/>
+        </w:rPr>
+        <w:t xml:space="preserve">python</w:t>
+      </w:r>
+      <w:r>
+        <w:rPr>
+          <w:rStyle w:val="NormalTok"/>
+        </w:rPr>
+        <w:t xml:space="preserve"> test_rank_funds.py             </w:t>
+      </w:r>
+      <w:r>
+        <w:rPr>
+          <w:rStyle w:val="CommentTok"/>
+        </w:rPr>
+        <w:t xml:space="preserve"># rank_funds.py: the spec's input checks, units, plan filter, exit codes</w:t>
+      </w:r>
+      <w:r>
+        <w:br/>
+      </w:r>
+      <w:r>
+        <w:rPr>
+          <w:rStyle w:val="ExtensionTok"/>
+        </w:rPr>
+        <w:t xml:space="preserve">python</w:t>
+      </w:r>
+      <w:r>
+        <w:rPr>
+          <w:rStyle w:val="NormalTok"/>
+        </w:rPr>
+        <w:t xml:space="preserve"> test_benchmark.py</w:t>
+      </w:r>
+      <w:r>
+        <w:br/>
+      </w:r>
+      <w:r>
+        <w:rPr>
+          <w:rStyle w:val="ExtensionTok"/>
+        </w:rPr>
+        <w:t xml:space="preserve">python</w:t>
+      </w:r>
+      <w:r>
+        <w:rPr>
+          <w:rStyle w:val="NormalTok"/>
+        </w:rPr>
+        <w:t xml:space="preserve"> test_portfolio_quality.py</w:t>
+      </w:r>
+      <w:r>
+        <w:br/>
+      </w:r>
+      <w:r>
+        <w:rPr>
+          <w:rStyle w:val="ExtensionTok"/>
+        </w:rPr>
+        <w:t xml:space="preserve">python</w:t>
+      </w:r>
+      <w:r>
+        <w:rPr>
+          <w:rStyle w:val="NormalTok"/>
+        </w:rPr>
+        <w:t xml:space="preserve"> test_mf_holdings_screener.py</w:t>
+      </w:r>
+    </w:p>
+    <w:p>
+      <w:pPr>
+        <w:pStyle w:val="FirstParagraph"/>
+      </w:pPr>
+      <w:r>
+        <w:t xml:space="preserve">All run offline on synthetic data (the portfolio test builds SEBI-style</w:t>
+      </w:r>
+      <w:r>
+        <w:t xml:space="preserve"> </w:t>
+      </w:r>
+      <w:r>
+        <w:t xml:space="preserve">workbooks, including fraction-style weights, a zip, stale and malformed files).</w:t>
+      </w:r>
+      <w:r>
+        <w:t xml:space="preserve"> </w:t>
+      </w:r>
+      <w:r>
+        <w:t xml:space="preserve">They check the logic; they have</w:t>
+      </w:r>
+      <w:r>
+        <w:t xml:space="preserve"> </w:t>
+      </w:r>
+      <w:r>
+        <w:rPr>
+          <w:b/>
+          <w:bCs/>
+        </w:rPr>
+        <w:t xml:space="preserve">not</w:t>
+      </w:r>
+      <w:r>
+        <w:t xml:space="preserve"> </w:t>
+      </w:r>
+      <w:r>
+        <w:t xml:space="preserve">been run against real AMC files or the live</w:t>
+      </w:r>
+      <w:r>
+        <w:t xml:space="preserve"> </w:t>
+      </w:r>
+      <w:r>
+        <w:t xml:space="preserve">mfapi.in / AMFI services.</w:t>
+      </w:r>
+      <w:r>
+        <w:t xml:space="preserve"> </w:t>
+      </w:r>
+      <w:r>
+        <w:rPr>
+          <w:rStyle w:val="VerbatimChar"/>
+        </w:rPr>
+        <w:t xml:space="preserve">test_pipeline.py</w:t>
+      </w:r>
+      <w:r>
+        <w:t xml:space="preserve"> </w:t>
+      </w:r>
+      <w:r>
+        <w:t xml:space="preserve">replaces the data layer (scheme list,</w:t>
+      </w:r>
+      <w:r>
+        <w:t xml:space="preserve"> </w:t>
+      </w:r>
+      <w:r>
+        <w:t xml:space="preserve">NAV download, benchmark, holdings) with a simulation, so it proves the plumbing</w:t>
+      </w:r>
+      <w:r>
+        <w:t xml:space="preserve"> </w:t>
+      </w:r>
+      <w:r>
+        <w:t xml:space="preserve">and the outputs, not the live integrations.</w:t>
+      </w:r>
+      <w:r>
+        <w:t xml:space="preserve"> </w:t>
+      </w:r>
+      <w:r>
+        <w:rPr>
+          <w:rStyle w:val="VerbatimChar"/>
+        </w:rPr>
+        <w:t xml:space="preserve">test_mf_holdings_screener.py</w:t>
+      </w:r>
+      <w:r>
+        <w:t xml:space="preserve"> </w:t>
+      </w:r>
+      <w:r>
+        <w:t xml:space="preserve">uses</w:t>
+      </w:r>
+      <w:r>
+        <w:t xml:space="preserve"> </w:t>
+      </w:r>
+      <w:r>
+        <w:t xml:space="preserve">synthetic NAV series and a synthetic AMFI file; it checks the ISIN/name mapping, the</w:t>
+      </w:r>
+      <w:r>
+        <w:t xml:space="preserve"> </w:t>
+      </w:r>
+      <w:r>
+        <w:t xml:space="preserve">verdict rules, the peer ranking and the output file, and says nothing about real</w:t>
+      </w:r>
+      <w:r>
+        <w:t xml:space="preserve"> </w:t>
+      </w:r>
+      <w:r>
+        <w:t xml:space="preserve">funds.</w:t>
+      </w:r>
+      <w:r>
+        <w:t xml:space="preserve"> </w:t>
+      </w:r>
+      <w:r>
+        <w:rPr>
+          <w:rStyle w:val="VerbatimChar"/>
+        </w:rPr>
+        <w:t xml:space="preserve">cdsl_holdings_to_xls.py</w:t>
+      </w:r>
+      <w:r>
+        <w:t xml:space="preserve"> </w:t>
+      </w:r>
+      <w:r>
+        <w:t xml:space="preserve">has no automated tests; it was checked by running it</w:t>
+      </w:r>
+      <w:r>
+        <w:t xml:space="preserve"> </w:t>
+      </w:r>
+      <w:r>
+        <w:t xml:space="preserve">on one real statement and reconciling against the printed totals.</w:t>
+      </w:r>
+      <w:r>
+        <w:t xml:space="preserve"> </w:t>
+      </w:r>
+      <w:r>
+        <w:rPr>
+          <w:rStyle w:val="VerbatimChar"/>
+        </w:rPr>
+        <w:t xml:space="preserve">compare_funds.py</w:t>
+      </w:r>
+      <w:r>
+        <w:t xml:space="preserve"> </w:t>
+      </w:r>
+      <w:r>
+        <w:t xml:space="preserve">has no</w:t>
+      </w:r>
+      <w:r>
+        <w:t xml:space="preserve"> </w:t>
+      </w:r>
+      <w:r>
+        <w:rPr>
+          <w:rStyle w:val="VerbatimChar"/>
+        </w:rPr>
+        <w:t xml:space="preserve">test_compare_funds.py</w:t>
+      </w:r>
+      <w:r>
+        <w:t xml:space="preserve"> </w:t>
+      </w:r>
+      <w:r>
+        <w:t xml:space="preserve">yet: only its input-file reading was tried (on small</w:t>
+      </w:r>
+      <w:r>
+        <w:t xml:space="preserve"> </w:t>
+      </w:r>
+      <w:r>
+        <w:rPr>
+          <w:rStyle w:val="VerbatimChar"/>
+        </w:rPr>
+        <w:t xml:space="preserve">.xlsx</w:t>
+      </w:r>
+      <w:r>
+        <w:t xml:space="preserve"> </w:t>
+      </w:r>
+      <w:r>
+        <w:t xml:space="preserve">and HTML-as-</w:t>
+      </w:r>
+      <w:r>
+        <w:rPr>
+          <w:rStyle w:val="VerbatimChar"/>
+        </w:rPr>
+        <w:t xml:space="preserve">.xls</w:t>
+      </w:r>
+      <w:r>
+        <w:t xml:space="preserve"> </w:t>
+      </w:r>
+      <w:r>
+        <w:t xml:space="preserve">files) and it passes a syntax check; the comparison itself</w:t>
+      </w:r>
+      <w:r>
+        <w:t xml:space="preserve"> </w:t>
+      </w:r>
+      <w:r>
+        <w:t xml:space="preserve">has not been run.</w:t>
+      </w:r>
+    </w:p>
+    <w:bookmarkEnd w:id="25"/>
+    <w:bookmarkStart w:id="26" w:name="X0a50dc15ea651493d7c5dc390a352185f13b08d"/>
+    <w:p>
+      <w:pPr>
+        <w:pStyle w:val="Heading2"/>
+      </w:pPr>
+      <w:r>
+        <w:t xml:space="preserve">Things not yet proven against live services</w:t>
+      </w:r>
+    </w:p>
+    <w:p>
+      <w:pPr>
+        <w:pStyle w:val="FirstParagraph"/>
+      </w:pPr>
+      <w:r>
+        <w:t xml:space="preserve">These have only ever run on synthetic data. Run</w:t>
+      </w:r>
+      <w:r>
+        <w:t xml:space="preserve"> </w:t>
+      </w:r>
+      <w:r>
+        <w:rPr>
+          <w:rStyle w:val="VerbatimChar"/>
+        </w:rPr>
+        <w:t xml:space="preserve">python live_check.py</w:t>
+      </w:r>
+      <w:r>
+        <w:t xml:space="preserve"> </w:t>
+      </w:r>
+      <w:r>
+        <w:t xml:space="preserve">once on a</w:t>
+      </w:r>
+      <w:r>
+        <w:t xml:space="preserve"> </w:t>
+      </w:r>
+      <w:r>
+        <w:t xml:space="preserve">computer with internet access (add</w:t>
+      </w:r>
+      <w:r>
+        <w:t xml:space="preserve"> </w:t>
+      </w:r>
+      <w:r>
+        <w:rPr>
+          <w:rStyle w:val="VerbatimChar"/>
+        </w:rPr>
+        <w:t xml:space="preserve">--holdings</w:t>
+      </w:r>
+      <w:r>
+        <w:t xml:space="preserve"> </w:t>
+      </w:r>
+      <w:r>
+        <w:t xml:space="preserve">to try the AMC downloaders); it prints</w:t>
+      </w:r>
+      <w:r>
+        <w:t xml:space="preserve"> </w:t>
+      </w:r>
+      <w:r>
+        <w:t xml:space="preserve">PASS / WARN / FAIL per step and exits non-zero on a failure:</w:t>
+      </w:r>
+    </w:p>
+    <w:p>
+      <w:pPr>
+        <w:pStyle w:val="Compact"/>
+        <w:numPr>
+          <w:ilvl w:val="0"/>
+          <w:numId w:val="1010"/>
+        </w:numPr>
+      </w:pPr>
+      <w:r>
+        <w:t xml:space="preserve">mfapi.in scheme master, category lookup and NAV download</w:t>
+      </w:r>
+    </w:p>
+    <w:p>
+      <w:pPr>
+        <w:pStyle w:val="Compact"/>
+        <w:numPr>
+          <w:ilvl w:val="0"/>
+          <w:numId w:val="1010"/>
+        </w:numPr>
+      </w:pPr>
+      <w:r>
+        <w:t xml:space="preserve">the benchmark proxy search for every category in</w:t>
+      </w:r>
+      <w:r>
+        <w:t xml:space="preserve"> </w:t>
+      </w:r>
+      <w:r>
+        <w:rPr>
+          <w:rStyle w:val="VerbatimChar"/>
+        </w:rPr>
+        <w:t xml:space="preserve">config.BENCHMARKS</w:t>
+      </w:r>
+    </w:p>
+    <w:p>
+      <w:pPr>
+        <w:pStyle w:val="Compact"/>
+        <w:numPr>
+          <w:ilvl w:val="0"/>
+          <w:numId w:val="1010"/>
+        </w:numPr>
+      </w:pPr>
+      <w:r>
+        <w:t xml:space="preserve">AMFI’s</w:t>
+      </w:r>
+      <w:r>
+        <w:t xml:space="preserve"> </w:t>
+      </w:r>
+      <w:r>
+        <w:rPr>
+          <w:rStyle w:val="VerbatimChar"/>
+        </w:rPr>
+        <w:t xml:space="preserve">NAVAll.txt</w:t>
+      </w:r>
+      <w:r>
+        <w:t xml:space="preserve"> </w:t>
+      </w:r>
+      <w:r>
+        <w:t xml:space="preserve">(used by</w:t>
+      </w:r>
+      <w:r>
+        <w:t xml:space="preserve"> </w:t>
+      </w:r>
+      <w:r>
+        <w:rPr>
+          <w:rStyle w:val="VerbatimChar"/>
+        </w:rPr>
+        <w:t xml:space="preserve">mf_holdings_screener.py</w:t>
+      </w:r>
+      <w:r>
+        <w:t xml:space="preserve">)</w:t>
+      </w:r>
+    </w:p>
+    <w:p>
+      <w:pPr>
+        <w:pStyle w:val="Compact"/>
+        <w:numPr>
+          <w:ilvl w:val="0"/>
+          <w:numId w:val="1010"/>
+        </w:numPr>
+      </w:pPr>
+      <w:r>
+        <w:t xml:space="preserve">the three</w:t>
+      </w:r>
+      <w:r>
+        <w:t xml:space="preserve"> </w:t>
+      </w:r>
+      <w:r>
+        <w:rPr>
+          <w:rStyle w:val="VerbatimChar"/>
+        </w:rPr>
+        <w:t xml:space="preserve">auto</w:t>
+      </w:r>
+      <w:r>
+        <w:t xml:space="preserve"> </w:t>
+      </w:r>
+      <w:r>
+        <w:t xml:space="preserve">AMC portfolio downloaders</w:t>
+      </w:r>
+    </w:p>
+    <w:p>
+      <w:pPr>
+        <w:pStyle w:val="Compact"/>
+        <w:numPr>
+          <w:ilvl w:val="0"/>
+          <w:numId w:val="1010"/>
+        </w:numPr>
+      </w:pPr>
+      <w:r>
+        <w:rPr>
+          <w:rStyle w:val="VerbatimChar"/>
+        </w:rPr>
+        <w:t xml:space="preserve">holdings_import.py</w:t>
+      </w:r>
+      <w:r>
+        <w:t xml:space="preserve"> </w:t>
+      </w:r>
+      <w:r>
+        <w:t xml:space="preserve">and</w:t>
+      </w:r>
+      <w:r>
+        <w:t xml:space="preserve"> </w:t>
+      </w:r>
+      <w:r>
+        <w:rPr>
+          <w:rStyle w:val="VerbatimChar"/>
+        </w:rPr>
+        <w:t xml:space="preserve">build_marketcap.py</w:t>
+      </w:r>
+      <w:r>
+        <w:t xml:space="preserve"> </w:t>
+      </w:r>
+      <w:r>
+        <w:t xml:space="preserve">on real files</w:t>
+      </w:r>
+    </w:p>
+    <w:p>
+      <w:pPr>
+        <w:pStyle w:val="Compact"/>
+        <w:numPr>
+          <w:ilvl w:val="0"/>
+          <w:numId w:val="1010"/>
+        </w:numPr>
+      </w:pPr>
+      <w:r>
+        <w:rPr>
+          <w:rStyle w:val="VerbatimChar"/>
+        </w:rPr>
+        <w:t xml:space="preserve">shortlist.py</w:t>
+      </w:r>
+      <w:r>
+        <w:t xml:space="preserve">,</w:t>
+      </w:r>
+      <w:r>
+        <w:t xml:space="preserve"> </w:t>
+      </w:r>
+      <w:r>
+        <w:rPr>
+          <w:rStyle w:val="VerbatimChar"/>
+        </w:rPr>
+        <w:t xml:space="preserve">mf_holdings_screener.py</w:t>
+      </w:r>
+      <w:r>
+        <w:t xml:space="preserve">,</w:t>
+      </w:r>
+      <w:r>
+        <w:t xml:space="preserve"> </w:t>
+      </w:r>
+      <w:r>
+        <w:rPr>
+          <w:rStyle w:val="VerbatimChar"/>
+        </w:rPr>
+        <w:t xml:space="preserve">compare_funds.py</w:t>
+      </w:r>
+      <w:r>
+        <w:t xml:space="preserve"> </w:t>
+      </w:r>
+      <w:r>
+        <w:t xml:space="preserve">and</w:t>
+      </w:r>
+      <w:r>
+        <w:t xml:space="preserve"> </w:t>
+      </w:r>
+      <w:r>
+        <w:rPr>
+          <w:rStyle w:val="VerbatimChar"/>
+        </w:rPr>
+        <w:t xml:space="preserve">cdsl_holdings_to_xls.py</w:t>
+      </w:r>
+      <w:r>
+        <w:t xml:space="preserve"> </w:t>
+      </w:r>
+      <w:r>
+        <w:t xml:space="preserve">on a real first run — check the</w:t>
+      </w:r>
+      <w:r>
+        <w:t xml:space="preserve"> </w:t>
+      </w:r>
+      <w:r>
+        <w:t xml:space="preserve">first real output (benchmark names, Match Method, Peer Group Size,</w:t>
+      </w:r>
+      <w:r>
+        <w:t xml:space="preserve"> </w:t>
+      </w:r>
+      <w:r>
+        <w:rPr>
+          <w:rStyle w:val="VerbatimChar"/>
+        </w:rPr>
+        <w:t xml:space="preserve">data_flags</w:t>
+      </w:r>
+      <w:r>
+        <w:t xml:space="preserve">; for</w:t>
+      </w:r>
+      <w:r>
+        <w:t xml:space="preserve"> </w:t>
+      </w:r>
+      <w:r>
+        <w:rPr>
+          <w:rStyle w:val="VerbatimChar"/>
+        </w:rPr>
+        <w:t xml:space="preserve">compare_funds.py</w:t>
+      </w:r>
+      <w:r>
+        <w:t xml:space="preserve"> </w:t>
+      </w:r>
+      <w:r>
+        <w:t xml:space="preserve">the</w:t>
+      </w:r>
+      <w:r>
+        <w:t xml:space="preserve"> </w:t>
+      </w:r>
+      <w:r>
+        <w:rPr>
+          <w:i/>
+          <w:iCs/>
+        </w:rPr>
+        <w:t xml:space="preserve">Notes</w:t>
+      </w:r>
+      <w:r>
+        <w:t xml:space="preserve"> </w:t>
+      </w:r>
+      <w:r>
+        <w:t xml:space="preserve">sheet and</w:t>
+      </w:r>
+      <w:r>
+        <w:t xml:space="preserve"> </w:t>
+      </w:r>
+      <w:r>
+        <w:t xml:space="preserve">a few numbers against</w:t>
+      </w:r>
+      <w:r>
+        <w:t xml:space="preserve"> </w:t>
+      </w:r>
+      <w:r>
+        <w:rPr>
+          <w:rStyle w:val="VerbatimChar"/>
+        </w:rPr>
+        <w:t xml:space="preserve">check_fund.py</w:t>
+      </w:r>
+      <w:r>
+        <w:t xml:space="preserve">) before trusting it</w:t>
+      </w:r>
+    </w:p>
+    <w:p>
+      <w:pPr>
+        <w:pStyle w:val="FirstParagraph"/>
+      </w:pPr>
+      <w:r>
+        <w:rPr>
+          <w:b/>
+          <w:bCs/>
+        </w:rPr>
+        <w:t xml:space="preserve">First live check (Oct 2026):</w:t>
+      </w:r>
+      <w:r>
+        <w:t xml:space="preserve"> </w:t>
+      </w:r>
+      <w:r>
+        <w:t xml:space="preserve">mfapi.in, category lookup, NAV download and all benchmark proxies</w:t>
+      </w:r>
+      <w:r>
+        <w:t xml:space="preserve"> </w:t>
+      </w:r>
+      <w:r>
+        <w:t xml:space="preserve">worked. Two warnings: the</w:t>
+      </w:r>
+      <w:r>
+        <w:t xml:space="preserve"> </w:t>
+      </w:r>
+      <w:r>
+        <w:rPr>
+          <w:i/>
+          <w:iCs/>
+        </w:rPr>
+        <w:t xml:space="preserve">large &amp; mid cap</w:t>
+      </w:r>
+      <w:r>
+        <w:t xml:space="preserve"> </w:t>
+      </w:r>
+      <w:r>
+        <w:t xml:space="preserve">proxy has only ~4.9 years of history and the</w:t>
+      </w:r>
+      <w:r>
+        <w:t xml:space="preserve"> </w:t>
+      </w:r>
+      <w:r>
+        <w:rPr>
+          <w:i/>
+          <w:iCs/>
+        </w:rPr>
+        <w:t xml:space="preserve">multi cap</w:t>
+      </w:r>
+      <w:r>
+        <w:t xml:space="preserve"> </w:t>
+      </w:r>
+      <w:r>
+        <w:t xml:space="preserve">proxy ~2.2 years, so multi-cap funds get no benchmark metrics (a 3-year window does not fit) until you</w:t>
+      </w:r>
+      <w:r>
+        <w:t xml:space="preserve"> </w:t>
+      </w:r>
+      <w:r>
+        <w:t xml:space="preserve">supply a TRI csv with</w:t>
+      </w:r>
+      <w:r>
+        <w:t xml:space="preserve"> </w:t>
+      </w:r>
+      <w:r>
+        <w:rPr>
+          <w:rStyle w:val="VerbatimChar"/>
+        </w:rPr>
+        <w:t xml:space="preserve">import_tri.py</w:t>
+      </w:r>
+      <w:r>
+        <w:t xml:space="preserve">. AMFI’s NAVAll.txt had changed: Plan and Option are now separate</w:t>
+      </w:r>
+      <w:r>
+        <w:t xml:space="preserve"> </w:t>
+      </w:r>
+      <w:r>
+        <w:t xml:space="preserve">columns, which</w:t>
+      </w:r>
+      <w:r>
+        <w:t xml:space="preserve"> </w:t>
+      </w:r>
+      <w:r>
+        <w:rPr>
+          <w:rStyle w:val="VerbatimChar"/>
+        </w:rPr>
+        <w:t xml:space="preserve">parse_navall</w:t>
+      </w:r>
+      <w:r>
+        <w:t xml:space="preserve"> </w:t>
+      </w:r>
+      <w:r>
+        <w:t xml:space="preserve">now reads from the header row (</w:t>
+      </w:r>
+      <w:r>
+        <w:rPr>
+          <w:rStyle w:val="VerbatimChar"/>
+        </w:rPr>
+        <w:t xml:space="preserve">navall_diag.py</w:t>
+      </w:r>
+      <w:r>
+        <w:t xml:space="preserve"> </w:t>
+      </w:r>
+      <w:r>
+        <w:t xml:space="preserve">shows how a file is parsed).</w:t>
       </w:r>
     </w:p>
     <w:bookmarkEnd w:id="26"/>
-    <w:bookmarkStart w:id="27" w:name="notes-caveats"/>
+    <w:bookmarkStart w:id="27" w:name="X2c0f072ac2b4776a7f1d1ccd21193bcfd985e8d"/>
+    <w:p>
+      <w:pPr>
+        <w:pStyle w:val="Heading2"/>
+      </w:pPr>
+      <w:r>
+        <w:t xml:space="preserve">Mapping to</w:t>
+      </w:r>
+      <w:r>
+        <w:t xml:space="preserve"> </w:t>
+      </w:r>
+      <w:r>
+        <w:rPr>
+          <w:rStyle w:val="VerbatimChar"/>
+        </w:rPr>
+        <w:t xml:space="preserve">mutual_fund_scoring_specification.md</w:t>
+      </w:r>
+    </w:p>
+    <w:tbl>
+      <w:tblPr>
+        <w:tblStyle w:val="Table"/>
+        <w:tblW w:type="pct" w:w="5000"/>
+        <w:tblLayout w:type="fixed"/>
+        <w:tblLook w:firstRow="1" w:lastRow="0" w:firstColumn="0" w:lastColumn="0" w:noHBand="0" w:noVBand="0" w:val="0020"/>
+      </w:tblPr>
+      <w:tblGrid>
+        <w:gridCol w:w="3960"/>
+        <w:gridCol w:w="3960"/>
+      </w:tblGrid>
+      <w:tr>
+        <w:trPr>
+          <w:tblHeader w:val="on"/>
+        </w:trPr>
+        <w:tc>
+          <w:tcPr/>
+          <w:p>
+            <w:pPr>
+              <w:pStyle w:val="Compact"/>
+            </w:pPr>
+            <w:r>
+              <w:t xml:space="preserve">Spec item</w:t>
+            </w:r>
+          </w:p>
+        </w:tc>
+        <w:tc>
+          <w:tcPr/>
+          <w:p>
+            <w:pPr>
+              <w:pStyle w:val="Compact"/>
+            </w:pPr>
+            <w:r>
+              <w:t xml:space="preserve">Status</w:t>
+            </w:r>
+          </w:p>
+        </w:tc>
+      </w:tr>
+      <w:tr>
+        <w:tc>
+          <w:tcPr/>
+          <w:p>
+            <w:pPr>
+              <w:pStyle w:val="Compact"/>
+            </w:pPr>
+            <w:r>
+              <w:t xml:space="preserve">1. 3-year return</w:t>
+            </w:r>
+          </w:p>
+        </w:tc>
+        <w:tc>
+          <w:tcPr/>
+          <w:p>
+            <w:pPr>
+              <w:pStyle w:val="Compact"/>
+            </w:pPr>
+            <w:r>
+              <w:t xml:space="preserve">✅</w:t>
+            </w:r>
+            <w:r>
+              <w:t xml:space="preserve"> </w:t>
+            </w:r>
+            <w:r>
+              <w:rPr>
+                <w:rStyle w:val="VerbatimChar"/>
+              </w:rPr>
+              <w:t xml:space="preserve">cagr_3y</w:t>
+            </w:r>
+          </w:p>
+        </w:tc>
+      </w:tr>
+      <w:tr>
+        <w:tc>
+          <w:tcPr/>
+          <w:p>
+            <w:pPr>
+              <w:pStyle w:val="Compact"/>
+            </w:pPr>
+            <w:r>
+              <w:t xml:space="preserve">2. 5-year return</w:t>
+            </w:r>
+          </w:p>
+        </w:tc>
+        <w:tc>
+          <w:tcPr/>
+          <w:p>
+            <w:pPr>
+              <w:pStyle w:val="Compact"/>
+            </w:pPr>
+            <w:r>
+              <w:t xml:space="preserve">✅</w:t>
+            </w:r>
+            <w:r>
+              <w:t xml:space="preserve"> </w:t>
+            </w:r>
+            <w:r>
+              <w:rPr>
+                <w:rStyle w:val="VerbatimChar"/>
+              </w:rPr>
+              <w:t xml:space="preserve">cagr_5y</w:t>
+            </w:r>
+          </w:p>
+        </w:tc>
+      </w:tr>
+      <w:tr>
+        <w:tc>
+          <w:tcPr/>
+          <w:p>
+            <w:pPr>
+              <w:pStyle w:val="Compact"/>
+            </w:pPr>
+            <w:r>
+              <w:t xml:space="preserve">3. Rolling consistency vs benchmark</w:t>
+            </w:r>
+          </w:p>
+        </w:tc>
+        <w:tc>
+          <w:tcPr/>
+          <w:p>
+            <w:pPr>
+              <w:pStyle w:val="Compact"/>
+            </w:pPr>
+            <w:r>
+              <w:t xml:space="preserve">✅</w:t>
+            </w:r>
+            <w:r>
+              <w:t xml:space="preserve"> </w:t>
+            </w:r>
+            <w:r>
+              <w:rPr>
+                <w:rStyle w:val="VerbatimChar"/>
+              </w:rPr>
+              <w:t xml:space="preserve">rolling_beat_benchmark_pct</w:t>
+            </w:r>
+            <w:r>
+              <w:t xml:space="preserve"> </w:t>
+            </w:r>
+            <w:r>
+              <w:t xml:space="preserve">(benchmark = index-fund proxy unless you supply a TRI csv with</w:t>
+            </w:r>
+            <w:r>
+              <w:t xml:space="preserve"> </w:t>
+            </w:r>
+            <w:r>
+              <w:rPr>
+                <w:rStyle w:val="VerbatimChar"/>
+              </w:rPr>
+              <w:t xml:space="preserve">import_tri.py</w:t>
+            </w:r>
+            <w:r>
+              <w:t xml:space="preserve">)</w:t>
+            </w:r>
+          </w:p>
+        </w:tc>
+      </w:tr>
+      <w:tr>
+        <w:tc>
+          <w:tcPr/>
+          <w:p>
+            <w:pPr>
+              <w:pStyle w:val="Compact"/>
+            </w:pPr>
+            <w:r>
+              <w:t xml:space="preserve">4. Benchmark excess return</w:t>
+            </w:r>
+          </w:p>
+        </w:tc>
+        <w:tc>
+          <w:tcPr/>
+          <w:p>
+            <w:pPr>
+              <w:pStyle w:val="Compact"/>
+            </w:pPr>
+            <w:r>
+              <w:t xml:space="preserve">✅</w:t>
+            </w:r>
+            <w:r>
+              <w:t xml:space="preserve"> </w:t>
+            </w:r>
+            <w:r>
+              <w:rPr>
+                <w:rStyle w:val="VerbatimChar"/>
+              </w:rPr>
+              <w:t xml:space="preserve">benchmark_excess_return</w:t>
+            </w:r>
+            <w:r>
+              <w:t xml:space="preserve"> </w:t>
+            </w:r>
+            <w:r>
+              <w:t xml:space="preserve">(same caveat)</w:t>
+            </w:r>
+          </w:p>
+        </w:tc>
+      </w:tr>
+      <w:tr>
+        <w:tc>
+          <w:tcPr/>
+          <w:p>
+            <w:pPr>
+              <w:pStyle w:val="Compact"/>
+            </w:pPr>
+            <w:r>
+              <w:t xml:space="preserve">5. Risk-adjusted return</w:t>
+            </w:r>
+          </w:p>
+        </w:tc>
+        <w:tc>
+          <w:tcPr/>
+          <w:p>
+            <w:pPr>
+              <w:pStyle w:val="Compact"/>
+            </w:pPr>
+            <w:r>
+              <w:t xml:space="preserve">✅ Sharpe-style ratio + Sortino, as two separate weights (computed from 3y CAGR and monthly volatility, not from a full monthly excess-return series). A single blended Sharpe/Sortino value is</w:t>
+            </w:r>
+            <w:r>
+              <w:t xml:space="preserve"> </w:t>
+            </w:r>
+            <w:r>
+              <w:rPr>
+                <w:b/>
+                <w:bCs/>
+              </w:rPr>
+              <w:t xml:space="preserve">dropped by decision</w:t>
+            </w:r>
+          </w:p>
+        </w:tc>
+      </w:tr>
+      <w:tr>
+        <w:tc>
+          <w:tcPr/>
+          <w:p>
+            <w:pPr>
+              <w:pStyle w:val="Compact"/>
+            </w:pPr>
+            <w:r>
+              <w:t xml:space="preserve">6. Maximum drawdown</w:t>
+            </w:r>
+          </w:p>
+        </w:tc>
+        <w:tc>
+          <w:tcPr/>
+          <w:p>
+            <w:pPr>
+              <w:pStyle w:val="Compact"/>
+            </w:pPr>
+            <w:r>
+              <w:t xml:space="preserve">✅</w:t>
+            </w:r>
+            <w:r>
+              <w:t xml:space="preserve"> </w:t>
+            </w:r>
+            <w:r>
+              <w:rPr>
+                <w:rStyle w:val="VerbatimChar"/>
+              </w:rPr>
+              <w:t xml:space="preserve">max_drawdown</w:t>
+            </w:r>
+            <w:r>
+              <w:t xml:space="preserve">, over a common trailing 3-year window (</w:t>
+            </w:r>
+            <w:r>
+              <w:rPr>
+                <w:rStyle w:val="VerbatimChar"/>
+              </w:rPr>
+              <w:t xml:space="preserve">DRAWDOWN_WINDOW_YEARS</w:t>
+            </w:r>
+            <w:r>
+              <w:t xml:space="preserve">)</w:t>
+            </w:r>
+          </w:p>
+        </w:tc>
+      </w:tr>
+      <w:tr>
+        <w:tc>
+          <w:tcPr/>
+          <w:p>
+            <w:pPr>
+              <w:pStyle w:val="Compact"/>
+            </w:pPr>
+            <w:r>
+              <w:t xml:space="preserve">7. Expense ratio</w:t>
+            </w:r>
+          </w:p>
+        </w:tc>
+        <w:tc>
+          <w:tcPr/>
+          <w:p>
+            <w:pPr>
+              <w:pStyle w:val="Compact"/>
+            </w:pPr>
+            <w:r>
+              <w:t xml:space="preserve">⛔ not implemented (excluded on request)</w:t>
+            </w:r>
+          </w:p>
+        </w:tc>
+      </w:tr>
+      <w:tr>
+        <w:tc>
+          <w:tcPr/>
+          <w:p>
+            <w:pPr>
+              <w:pStyle w:val="Compact"/>
+            </w:pPr>
+            <w:r>
+              <w:t xml:space="preserve">8. Portfolio quality</w:t>
+            </w:r>
+          </w:p>
+        </w:tc>
+        <w:tc>
+          <w:tcPr/>
+          <w:p>
+            <w:pPr>
+              <w:pStyle w:val="Compact"/>
+            </w:pPr>
+            <w:r>
+              <w:t xml:space="preserve">✅ needs holdings files (see above); missing for funds without one</w:t>
+            </w:r>
+          </w:p>
+        </w:tc>
+      </w:tr>
+      <w:tr>
+        <w:tc>
+          <w:tcPr/>
+          <w:p>
+            <w:pPr>
+              <w:pStyle w:val="Compact"/>
+            </w:pPr>
+            <w:r>
+              <w:t xml:space="preserve">External weights file, validated, version recorded</w:t>
+            </w:r>
+          </w:p>
+        </w:tc>
+        <w:tc>
+          <w:tcPr/>
+          <w:p>
+            <w:pPr>
+              <w:pStyle w:val="Compact"/>
+            </w:pPr>
+            <w:r>
+              <w:t xml:space="preserve">✅</w:t>
+            </w:r>
+            <w:r>
+              <w:t xml:space="preserve"> </w:t>
+            </w:r>
+            <w:r>
+              <w:rPr>
+                <w:rStyle w:val="VerbatimChar"/>
+              </w:rPr>
+              <w:t xml:space="preserve">weights.ini</w:t>
+            </w:r>
+            <w:r>
+              <w:t xml:space="preserve"> </w:t>
+            </w:r>
+            <w:r>
+              <w:t xml:space="preserve">(INI instead of JSON),</w:t>
+            </w:r>
+            <w:r>
+              <w:t xml:space="preserve"> </w:t>
+            </w:r>
+            <w:r>
+              <w:rPr>
+                <w:rStyle w:val="VerbatimChar"/>
+              </w:rPr>
+              <w:t xml:space="preserve">--weights</w:t>
+            </w:r>
+            <w:r>
+              <w:t xml:space="preserve"> </w:t>
+            </w:r>
+            <w:r>
+              <w:t xml:space="preserve">option</w:t>
+            </w:r>
+          </w:p>
+        </w:tc>
+      </w:tr>
+      <w:tr>
+        <w:tc>
+          <w:tcPr/>
+          <w:p>
+            <w:pPr>
+              <w:pStyle w:val="Compact"/>
+            </w:pPr>
+            <w:r>
+              <w:t xml:space="preserve">Percentile scoring</w:t>
+            </w:r>
+          </w:p>
+        </w:tc>
+        <w:tc>
+          <w:tcPr/>
+          <w:p>
+            <w:pPr>
+              <w:pStyle w:val="Compact"/>
+            </w:pPr>
+            <w:r>
+              <w:t xml:space="preserve">✅</w:t>
+            </w:r>
+            <w:r>
+              <w:t xml:space="preserve"> </w:t>
+            </w:r>
+            <w:r>
+              <w:rPr>
+                <w:rStyle w:val="VerbatimChar"/>
+              </w:rPr>
+              <w:t xml:space="preserve">scoring_method = percentile</w:t>
+            </w:r>
+            <w:r>
+              <w:t xml:space="preserve"> </w:t>
+            </w:r>
+            <w:r>
+              <w:t xml:space="preserve">(default stays</w:t>
+            </w:r>
+            <w:r>
+              <w:t xml:space="preserve"> </w:t>
+            </w:r>
+            <w:r>
+              <w:rPr>
+                <w:rStyle w:val="VerbatimChar"/>
+              </w:rPr>
+              <w:t xml:space="preserve">zscore</w:t>
+            </w:r>
+            <w:r>
+              <w:t xml:space="preserve">);</w:t>
+            </w:r>
+            <w:r>
+              <w:t xml:space="preserve"> </w:t>
+            </w:r>
+            <w:r>
+              <w:rPr>
+                <w:rStyle w:val="VerbatimChar"/>
+              </w:rPr>
+              <w:t xml:space="preserve">final_score_0_100</w:t>
+            </w:r>
+            <w:r>
+              <w:t xml:space="preserve"> </w:t>
+            </w:r>
+            <w:r>
+              <w:t xml:space="preserve">is always percentile-based</w:t>
+            </w:r>
+          </w:p>
+        </w:tc>
+      </w:tr>
+      <w:tr>
+        <w:tc>
+          <w:tcPr/>
+          <w:p>
+            <w:pPr>
+              <w:pStyle w:val="Compact"/>
+            </w:pPr>
+            <w:r>
+              <w:t xml:space="preserve">Renormalise over available metrics + minimum coverage +</w:t>
+            </w:r>
+            <w:r>
+              <w:t xml:space="preserve"> </w:t>
+            </w:r>
+            <w:r>
+              <w:rPr>
+                <w:rStyle w:val="VerbatimChar"/>
+              </w:rPr>
+              <w:t xml:space="preserve">INSUFFICIENT_DATA</w:t>
+            </w:r>
+          </w:p>
+        </w:tc>
+        <w:tc>
+          <w:tcPr/>
+          <w:p>
+            <w:pPr>
+              <w:pStyle w:val="Compact"/>
+            </w:pPr>
+            <w:r>
+              <w:t xml:space="preserve">✅</w:t>
+            </w:r>
+            <w:r>
+              <w:t xml:space="preserve"> </w:t>
+            </w:r>
+            <w:r>
+              <w:rPr>
+                <w:rStyle w:val="VerbatimChar"/>
+              </w:rPr>
+              <w:t xml:space="preserve">missing_data_policy</w:t>
+            </w:r>
+            <w:r>
+              <w:t xml:space="preserve">,</w:t>
+            </w:r>
+            <w:r>
+              <w:t xml:space="preserve"> </w:t>
+            </w:r>
+            <w:r>
+              <w:rPr>
+                <w:rStyle w:val="VerbatimChar"/>
+              </w:rPr>
+              <w:t xml:space="preserve">minimum_coverage_percent</w:t>
+            </w:r>
+          </w:p>
+        </w:tc>
+      </w:tr>
+      <w:tr>
+        <w:tc>
+          <w:tcPr/>
+          <w:p>
+            <w:pPr>
+              <w:pStyle w:val="Compact"/>
+            </w:pPr>
+            <w:r>
+              <w:t xml:space="preserve">Low-confidence flag for small groups</w:t>
+            </w:r>
+          </w:p>
+        </w:tc>
+        <w:tc>
+          <w:tcPr/>
+          <w:p>
+            <w:pPr>
+              <w:pStyle w:val="Compact"/>
+            </w:pPr>
+            <w:r>
+              <w:t xml:space="preserve">✅</w:t>
+            </w:r>
+            <w:r>
+              <w:t xml:space="preserve"> </w:t>
+            </w:r>
+            <w:r>
+              <w:rPr>
+                <w:rStyle w:val="VerbatimChar"/>
+              </w:rPr>
+              <w:t xml:space="preserve">min_group_size</w:t>
+            </w:r>
+          </w:p>
+        </w:tc>
+      </w:tr>
+      <w:tr>
+        <w:tc>
+          <w:tcPr/>
+          <w:p>
+            <w:pPr>
+              <w:pStyle w:val="Compact"/>
+            </w:pPr>
+            <w:r>
+              <w:t xml:space="preserve">Stale / duplicate / inconsistent / non-comparable data flags, as-of dates</w:t>
+            </w:r>
+          </w:p>
+        </w:tc>
+        <w:tc>
+          <w:tcPr/>
+          <w:p>
+            <w:pPr>
+              <w:pStyle w:val="Compact"/>
+            </w:pPr>
+            <w:r>
+              <w:t xml:space="preserve">✅</w:t>
+            </w:r>
+            <w:r>
+              <w:t xml:space="preserve"> </w:t>
+            </w:r>
+            <w:r>
+              <w:rPr>
+                <w:rStyle w:val="VerbatimChar"/>
+              </w:rPr>
+              <w:t xml:space="preserve">data_checks.py</w:t>
+            </w:r>
+            <w:r>
+              <w:t xml:space="preserve">,</w:t>
+            </w:r>
+            <w:r>
+              <w:t xml:space="preserve"> </w:t>
+            </w:r>
+            <w:r>
+              <w:rPr>
+                <w:rStyle w:val="VerbatimChar"/>
+              </w:rPr>
+              <w:t xml:space="preserve">--as-of-date</w:t>
+            </w:r>
+          </w:p>
+        </w:tc>
+      </w:tr>
+      <w:tr>
+        <w:tc>
+          <w:tcPr/>
+          <w:p>
+            <w:pPr>
+              <w:pStyle w:val="Compact"/>
+            </w:pPr>
+            <w:r>
+              <w:t xml:space="preserve">Categories ranked separately; labelled exploratory cross-category list</w:t>
+            </w:r>
+          </w:p>
+        </w:tc>
+        <w:tc>
+          <w:tcPr/>
+          <w:p>
+            <w:pPr>
+              <w:pStyle w:val="Compact"/>
+            </w:pPr>
+            <w:r>
+              <w:t xml:space="preserve">✅</w:t>
+            </w:r>
+            <w:r>
+              <w:t xml:space="preserve"> </w:t>
+            </w:r>
+            <w:r>
+              <w:rPr>
+                <w:rStyle w:val="VerbatimChar"/>
+              </w:rPr>
+              <w:t xml:space="preserve">--category</w:t>
+            </w:r>
+            <w:r>
+              <w:t xml:space="preserve">,</w:t>
+            </w:r>
+            <w:r>
+              <w:t xml:space="preserve"> </w:t>
+            </w:r>
+            <w:r>
+              <w:rPr>
+                <w:rStyle w:val="VerbatimChar"/>
+              </w:rPr>
+              <w:t xml:space="preserve">--all-categories</w:t>
+            </w:r>
+          </w:p>
+        </w:tc>
+      </w:tr>
+      <w:tr>
+        <w:tc>
+          <w:tcPr/>
+          <w:p>
+            <w:pPr>
+              <w:pStyle w:val="Compact"/>
+            </w:pPr>
+            <w:r>
+              <w:rPr>
+                <w:rStyle w:val="VerbatimChar"/>
+              </w:rPr>
+              <w:t xml:space="preserve">ranked_funds.csv</w:t>
+            </w:r>
+            <w:r>
+              <w:t xml:space="preserve">-style output</w:t>
+            </w:r>
+          </w:p>
+        </w:tc>
+        <w:tc>
+          <w:tcPr/>
+          <w:p>
+            <w:pPr>
+              <w:pStyle w:val="Compact"/>
+            </w:pPr>
+            <w:r>
+              <w:t xml:space="preserve">✅</w:t>
+            </w:r>
+            <w:r>
+              <w:t xml:space="preserve"> </w:t>
+            </w:r>
+            <w:r>
+              <w:rPr>
+                <w:rStyle w:val="VerbatimChar"/>
+              </w:rPr>
+              <w:t xml:space="preserve">shortlisted_funds.csv</w:t>
+            </w:r>
+            <w:r>
+              <w:t xml:space="preserve"> </w:t>
+            </w:r>
+            <w:r>
+              <w:t xml:space="preserve">(the toolkit’s existing name) with per-metric raw value, score, points</w:t>
+            </w:r>
+          </w:p>
+        </w:tc>
+      </w:tr>
+      <w:tr>
+        <w:tc>
+          <w:tcPr/>
+          <w:p>
+            <w:pPr>
+              <w:pStyle w:val="Compact"/>
+            </w:pPr>
+            <w:r>
+              <w:rPr>
+                <w:rStyle w:val="VerbatimChar"/>
+              </w:rPr>
+              <w:t xml:space="preserve">ranked_funds.md</w:t>
+            </w:r>
+            <w:r>
+              <w:t xml:space="preserve">, run log</w:t>
+            </w:r>
+          </w:p>
+        </w:tc>
+        <w:tc>
+          <w:tcPr/>
+          <w:p>
+            <w:pPr>
+              <w:pStyle w:val="Compact"/>
+            </w:pPr>
+            <w:r>
+              <w:t xml:space="preserve">✅</w:t>
+            </w:r>
+            <w:r>
+              <w:t xml:space="preserve"> </w:t>
+            </w:r>
+            <w:r>
+              <w:rPr>
+                <w:rStyle w:val="VerbatimChar"/>
+              </w:rPr>
+              <w:t xml:space="preserve">ranked_funds.md</w:t>
+            </w:r>
+            <w:r>
+              <w:t xml:space="preserve">,</w:t>
+            </w:r>
+            <w:r>
+              <w:t xml:space="preserve"> </w:t>
+            </w:r>
+            <w:r>
+              <w:rPr>
+                <w:rStyle w:val="VerbatimChar"/>
+              </w:rPr>
+              <w:t xml:space="preserve">run_log.txt</w:t>
+            </w:r>
+          </w:p>
+        </w:tc>
+      </w:tr>
+      <w:tr>
+        <w:tc>
+          <w:tcPr/>
+          <w:p>
+            <w:pPr>
+              <w:pStyle w:val="Compact"/>
+            </w:pPr>
+            <w:r>
+              <w:t xml:space="preserve">Non-zero exit on fatal errors</w:t>
+            </w:r>
+          </w:p>
+        </w:tc>
+        <w:tc>
+          <w:tcPr/>
+          <w:p>
+            <w:pPr>
+              <w:pStyle w:val="Compact"/>
+            </w:pPr>
+            <w:r>
+              <w:t xml:space="preserve">✅ 1 = nothing ranked, 2 = bad input/config</w:t>
+            </w:r>
+          </w:p>
+        </w:tc>
+      </w:tr>
+      <w:tr>
+        <w:tc>
+          <w:tcPr/>
+          <w:p>
+            <w:pPr>
+              <w:pStyle w:val="Compact"/>
+            </w:pPr>
+            <w:r>
+              <w:t xml:space="preserve">Automated tests for the scoring engine</w:t>
+            </w:r>
+          </w:p>
+        </w:tc>
+        <w:tc>
+          <w:tcPr/>
+          <w:p>
+            <w:pPr>
+              <w:pStyle w:val="Compact"/>
+            </w:pPr>
+            <w:r>
+              <w:t xml:space="preserve">✅</w:t>
+            </w:r>
+            <w:r>
+              <w:t xml:space="preserve"> </w:t>
+            </w:r>
+            <w:r>
+              <w:rPr>
+                <w:rStyle w:val="VerbatimChar"/>
+              </w:rPr>
+              <w:t xml:space="preserve">test_scoring.py</w:t>
+            </w:r>
+            <w:r>
+              <w:t xml:space="preserve">,</w:t>
+            </w:r>
+            <w:r>
+              <w:t xml:space="preserve"> </w:t>
+            </w:r>
+            <w:r>
+              <w:rPr>
+                <w:rStyle w:val="VerbatimChar"/>
+              </w:rPr>
+              <w:t xml:space="preserve">test_pipeline.py</w:t>
+            </w:r>
+          </w:p>
+        </w:tc>
+      </w:tr>
+    </w:tbl>
+    <w:p>
+      <w:pPr>
+        <w:pStyle w:val="BodyText"/>
+      </w:pPr>
+      <w:r>
+        <w:rPr>
+          <w:b/>
+          <w:bCs/>
+        </w:rPr>
+        <w:t xml:space="preserve">CSV-input command line:</w:t>
+      </w:r>
+      <w:r>
+        <w:t xml:space="preserve"> </w:t>
+      </w:r>
+      <w:r>
+        <w:t xml:space="preserve">✅</w:t>
+      </w:r>
+      <w:r>
+        <w:t xml:space="preserve"> </w:t>
+      </w:r>
+      <w:r>
+        <w:rPr>
+          <w:rStyle w:val="VerbatimChar"/>
+        </w:rPr>
+        <w:t xml:space="preserve">rank_funds.py --input funds.csv</w:t>
+      </w:r>
+      <w:r>
+        <w:t xml:space="preserve"> </w:t>
+      </w:r>
+      <w:r>
+        <w:t xml:space="preserve">(section 6).</w:t>
+      </w:r>
+      <w:r>
+        <w:t xml:space="preserve"> </w:t>
+      </w:r>
+      <w:r>
+        <w:rPr>
+          <w:b/>
+          <w:bCs/>
+        </w:rPr>
+        <w:t xml:space="preserve">Comparing chosen funds:</w:t>
+      </w:r>
+      <w:r>
+        <w:t xml:space="preserve"> </w:t>
+      </w:r>
+      <w:r>
+        <w:t xml:space="preserve">✅</w:t>
+      </w:r>
+      <w:r>
+        <w:t xml:space="preserve"> </w:t>
+      </w:r>
+      <w:r>
+        <w:rPr>
+          <w:rStyle w:val="VerbatimChar"/>
+        </w:rPr>
+        <w:t xml:space="preserve">compare_funds.py</w:t>
+      </w:r>
+      <w:r>
+        <w:t xml:space="preserve"> </w:t>
+      </w:r>
+      <w:r>
+        <w:t xml:space="preserve">(section 7; not yet run against live data).</w:t>
+      </w:r>
+      <w:r>
+        <w:t xml:space="preserve"> </w:t>
+      </w:r>
+      <w:r>
+        <w:rPr>
+          <w:b/>
+          <w:bCs/>
+        </w:rPr>
+        <w:t xml:space="preserve">Not done from the spec, by decision:</w:t>
+      </w:r>
+      <w:r>
+        <w:t xml:space="preserve"> </w:t>
+      </w:r>
+      <w:r>
+        <w:t xml:space="preserve">a single blended</w:t>
+      </w:r>
+      <w:r>
+        <w:t xml:space="preserve"> </w:t>
+      </w:r>
+      <w:r>
+        <w:rPr>
+          <w:rStyle w:val="VerbatimChar"/>
+        </w:rPr>
+        <w:t xml:space="preserve">risk_adjusted_return</w:t>
+      </w:r>
+      <w:r>
+        <w:t xml:space="preserve"> </w:t>
+      </w:r>
+      <w:r>
+        <w:t xml:space="preserve">parameter (Sharpe/Sortino average) — it is not wanted; the two ratios stay as separate weights.</w:t>
+      </w:r>
+    </w:p>
+    <w:p>
+      <w:pPr>
+        <w:pStyle w:val="BodyText"/>
+      </w:pPr>
+      <w:r>
+        <w:rPr>
+          <w:b/>
+          <w:bCs/>
+        </w:rPr>
+        <w:t xml:space="preserve">From the older blueprint document</w:t>
+      </w:r>
+      <w:r>
+        <w:t xml:space="preserve"> </w:t>
+      </w:r>
+      <w:r>
+        <w:t xml:space="preserve">(</w:t>
+      </w:r>
+      <w:r>
+        <w:rPr>
+          <w:rStyle w:val="VerbatimChar"/>
+        </w:rPr>
+        <w:t xml:space="preserve">mutual_fund_agent_architecture_prompting_blueprint.md</w:t>
+      </w:r>
+      <w:r>
+        <w:t xml:space="preserve">):</w:t>
+      </w:r>
+      <w:r>
+        <w:t xml:space="preserve"> </w:t>
+      </w:r>
+      <w:r>
+        <w:t xml:space="preserve">downside capture, quartile consistency, Jensen’s alpha and beta are implemented (off by default; the blueprint’s own weights are not used — weights live in</w:t>
+      </w:r>
+      <w:r>
+        <w:t xml:space="preserve"> </w:t>
+      </w:r>
+      <w:r>
+        <w:rPr>
+          <w:rStyle w:val="VerbatimChar"/>
+        </w:rPr>
+        <w:t xml:space="preserve">weights.ini</w:t>
+      </w:r>
+      <w:r>
+        <w:t xml:space="preserve">); 3-year rolling returns with a 5-year option (</w:t>
+      </w:r>
+      <w:r>
+        <w:rPr>
+          <w:rStyle w:val="VerbatimChar"/>
+        </w:rPr>
+        <w:t xml:space="preserve">--rolling-years 5</w:t>
+      </w:r>
+      <w:r>
+        <w:t xml:space="preserve">); AUM, manager-tenure,</w:t>
+      </w:r>
+      <w:r>
+        <w:t xml:space="preserve"> </w:t>
+      </w:r>
+      <w:r>
+        <w:t xml:space="preserve">turnover, cash and top-10 filters are implemented but need your own</w:t>
+      </w:r>
+      <w:r>
+        <w:t xml:space="preserve"> </w:t>
+      </w:r>
+      <w:r>
+        <w:rPr>
+          <w:rStyle w:val="VerbatimChar"/>
+        </w:rPr>
+        <w:t xml:space="preserve">data/fund_attributes.csv</w:t>
+      </w:r>
+      <w:r>
+        <w:t xml:space="preserve"> </w:t>
+      </w:r>
+      <w:r>
+        <w:t xml:space="preserve">and are off by default; per-fund written summaries are rule-based text in</w:t>
+      </w:r>
+      <w:r>
+        <w:t xml:space="preserve"> </w:t>
+      </w:r>
+      <w:r>
+        <w:rPr>
+          <w:rStyle w:val="VerbatimChar"/>
+        </w:rPr>
+        <w:t xml:space="preserve">ranked_funds.md</w:t>
+      </w:r>
+      <w:r>
+        <w:t xml:space="preserve"> </w:t>
+      </w:r>
+      <w:r>
+        <w:t xml:space="preserve">(AI-written summaries are deferred, by decision); expense ratio is excluded on request.</w:t>
+      </w:r>
+    </w:p>
+    <w:bookmarkEnd w:id="27"/>
+    <w:bookmarkStart w:id="28" w:name="notes-caveats"/>
     <w:p>
       <w:pPr>
         <w:pStyle w:val="Heading2"/>
@@ -12621,8 +13992,8 @@
         <w:t xml:space="preserve">.</w:t>
       </w:r>
     </w:p>
-    <w:bookmarkEnd w:id="27"/>
     <w:bookmarkEnd w:id="28"/>
+    <w:bookmarkEnd w:id="29"/>
     <w:sectPr>
       <w:footnotePr>
         <w:numRestart w:val="eachSect"/>
